--- a/engine/phdc_study/PHDC_Valuation_Study_17-09-2026.docx
+++ b/engine/phdc_study/PHDC_Valuation_Study_17-09-2026.docx
@@ -1413,14 +1413,14 @@
         <w:tblLayout w:type="fixed"/>
       </w:tblPr>
       <w:tblGrid>
-        <w:gridCol w:w="1984"/>
-        <w:gridCol w:w="1026"/>
-        <w:gridCol w:w="1026"/>
-        <w:gridCol w:w="1026"/>
-        <w:gridCol w:w="1026"/>
-        <w:gridCol w:w="1026"/>
-        <w:gridCol w:w="1026"/>
-        <w:gridCol w:w="1026"/>
+        <w:gridCol w:w="1531"/>
+        <w:gridCol w:w="1134"/>
+        <w:gridCol w:w="1134"/>
+        <w:gridCol w:w="1134"/>
+        <w:gridCol w:w="1134"/>
+        <w:gridCol w:w="1134"/>
+        <w:gridCol w:w="1134"/>
+        <w:gridCol w:w="1134"/>
       </w:tblGrid>
       <w:tr>
         <w:trPr>
@@ -1428,7 +1428,7 @@
         </w:trPr>
         <w:tc>
           <w:tcPr>
-            <w:tcW w:type="dxa" w:w="1984"/>
+            <w:tcW w:type="dxa" w:w="1531"/>
           </w:tcPr>
           <w:p>
             <w:r/>
@@ -1444,7 +1444,7 @@
         </w:tc>
         <w:tc>
           <w:tcPr>
-            <w:tcW w:type="dxa" w:w="1026"/>
+            <w:tcW w:type="dxa" w:w="1134"/>
           </w:tcPr>
           <w:p>
             <w:r/>
@@ -1460,7 +1460,7 @@
         </w:tc>
         <w:tc>
           <w:tcPr>
-            <w:tcW w:type="dxa" w:w="1026"/>
+            <w:tcW w:type="dxa" w:w="1134"/>
           </w:tcPr>
           <w:p>
             <w:r/>
@@ -1476,7 +1476,7 @@
         </w:tc>
         <w:tc>
           <w:tcPr>
-            <w:tcW w:type="dxa" w:w="1026"/>
+            <w:tcW w:type="dxa" w:w="1134"/>
           </w:tcPr>
           <w:p>
             <w:r/>
@@ -1492,7 +1492,7 @@
         </w:tc>
         <w:tc>
           <w:tcPr>
-            <w:tcW w:type="dxa" w:w="1026"/>
+            <w:tcW w:type="dxa" w:w="1134"/>
           </w:tcPr>
           <w:p>
             <w:r/>
@@ -1508,7 +1508,7 @@
         </w:tc>
         <w:tc>
           <w:tcPr>
-            <w:tcW w:type="dxa" w:w="1026"/>
+            <w:tcW w:type="dxa" w:w="1134"/>
           </w:tcPr>
           <w:p>
             <w:r/>
@@ -1524,7 +1524,7 @@
         </w:tc>
         <w:tc>
           <w:tcPr>
-            <w:tcW w:type="dxa" w:w="1026"/>
+            <w:tcW w:type="dxa" w:w="1134"/>
           </w:tcPr>
           <w:p>
             <w:r/>
@@ -1540,7 +1540,7 @@
         </w:tc>
         <w:tc>
           <w:tcPr>
-            <w:tcW w:type="dxa" w:w="1026"/>
+            <w:tcW w:type="dxa" w:w="1134"/>
           </w:tcPr>
           <w:p>
             <w:r/>
@@ -1561,7 +1561,7 @@
         </w:trPr>
         <w:tc>
           <w:tcPr>
-            <w:tcW w:type="dxa" w:w="1984"/>
+            <w:tcW w:type="dxa" w:w="1531"/>
           </w:tcPr>
           <w:p>
             <w:r/>
@@ -1576,7 +1576,7 @@
         </w:tc>
         <w:tc>
           <w:tcPr>
-            <w:tcW w:type="dxa" w:w="1026"/>
+            <w:tcW w:type="dxa" w:w="1134"/>
           </w:tcPr>
           <w:p>
             <w:pPr>
@@ -1594,7 +1594,7 @@
         </w:tc>
         <w:tc>
           <w:tcPr>
-            <w:tcW w:type="dxa" w:w="1026"/>
+            <w:tcW w:type="dxa" w:w="1134"/>
           </w:tcPr>
           <w:p>
             <w:pPr>
@@ -1612,7 +1612,7 @@
         </w:tc>
         <w:tc>
           <w:tcPr>
-            <w:tcW w:type="dxa" w:w="1026"/>
+            <w:tcW w:type="dxa" w:w="1134"/>
           </w:tcPr>
           <w:p>
             <w:pPr>
@@ -1630,7 +1630,7 @@
         </w:tc>
         <w:tc>
           <w:tcPr>
-            <w:tcW w:type="dxa" w:w="1026"/>
+            <w:tcW w:type="dxa" w:w="1134"/>
           </w:tcPr>
           <w:p>
             <w:pPr>
@@ -1648,7 +1648,7 @@
         </w:tc>
         <w:tc>
           <w:tcPr>
-            <w:tcW w:type="dxa" w:w="1026"/>
+            <w:tcW w:type="dxa" w:w="1134"/>
           </w:tcPr>
           <w:p>
             <w:pPr>
@@ -1666,7 +1666,7 @@
         </w:tc>
         <w:tc>
           <w:tcPr>
-            <w:tcW w:type="dxa" w:w="1026"/>
+            <w:tcW w:type="dxa" w:w="1134"/>
           </w:tcPr>
           <w:p>
             <w:pPr>
@@ -1684,7 +1684,7 @@
         </w:tc>
         <w:tc>
           <w:tcPr>
-            <w:tcW w:type="dxa" w:w="1026"/>
+            <w:tcW w:type="dxa" w:w="1134"/>
           </w:tcPr>
           <w:p>
             <w:pPr>
@@ -1707,7 +1707,7 @@
         </w:trPr>
         <w:tc>
           <w:tcPr>
-            <w:tcW w:type="dxa" w:w="1984"/>
+            <w:tcW w:type="dxa" w:w="1531"/>
           </w:tcPr>
           <w:p>
             <w:r/>
@@ -1722,7 +1722,7 @@
         </w:tc>
         <w:tc>
           <w:tcPr>
-            <w:tcW w:type="dxa" w:w="1026"/>
+            <w:tcW w:type="dxa" w:w="1134"/>
           </w:tcPr>
           <w:p>
             <w:pPr>
@@ -1740,7 +1740,7 @@
         </w:tc>
         <w:tc>
           <w:tcPr>
-            <w:tcW w:type="dxa" w:w="1026"/>
+            <w:tcW w:type="dxa" w:w="1134"/>
           </w:tcPr>
           <w:p>
             <w:pPr>
@@ -1758,7 +1758,7 @@
         </w:tc>
         <w:tc>
           <w:tcPr>
-            <w:tcW w:type="dxa" w:w="1026"/>
+            <w:tcW w:type="dxa" w:w="1134"/>
           </w:tcPr>
           <w:p>
             <w:pPr>
@@ -1776,7 +1776,7 @@
         </w:tc>
         <w:tc>
           <w:tcPr>
-            <w:tcW w:type="dxa" w:w="1026"/>
+            <w:tcW w:type="dxa" w:w="1134"/>
           </w:tcPr>
           <w:p>
             <w:pPr>
@@ -1794,7 +1794,7 @@
         </w:tc>
         <w:tc>
           <w:tcPr>
-            <w:tcW w:type="dxa" w:w="1026"/>
+            <w:tcW w:type="dxa" w:w="1134"/>
           </w:tcPr>
           <w:p>
             <w:pPr>
@@ -1812,7 +1812,7 @@
         </w:tc>
         <w:tc>
           <w:tcPr>
-            <w:tcW w:type="dxa" w:w="1026"/>
+            <w:tcW w:type="dxa" w:w="1134"/>
           </w:tcPr>
           <w:p>
             <w:pPr>
@@ -1830,7 +1830,7 @@
         </w:tc>
         <w:tc>
           <w:tcPr>
-            <w:tcW w:type="dxa" w:w="1026"/>
+            <w:tcW w:type="dxa" w:w="1134"/>
           </w:tcPr>
           <w:p>
             <w:pPr>
@@ -1853,7 +1853,7 @@
         </w:trPr>
         <w:tc>
           <w:tcPr>
-            <w:tcW w:type="dxa" w:w="1984"/>
+            <w:tcW w:type="dxa" w:w="1531"/>
           </w:tcPr>
           <w:p>
             <w:r/>
@@ -1868,7 +1868,7 @@
         </w:tc>
         <w:tc>
           <w:tcPr>
-            <w:tcW w:type="dxa" w:w="1026"/>
+            <w:tcW w:type="dxa" w:w="1134"/>
           </w:tcPr>
           <w:p>
             <w:pPr>
@@ -1886,7 +1886,7 @@
         </w:tc>
         <w:tc>
           <w:tcPr>
-            <w:tcW w:type="dxa" w:w="1026"/>
+            <w:tcW w:type="dxa" w:w="1134"/>
           </w:tcPr>
           <w:p>
             <w:pPr>
@@ -1904,7 +1904,7 @@
         </w:tc>
         <w:tc>
           <w:tcPr>
-            <w:tcW w:type="dxa" w:w="1026"/>
+            <w:tcW w:type="dxa" w:w="1134"/>
           </w:tcPr>
           <w:p>
             <w:pPr>
@@ -1922,7 +1922,7 @@
         </w:tc>
         <w:tc>
           <w:tcPr>
-            <w:tcW w:type="dxa" w:w="1026"/>
+            <w:tcW w:type="dxa" w:w="1134"/>
           </w:tcPr>
           <w:p>
             <w:pPr>
@@ -1940,7 +1940,7 @@
         </w:tc>
         <w:tc>
           <w:tcPr>
-            <w:tcW w:type="dxa" w:w="1026"/>
+            <w:tcW w:type="dxa" w:w="1134"/>
           </w:tcPr>
           <w:p>
             <w:pPr>
@@ -1958,7 +1958,7 @@
         </w:tc>
         <w:tc>
           <w:tcPr>
-            <w:tcW w:type="dxa" w:w="1026"/>
+            <w:tcW w:type="dxa" w:w="1134"/>
           </w:tcPr>
           <w:p>
             <w:pPr>
@@ -1976,7 +1976,7 @@
         </w:tc>
         <w:tc>
           <w:tcPr>
-            <w:tcW w:type="dxa" w:w="1026"/>
+            <w:tcW w:type="dxa" w:w="1134"/>
           </w:tcPr>
           <w:p>
             <w:pPr>
@@ -1999,7 +1999,7 @@
         </w:trPr>
         <w:tc>
           <w:tcPr>
-            <w:tcW w:type="dxa" w:w="1984"/>
+            <w:tcW w:type="dxa" w:w="1531"/>
           </w:tcPr>
           <w:p>
             <w:r/>
@@ -2014,7 +2014,7 @@
         </w:tc>
         <w:tc>
           <w:tcPr>
-            <w:tcW w:type="dxa" w:w="1026"/>
+            <w:tcW w:type="dxa" w:w="1134"/>
           </w:tcPr>
           <w:p>
             <w:pPr>
@@ -2032,7 +2032,7 @@
         </w:tc>
         <w:tc>
           <w:tcPr>
-            <w:tcW w:type="dxa" w:w="1026"/>
+            <w:tcW w:type="dxa" w:w="1134"/>
           </w:tcPr>
           <w:p>
             <w:pPr>
@@ -2050,7 +2050,7 @@
         </w:tc>
         <w:tc>
           <w:tcPr>
-            <w:tcW w:type="dxa" w:w="1026"/>
+            <w:tcW w:type="dxa" w:w="1134"/>
           </w:tcPr>
           <w:p>
             <w:pPr>
@@ -2068,7 +2068,7 @@
         </w:tc>
         <w:tc>
           <w:tcPr>
-            <w:tcW w:type="dxa" w:w="1026"/>
+            <w:tcW w:type="dxa" w:w="1134"/>
           </w:tcPr>
           <w:p>
             <w:pPr>
@@ -2086,7 +2086,7 @@
         </w:tc>
         <w:tc>
           <w:tcPr>
-            <w:tcW w:type="dxa" w:w="1026"/>
+            <w:tcW w:type="dxa" w:w="1134"/>
           </w:tcPr>
           <w:p>
             <w:pPr>
@@ -2104,7 +2104,7 @@
         </w:tc>
         <w:tc>
           <w:tcPr>
-            <w:tcW w:type="dxa" w:w="1026"/>
+            <w:tcW w:type="dxa" w:w="1134"/>
           </w:tcPr>
           <w:p>
             <w:pPr>
@@ -2122,7 +2122,7 @@
         </w:tc>
         <w:tc>
           <w:tcPr>
-            <w:tcW w:type="dxa" w:w="1026"/>
+            <w:tcW w:type="dxa" w:w="1134"/>
           </w:tcPr>
           <w:p>
             <w:pPr>
@@ -2145,7 +2145,7 @@
         </w:trPr>
         <w:tc>
           <w:tcPr>
-            <w:tcW w:type="dxa" w:w="1984"/>
+            <w:tcW w:type="dxa" w:w="1531"/>
           </w:tcPr>
           <w:p>
             <w:r/>
@@ -2160,7 +2160,7 @@
         </w:tc>
         <w:tc>
           <w:tcPr>
-            <w:tcW w:type="dxa" w:w="1026"/>
+            <w:tcW w:type="dxa" w:w="1134"/>
           </w:tcPr>
           <w:p>
             <w:pPr>
@@ -2178,7 +2178,7 @@
         </w:tc>
         <w:tc>
           <w:tcPr>
-            <w:tcW w:type="dxa" w:w="1026"/>
+            <w:tcW w:type="dxa" w:w="1134"/>
           </w:tcPr>
           <w:p>
             <w:pPr>
@@ -2196,7 +2196,7 @@
         </w:tc>
         <w:tc>
           <w:tcPr>
-            <w:tcW w:type="dxa" w:w="1026"/>
+            <w:tcW w:type="dxa" w:w="1134"/>
           </w:tcPr>
           <w:p>
             <w:pPr>
@@ -2214,7 +2214,7 @@
         </w:tc>
         <w:tc>
           <w:tcPr>
-            <w:tcW w:type="dxa" w:w="1026"/>
+            <w:tcW w:type="dxa" w:w="1134"/>
           </w:tcPr>
           <w:p>
             <w:pPr>
@@ -2232,7 +2232,7 @@
         </w:tc>
         <w:tc>
           <w:tcPr>
-            <w:tcW w:type="dxa" w:w="1026"/>
+            <w:tcW w:type="dxa" w:w="1134"/>
           </w:tcPr>
           <w:p>
             <w:pPr>
@@ -2250,7 +2250,7 @@
         </w:tc>
         <w:tc>
           <w:tcPr>
-            <w:tcW w:type="dxa" w:w="1026"/>
+            <w:tcW w:type="dxa" w:w="1134"/>
           </w:tcPr>
           <w:p>
             <w:pPr>
@@ -2268,7 +2268,7 @@
         </w:tc>
         <w:tc>
           <w:tcPr>
-            <w:tcW w:type="dxa" w:w="1026"/>
+            <w:tcW w:type="dxa" w:w="1134"/>
           </w:tcPr>
           <w:p>
             <w:pPr>
@@ -2291,7 +2291,7 @@
         </w:trPr>
         <w:tc>
           <w:tcPr>
-            <w:tcW w:type="dxa" w:w="1984"/>
+            <w:tcW w:type="dxa" w:w="1531"/>
           </w:tcPr>
           <w:p>
             <w:r/>
@@ -2306,7 +2306,7 @@
         </w:tc>
         <w:tc>
           <w:tcPr>
-            <w:tcW w:type="dxa" w:w="1026"/>
+            <w:tcW w:type="dxa" w:w="1134"/>
           </w:tcPr>
           <w:p>
             <w:pPr>
@@ -2324,7 +2324,7 @@
         </w:tc>
         <w:tc>
           <w:tcPr>
-            <w:tcW w:type="dxa" w:w="1026"/>
+            <w:tcW w:type="dxa" w:w="1134"/>
           </w:tcPr>
           <w:p>
             <w:pPr>
@@ -2342,7 +2342,7 @@
         </w:tc>
         <w:tc>
           <w:tcPr>
-            <w:tcW w:type="dxa" w:w="1026"/>
+            <w:tcW w:type="dxa" w:w="1134"/>
           </w:tcPr>
           <w:p>
             <w:pPr>
@@ -2360,7 +2360,7 @@
         </w:tc>
         <w:tc>
           <w:tcPr>
-            <w:tcW w:type="dxa" w:w="1026"/>
+            <w:tcW w:type="dxa" w:w="1134"/>
           </w:tcPr>
           <w:p>
             <w:pPr>
@@ -2378,7 +2378,7 @@
         </w:tc>
         <w:tc>
           <w:tcPr>
-            <w:tcW w:type="dxa" w:w="1026"/>
+            <w:tcW w:type="dxa" w:w="1134"/>
           </w:tcPr>
           <w:p>
             <w:pPr>
@@ -2396,7 +2396,7 @@
         </w:tc>
         <w:tc>
           <w:tcPr>
-            <w:tcW w:type="dxa" w:w="1026"/>
+            <w:tcW w:type="dxa" w:w="1134"/>
           </w:tcPr>
           <w:p>
             <w:pPr>
@@ -2414,7 +2414,7 @@
         </w:tc>
         <w:tc>
           <w:tcPr>
-            <w:tcW w:type="dxa" w:w="1026"/>
+            <w:tcW w:type="dxa" w:w="1134"/>
           </w:tcPr>
           <w:p>
             <w:pPr>
@@ -2437,7 +2437,7 @@
         </w:trPr>
         <w:tc>
           <w:tcPr>
-            <w:tcW w:type="dxa" w:w="1984"/>
+            <w:tcW w:type="dxa" w:w="1531"/>
           </w:tcPr>
           <w:p>
             <w:r/>
@@ -2452,7 +2452,7 @@
         </w:tc>
         <w:tc>
           <w:tcPr>
-            <w:tcW w:type="dxa" w:w="1026"/>
+            <w:tcW w:type="dxa" w:w="1134"/>
           </w:tcPr>
           <w:p>
             <w:pPr>
@@ -2470,7 +2470,7 @@
         </w:tc>
         <w:tc>
           <w:tcPr>
-            <w:tcW w:type="dxa" w:w="1026"/>
+            <w:tcW w:type="dxa" w:w="1134"/>
           </w:tcPr>
           <w:p>
             <w:pPr>
@@ -2488,7 +2488,7 @@
         </w:tc>
         <w:tc>
           <w:tcPr>
-            <w:tcW w:type="dxa" w:w="1026"/>
+            <w:tcW w:type="dxa" w:w="1134"/>
           </w:tcPr>
           <w:p>
             <w:pPr>
@@ -2506,7 +2506,7 @@
         </w:tc>
         <w:tc>
           <w:tcPr>
-            <w:tcW w:type="dxa" w:w="1026"/>
+            <w:tcW w:type="dxa" w:w="1134"/>
           </w:tcPr>
           <w:p>
             <w:pPr>
@@ -2524,7 +2524,7 @@
         </w:tc>
         <w:tc>
           <w:tcPr>
-            <w:tcW w:type="dxa" w:w="1026"/>
+            <w:tcW w:type="dxa" w:w="1134"/>
           </w:tcPr>
           <w:p>
             <w:pPr>
@@ -2542,7 +2542,7 @@
         </w:tc>
         <w:tc>
           <w:tcPr>
-            <w:tcW w:type="dxa" w:w="1026"/>
+            <w:tcW w:type="dxa" w:w="1134"/>
           </w:tcPr>
           <w:p>
             <w:pPr>
@@ -2560,7 +2560,7 @@
         </w:tc>
         <w:tc>
           <w:tcPr>
-            <w:tcW w:type="dxa" w:w="1026"/>
+            <w:tcW w:type="dxa" w:w="1134"/>
           </w:tcPr>
           <w:p>
             <w:pPr>
@@ -2583,7 +2583,7 @@
         </w:trPr>
         <w:tc>
           <w:tcPr>
-            <w:tcW w:type="dxa" w:w="1984"/>
+            <w:tcW w:type="dxa" w:w="1531"/>
           </w:tcPr>
           <w:p>
             <w:r/>
@@ -2598,7 +2598,7 @@
         </w:tc>
         <w:tc>
           <w:tcPr>
-            <w:tcW w:type="dxa" w:w="1026"/>
+            <w:tcW w:type="dxa" w:w="1134"/>
           </w:tcPr>
           <w:p>
             <w:pPr>
@@ -2616,7 +2616,7 @@
         </w:tc>
         <w:tc>
           <w:tcPr>
-            <w:tcW w:type="dxa" w:w="1026"/>
+            <w:tcW w:type="dxa" w:w="1134"/>
           </w:tcPr>
           <w:p>
             <w:pPr>
@@ -2634,7 +2634,7 @@
         </w:tc>
         <w:tc>
           <w:tcPr>
-            <w:tcW w:type="dxa" w:w="1026"/>
+            <w:tcW w:type="dxa" w:w="1134"/>
           </w:tcPr>
           <w:p>
             <w:pPr>
@@ -2652,7 +2652,7 @@
         </w:tc>
         <w:tc>
           <w:tcPr>
-            <w:tcW w:type="dxa" w:w="1026"/>
+            <w:tcW w:type="dxa" w:w="1134"/>
           </w:tcPr>
           <w:p>
             <w:pPr>
@@ -2670,7 +2670,7 @@
         </w:tc>
         <w:tc>
           <w:tcPr>
-            <w:tcW w:type="dxa" w:w="1026"/>
+            <w:tcW w:type="dxa" w:w="1134"/>
           </w:tcPr>
           <w:p>
             <w:pPr>
@@ -2688,7 +2688,7 @@
         </w:tc>
         <w:tc>
           <w:tcPr>
-            <w:tcW w:type="dxa" w:w="1026"/>
+            <w:tcW w:type="dxa" w:w="1134"/>
           </w:tcPr>
           <w:p>
             <w:pPr>
@@ -2706,7 +2706,7 @@
         </w:tc>
         <w:tc>
           <w:tcPr>
-            <w:tcW w:type="dxa" w:w="1026"/>
+            <w:tcW w:type="dxa" w:w="1134"/>
           </w:tcPr>
           <w:p>
             <w:pPr>
@@ -2729,7 +2729,7 @@
         </w:trPr>
         <w:tc>
           <w:tcPr>
-            <w:tcW w:type="dxa" w:w="1984"/>
+            <w:tcW w:type="dxa" w:w="1531"/>
           </w:tcPr>
           <w:p>
             <w:r/>
@@ -2744,7 +2744,7 @@
         </w:tc>
         <w:tc>
           <w:tcPr>
-            <w:tcW w:type="dxa" w:w="1026"/>
+            <w:tcW w:type="dxa" w:w="1134"/>
           </w:tcPr>
           <w:p>
             <w:pPr>
@@ -2762,7 +2762,7 @@
         </w:tc>
         <w:tc>
           <w:tcPr>
-            <w:tcW w:type="dxa" w:w="1026"/>
+            <w:tcW w:type="dxa" w:w="1134"/>
           </w:tcPr>
           <w:p>
             <w:pPr>
@@ -2780,7 +2780,7 @@
         </w:tc>
         <w:tc>
           <w:tcPr>
-            <w:tcW w:type="dxa" w:w="1026"/>
+            <w:tcW w:type="dxa" w:w="1134"/>
           </w:tcPr>
           <w:p>
             <w:pPr>
@@ -2798,7 +2798,7 @@
         </w:tc>
         <w:tc>
           <w:tcPr>
-            <w:tcW w:type="dxa" w:w="1026"/>
+            <w:tcW w:type="dxa" w:w="1134"/>
           </w:tcPr>
           <w:p>
             <w:pPr>
@@ -2816,7 +2816,7 @@
         </w:tc>
         <w:tc>
           <w:tcPr>
-            <w:tcW w:type="dxa" w:w="1026"/>
+            <w:tcW w:type="dxa" w:w="1134"/>
           </w:tcPr>
           <w:p>
             <w:pPr>
@@ -2834,7 +2834,7 @@
         </w:tc>
         <w:tc>
           <w:tcPr>
-            <w:tcW w:type="dxa" w:w="1026"/>
+            <w:tcW w:type="dxa" w:w="1134"/>
           </w:tcPr>
           <w:p>
             <w:pPr>
@@ -2852,7 +2852,7 @@
         </w:tc>
         <w:tc>
           <w:tcPr>
-            <w:tcW w:type="dxa" w:w="1026"/>
+            <w:tcW w:type="dxa" w:w="1134"/>
           </w:tcPr>
           <w:p>
             <w:pPr>
@@ -2875,7 +2875,7 @@
         </w:trPr>
         <w:tc>
           <w:tcPr>
-            <w:tcW w:type="dxa" w:w="1984"/>
+            <w:tcW w:type="dxa" w:w="1531"/>
           </w:tcPr>
           <w:p>
             <w:r/>
@@ -2890,7 +2890,7 @@
         </w:tc>
         <w:tc>
           <w:tcPr>
-            <w:tcW w:type="dxa" w:w="1026"/>
+            <w:tcW w:type="dxa" w:w="1134"/>
           </w:tcPr>
           <w:p>
             <w:pPr>
@@ -2908,7 +2908,7 @@
         </w:tc>
         <w:tc>
           <w:tcPr>
-            <w:tcW w:type="dxa" w:w="1026"/>
+            <w:tcW w:type="dxa" w:w="1134"/>
           </w:tcPr>
           <w:p>
             <w:pPr>
@@ -2926,7 +2926,7 @@
         </w:tc>
         <w:tc>
           <w:tcPr>
-            <w:tcW w:type="dxa" w:w="1026"/>
+            <w:tcW w:type="dxa" w:w="1134"/>
           </w:tcPr>
           <w:p>
             <w:pPr>
@@ -2944,7 +2944,7 @@
         </w:tc>
         <w:tc>
           <w:tcPr>
-            <w:tcW w:type="dxa" w:w="1026"/>
+            <w:tcW w:type="dxa" w:w="1134"/>
           </w:tcPr>
           <w:p>
             <w:pPr>
@@ -2962,7 +2962,7 @@
         </w:tc>
         <w:tc>
           <w:tcPr>
-            <w:tcW w:type="dxa" w:w="1026"/>
+            <w:tcW w:type="dxa" w:w="1134"/>
           </w:tcPr>
           <w:p>
             <w:pPr>
@@ -2980,7 +2980,7 @@
         </w:tc>
         <w:tc>
           <w:tcPr>
-            <w:tcW w:type="dxa" w:w="1026"/>
+            <w:tcW w:type="dxa" w:w="1134"/>
           </w:tcPr>
           <w:p>
             <w:pPr>
@@ -2998,7 +2998,7 @@
         </w:tc>
         <w:tc>
           <w:tcPr>
-            <w:tcW w:type="dxa" w:w="1026"/>
+            <w:tcW w:type="dxa" w:w="1134"/>
           </w:tcPr>
           <w:p>
             <w:pPr>
@@ -3021,7 +3021,7 @@
         </w:trPr>
         <w:tc>
           <w:tcPr>
-            <w:tcW w:type="dxa" w:w="1984"/>
+            <w:tcW w:type="dxa" w:w="1531"/>
           </w:tcPr>
           <w:p>
             <w:r/>
@@ -3036,7 +3036,7 @@
         </w:tc>
         <w:tc>
           <w:tcPr>
-            <w:tcW w:type="dxa" w:w="1026"/>
+            <w:tcW w:type="dxa" w:w="1134"/>
           </w:tcPr>
           <w:p>
             <w:pPr>
@@ -3054,7 +3054,7 @@
         </w:tc>
         <w:tc>
           <w:tcPr>
-            <w:tcW w:type="dxa" w:w="1026"/>
+            <w:tcW w:type="dxa" w:w="1134"/>
           </w:tcPr>
           <w:p>
             <w:pPr>
@@ -3072,7 +3072,7 @@
         </w:tc>
         <w:tc>
           <w:tcPr>
-            <w:tcW w:type="dxa" w:w="1026"/>
+            <w:tcW w:type="dxa" w:w="1134"/>
           </w:tcPr>
           <w:p>
             <w:pPr>
@@ -3090,7 +3090,7 @@
         </w:tc>
         <w:tc>
           <w:tcPr>
-            <w:tcW w:type="dxa" w:w="1026"/>
+            <w:tcW w:type="dxa" w:w="1134"/>
           </w:tcPr>
           <w:p>
             <w:pPr>
@@ -3108,7 +3108,7 @@
         </w:tc>
         <w:tc>
           <w:tcPr>
-            <w:tcW w:type="dxa" w:w="1026"/>
+            <w:tcW w:type="dxa" w:w="1134"/>
           </w:tcPr>
           <w:p>
             <w:pPr>
@@ -3126,7 +3126,7 @@
         </w:tc>
         <w:tc>
           <w:tcPr>
-            <w:tcW w:type="dxa" w:w="1026"/>
+            <w:tcW w:type="dxa" w:w="1134"/>
           </w:tcPr>
           <w:p>
             <w:pPr>
@@ -3144,7 +3144,7 @@
         </w:tc>
         <w:tc>
           <w:tcPr>
-            <w:tcW w:type="dxa" w:w="1026"/>
+            <w:tcW w:type="dxa" w:w="1134"/>
           </w:tcPr>
           <w:p>
             <w:pPr>
@@ -3167,7 +3167,7 @@
         </w:trPr>
         <w:tc>
           <w:tcPr>
-            <w:tcW w:type="dxa" w:w="1984"/>
+            <w:tcW w:type="dxa" w:w="1531"/>
           </w:tcPr>
           <w:p>
             <w:r/>
@@ -3182,7 +3182,7 @@
         </w:tc>
         <w:tc>
           <w:tcPr>
-            <w:tcW w:type="dxa" w:w="1026"/>
+            <w:tcW w:type="dxa" w:w="1134"/>
           </w:tcPr>
           <w:p>
             <w:pPr>
@@ -3200,7 +3200,7 @@
         </w:tc>
         <w:tc>
           <w:tcPr>
-            <w:tcW w:type="dxa" w:w="1026"/>
+            <w:tcW w:type="dxa" w:w="1134"/>
           </w:tcPr>
           <w:p>
             <w:pPr>
@@ -3218,7 +3218,7 @@
         </w:tc>
         <w:tc>
           <w:tcPr>
-            <w:tcW w:type="dxa" w:w="1026"/>
+            <w:tcW w:type="dxa" w:w="1134"/>
           </w:tcPr>
           <w:p>
             <w:pPr>
@@ -3236,7 +3236,7 @@
         </w:tc>
         <w:tc>
           <w:tcPr>
-            <w:tcW w:type="dxa" w:w="1026"/>
+            <w:tcW w:type="dxa" w:w="1134"/>
           </w:tcPr>
           <w:p>
             <w:pPr>
@@ -3254,7 +3254,7 @@
         </w:tc>
         <w:tc>
           <w:tcPr>
-            <w:tcW w:type="dxa" w:w="1026"/>
+            <w:tcW w:type="dxa" w:w="1134"/>
           </w:tcPr>
           <w:p>
             <w:pPr>
@@ -3272,7 +3272,7 @@
         </w:tc>
         <w:tc>
           <w:tcPr>
-            <w:tcW w:type="dxa" w:w="1026"/>
+            <w:tcW w:type="dxa" w:w="1134"/>
           </w:tcPr>
           <w:p>
             <w:pPr>
@@ -3290,7 +3290,7 @@
         </w:tc>
         <w:tc>
           <w:tcPr>
-            <w:tcW w:type="dxa" w:w="1026"/>
+            <w:tcW w:type="dxa" w:w="1134"/>
           </w:tcPr>
           <w:p>
             <w:pPr>
@@ -3313,7 +3313,7 @@
         </w:trPr>
         <w:tc>
           <w:tcPr>
-            <w:tcW w:type="dxa" w:w="1984"/>
+            <w:tcW w:type="dxa" w:w="1531"/>
           </w:tcPr>
           <w:p>
             <w:r/>
@@ -3328,7 +3328,7 @@
         </w:tc>
         <w:tc>
           <w:tcPr>
-            <w:tcW w:type="dxa" w:w="1026"/>
+            <w:tcW w:type="dxa" w:w="1134"/>
           </w:tcPr>
           <w:p>
             <w:pPr>
@@ -3346,7 +3346,7 @@
         </w:tc>
         <w:tc>
           <w:tcPr>
-            <w:tcW w:type="dxa" w:w="1026"/>
+            <w:tcW w:type="dxa" w:w="1134"/>
           </w:tcPr>
           <w:p>
             <w:pPr>
@@ -3364,7 +3364,7 @@
         </w:tc>
         <w:tc>
           <w:tcPr>
-            <w:tcW w:type="dxa" w:w="1026"/>
+            <w:tcW w:type="dxa" w:w="1134"/>
           </w:tcPr>
           <w:p>
             <w:pPr>
@@ -3382,7 +3382,7 @@
         </w:tc>
         <w:tc>
           <w:tcPr>
-            <w:tcW w:type="dxa" w:w="1026"/>
+            <w:tcW w:type="dxa" w:w="1134"/>
           </w:tcPr>
           <w:p>
             <w:pPr>
@@ -3400,7 +3400,7 @@
         </w:tc>
         <w:tc>
           <w:tcPr>
-            <w:tcW w:type="dxa" w:w="1026"/>
+            <w:tcW w:type="dxa" w:w="1134"/>
           </w:tcPr>
           <w:p>
             <w:pPr>
@@ -3418,7 +3418,7 @@
         </w:tc>
         <w:tc>
           <w:tcPr>
-            <w:tcW w:type="dxa" w:w="1026"/>
+            <w:tcW w:type="dxa" w:w="1134"/>
           </w:tcPr>
           <w:p>
             <w:pPr>
@@ -3436,7 +3436,7 @@
         </w:tc>
         <w:tc>
           <w:tcPr>
-            <w:tcW w:type="dxa" w:w="1026"/>
+            <w:tcW w:type="dxa" w:w="1134"/>
           </w:tcPr>
           <w:p>
             <w:pPr>
@@ -3459,7 +3459,7 @@
         </w:trPr>
         <w:tc>
           <w:tcPr>
-            <w:tcW w:type="dxa" w:w="1984"/>
+            <w:tcW w:type="dxa" w:w="1531"/>
           </w:tcPr>
           <w:p>
             <w:r/>
@@ -3474,7 +3474,7 @@
         </w:tc>
         <w:tc>
           <w:tcPr>
-            <w:tcW w:type="dxa" w:w="1026"/>
+            <w:tcW w:type="dxa" w:w="1134"/>
           </w:tcPr>
           <w:p>
             <w:pPr>
@@ -3492,7 +3492,7 @@
         </w:tc>
         <w:tc>
           <w:tcPr>
-            <w:tcW w:type="dxa" w:w="1026"/>
+            <w:tcW w:type="dxa" w:w="1134"/>
           </w:tcPr>
           <w:p>
             <w:pPr>
@@ -3510,7 +3510,7 @@
         </w:tc>
         <w:tc>
           <w:tcPr>
-            <w:tcW w:type="dxa" w:w="1026"/>
+            <w:tcW w:type="dxa" w:w="1134"/>
           </w:tcPr>
           <w:p>
             <w:pPr>
@@ -3528,7 +3528,7 @@
         </w:tc>
         <w:tc>
           <w:tcPr>
-            <w:tcW w:type="dxa" w:w="1026"/>
+            <w:tcW w:type="dxa" w:w="1134"/>
           </w:tcPr>
           <w:p>
             <w:pPr>
@@ -3546,7 +3546,7 @@
         </w:tc>
         <w:tc>
           <w:tcPr>
-            <w:tcW w:type="dxa" w:w="1026"/>
+            <w:tcW w:type="dxa" w:w="1134"/>
           </w:tcPr>
           <w:p>
             <w:pPr>
@@ -3564,7 +3564,7 @@
         </w:tc>
         <w:tc>
           <w:tcPr>
-            <w:tcW w:type="dxa" w:w="1026"/>
+            <w:tcW w:type="dxa" w:w="1134"/>
           </w:tcPr>
           <w:p>
             <w:pPr>
@@ -3582,7 +3582,7 @@
         </w:tc>
         <w:tc>
           <w:tcPr>
-            <w:tcW w:type="dxa" w:w="1026"/>
+            <w:tcW w:type="dxa" w:w="1134"/>
           </w:tcPr>
           <w:p>
             <w:pPr>
@@ -3605,7 +3605,7 @@
         </w:trPr>
         <w:tc>
           <w:tcPr>
-            <w:tcW w:type="dxa" w:w="1984"/>
+            <w:tcW w:type="dxa" w:w="1531"/>
           </w:tcPr>
           <w:p>
             <w:r/>
@@ -3620,7 +3620,7 @@
         </w:tc>
         <w:tc>
           <w:tcPr>
-            <w:tcW w:type="dxa" w:w="1026"/>
+            <w:tcW w:type="dxa" w:w="1134"/>
           </w:tcPr>
           <w:p>
             <w:pPr>
@@ -3638,7 +3638,7 @@
         </w:tc>
         <w:tc>
           <w:tcPr>
-            <w:tcW w:type="dxa" w:w="1026"/>
+            <w:tcW w:type="dxa" w:w="1134"/>
           </w:tcPr>
           <w:p>
             <w:pPr>
@@ -3656,7 +3656,7 @@
         </w:tc>
         <w:tc>
           <w:tcPr>
-            <w:tcW w:type="dxa" w:w="1026"/>
+            <w:tcW w:type="dxa" w:w="1134"/>
           </w:tcPr>
           <w:p>
             <w:pPr>
@@ -3674,7 +3674,7 @@
         </w:tc>
         <w:tc>
           <w:tcPr>
-            <w:tcW w:type="dxa" w:w="1026"/>
+            <w:tcW w:type="dxa" w:w="1134"/>
           </w:tcPr>
           <w:p>
             <w:pPr>
@@ -3692,7 +3692,7 @@
         </w:tc>
         <w:tc>
           <w:tcPr>
-            <w:tcW w:type="dxa" w:w="1026"/>
+            <w:tcW w:type="dxa" w:w="1134"/>
           </w:tcPr>
           <w:p>
             <w:pPr>
@@ -3710,7 +3710,7 @@
         </w:tc>
         <w:tc>
           <w:tcPr>
-            <w:tcW w:type="dxa" w:w="1026"/>
+            <w:tcW w:type="dxa" w:w="1134"/>
           </w:tcPr>
           <w:p>
             <w:pPr>
@@ -3728,7 +3728,7 @@
         </w:tc>
         <w:tc>
           <w:tcPr>
-            <w:tcW w:type="dxa" w:w="1026"/>
+            <w:tcW w:type="dxa" w:w="1134"/>
           </w:tcPr>
           <w:p>
             <w:pPr>
@@ -3751,7 +3751,7 @@
         </w:trPr>
         <w:tc>
           <w:tcPr>
-            <w:tcW w:type="dxa" w:w="1984"/>
+            <w:tcW w:type="dxa" w:w="1531"/>
           </w:tcPr>
           <w:p>
             <w:r/>
@@ -3766,7 +3766,7 @@
         </w:tc>
         <w:tc>
           <w:tcPr>
-            <w:tcW w:type="dxa" w:w="1026"/>
+            <w:tcW w:type="dxa" w:w="1134"/>
           </w:tcPr>
           <w:p>
             <w:pPr>
@@ -3784,7 +3784,7 @@
         </w:tc>
         <w:tc>
           <w:tcPr>
-            <w:tcW w:type="dxa" w:w="1026"/>
+            <w:tcW w:type="dxa" w:w="1134"/>
           </w:tcPr>
           <w:p>
             <w:pPr>
@@ -3802,7 +3802,7 @@
         </w:tc>
         <w:tc>
           <w:tcPr>
-            <w:tcW w:type="dxa" w:w="1026"/>
+            <w:tcW w:type="dxa" w:w="1134"/>
           </w:tcPr>
           <w:p>
             <w:pPr>
@@ -3820,7 +3820,7 @@
         </w:tc>
         <w:tc>
           <w:tcPr>
-            <w:tcW w:type="dxa" w:w="1026"/>
+            <w:tcW w:type="dxa" w:w="1134"/>
           </w:tcPr>
           <w:p>
             <w:pPr>
@@ -3838,7 +3838,7 @@
         </w:tc>
         <w:tc>
           <w:tcPr>
-            <w:tcW w:type="dxa" w:w="1026"/>
+            <w:tcW w:type="dxa" w:w="1134"/>
           </w:tcPr>
           <w:p>
             <w:pPr>
@@ -3856,7 +3856,7 @@
         </w:tc>
         <w:tc>
           <w:tcPr>
-            <w:tcW w:type="dxa" w:w="1026"/>
+            <w:tcW w:type="dxa" w:w="1134"/>
           </w:tcPr>
           <w:p>
             <w:pPr>
@@ -3874,7 +3874,7 @@
         </w:tc>
         <w:tc>
           <w:tcPr>
-            <w:tcW w:type="dxa" w:w="1026"/>
+            <w:tcW w:type="dxa" w:w="1134"/>
           </w:tcPr>
           <w:p>
             <w:pPr>
@@ -3897,7 +3897,7 @@
         </w:trPr>
         <w:tc>
           <w:tcPr>
-            <w:tcW w:type="dxa" w:w="1984"/>
+            <w:tcW w:type="dxa" w:w="1531"/>
           </w:tcPr>
           <w:p>
             <w:r/>
@@ -3912,7 +3912,7 @@
         </w:tc>
         <w:tc>
           <w:tcPr>
-            <w:tcW w:type="dxa" w:w="1026"/>
+            <w:tcW w:type="dxa" w:w="1134"/>
           </w:tcPr>
           <w:p>
             <w:pPr>
@@ -3930,7 +3930,7 @@
         </w:tc>
         <w:tc>
           <w:tcPr>
-            <w:tcW w:type="dxa" w:w="1026"/>
+            <w:tcW w:type="dxa" w:w="1134"/>
           </w:tcPr>
           <w:p>
             <w:pPr>
@@ -3948,7 +3948,7 @@
         </w:tc>
         <w:tc>
           <w:tcPr>
-            <w:tcW w:type="dxa" w:w="1026"/>
+            <w:tcW w:type="dxa" w:w="1134"/>
           </w:tcPr>
           <w:p>
             <w:pPr>
@@ -3966,7 +3966,7 @@
         </w:tc>
         <w:tc>
           <w:tcPr>
-            <w:tcW w:type="dxa" w:w="1026"/>
+            <w:tcW w:type="dxa" w:w="1134"/>
           </w:tcPr>
           <w:p>
             <w:pPr>
@@ -3984,7 +3984,7 @@
         </w:tc>
         <w:tc>
           <w:tcPr>
-            <w:tcW w:type="dxa" w:w="1026"/>
+            <w:tcW w:type="dxa" w:w="1134"/>
           </w:tcPr>
           <w:p>
             <w:pPr>
@@ -4002,7 +4002,7 @@
         </w:tc>
         <w:tc>
           <w:tcPr>
-            <w:tcW w:type="dxa" w:w="1026"/>
+            <w:tcW w:type="dxa" w:w="1134"/>
           </w:tcPr>
           <w:p>
             <w:pPr>
@@ -4020,7 +4020,7 @@
         </w:tc>
         <w:tc>
           <w:tcPr>
-            <w:tcW w:type="dxa" w:w="1026"/>
+            <w:tcW w:type="dxa" w:w="1134"/>
           </w:tcPr>
           <w:p>
             <w:pPr>
@@ -4043,7 +4043,7 @@
         </w:trPr>
         <w:tc>
           <w:tcPr>
-            <w:tcW w:type="dxa" w:w="1984"/>
+            <w:tcW w:type="dxa" w:w="1531"/>
           </w:tcPr>
           <w:p>
             <w:r/>
@@ -4058,7 +4058,7 @@
         </w:tc>
         <w:tc>
           <w:tcPr>
-            <w:tcW w:type="dxa" w:w="1026"/>
+            <w:tcW w:type="dxa" w:w="1134"/>
           </w:tcPr>
           <w:p>
             <w:pPr>
@@ -4076,7 +4076,7 @@
         </w:tc>
         <w:tc>
           <w:tcPr>
-            <w:tcW w:type="dxa" w:w="1026"/>
+            <w:tcW w:type="dxa" w:w="1134"/>
           </w:tcPr>
           <w:p>
             <w:pPr>
@@ -4094,7 +4094,7 @@
         </w:tc>
         <w:tc>
           <w:tcPr>
-            <w:tcW w:type="dxa" w:w="1026"/>
+            <w:tcW w:type="dxa" w:w="1134"/>
           </w:tcPr>
           <w:p>
             <w:pPr>
@@ -4112,7 +4112,7 @@
         </w:tc>
         <w:tc>
           <w:tcPr>
-            <w:tcW w:type="dxa" w:w="1026"/>
+            <w:tcW w:type="dxa" w:w="1134"/>
           </w:tcPr>
           <w:p>
             <w:pPr>
@@ -4130,7 +4130,7 @@
         </w:tc>
         <w:tc>
           <w:tcPr>
-            <w:tcW w:type="dxa" w:w="1026"/>
+            <w:tcW w:type="dxa" w:w="1134"/>
           </w:tcPr>
           <w:p>
             <w:pPr>
@@ -4148,7 +4148,7 @@
         </w:tc>
         <w:tc>
           <w:tcPr>
-            <w:tcW w:type="dxa" w:w="1026"/>
+            <w:tcW w:type="dxa" w:w="1134"/>
           </w:tcPr>
           <w:p>
             <w:pPr>
@@ -4166,7 +4166,7 @@
         </w:tc>
         <w:tc>
           <w:tcPr>
-            <w:tcW w:type="dxa" w:w="1026"/>
+            <w:tcW w:type="dxa" w:w="1134"/>
           </w:tcPr>
           <w:p>
             <w:pPr>
@@ -4579,14 +4579,14 @@
         <w:tblLayout w:type="fixed"/>
       </w:tblPr>
       <w:tblGrid>
-        <w:gridCol w:w="1984"/>
-        <w:gridCol w:w="1026"/>
-        <w:gridCol w:w="1026"/>
-        <w:gridCol w:w="1026"/>
-        <w:gridCol w:w="1026"/>
-        <w:gridCol w:w="1026"/>
-        <w:gridCol w:w="1026"/>
-        <w:gridCol w:w="1026"/>
+        <w:gridCol w:w="3515"/>
+        <w:gridCol w:w="850"/>
+        <w:gridCol w:w="850"/>
+        <w:gridCol w:w="850"/>
+        <w:gridCol w:w="850"/>
+        <w:gridCol w:w="850"/>
+        <w:gridCol w:w="850"/>
+        <w:gridCol w:w="850"/>
       </w:tblGrid>
       <w:tr>
         <w:trPr>
@@ -4594,7 +4594,7 @@
         </w:trPr>
         <w:tc>
           <w:tcPr>
-            <w:tcW w:type="dxa" w:w="1984"/>
+            <w:tcW w:type="dxa" w:w="3515"/>
           </w:tcPr>
           <w:p>
             <w:r/>
@@ -4610,7 +4610,7 @@
         </w:tc>
         <w:tc>
           <w:tcPr>
-            <w:tcW w:type="dxa" w:w="1026"/>
+            <w:tcW w:type="dxa" w:w="850"/>
           </w:tcPr>
           <w:p>
             <w:r/>
@@ -4626,7 +4626,7 @@
         </w:tc>
         <w:tc>
           <w:tcPr>
-            <w:tcW w:type="dxa" w:w="1026"/>
+            <w:tcW w:type="dxa" w:w="850"/>
           </w:tcPr>
           <w:p>
             <w:r/>
@@ -4642,7 +4642,7 @@
         </w:tc>
         <w:tc>
           <w:tcPr>
-            <w:tcW w:type="dxa" w:w="1026"/>
+            <w:tcW w:type="dxa" w:w="850"/>
           </w:tcPr>
           <w:p>
             <w:r/>
@@ -4658,7 +4658,7 @@
         </w:tc>
         <w:tc>
           <w:tcPr>
-            <w:tcW w:type="dxa" w:w="1026"/>
+            <w:tcW w:type="dxa" w:w="850"/>
           </w:tcPr>
           <w:p>
             <w:r/>
@@ -4674,7 +4674,7 @@
         </w:tc>
         <w:tc>
           <w:tcPr>
-            <w:tcW w:type="dxa" w:w="1026"/>
+            <w:tcW w:type="dxa" w:w="850"/>
           </w:tcPr>
           <w:p>
             <w:r/>
@@ -4690,7 +4690,7 @@
         </w:tc>
         <w:tc>
           <w:tcPr>
-            <w:tcW w:type="dxa" w:w="1026"/>
+            <w:tcW w:type="dxa" w:w="850"/>
           </w:tcPr>
           <w:p>
             <w:r/>
@@ -4706,7 +4706,7 @@
         </w:tc>
         <w:tc>
           <w:tcPr>
-            <w:tcW w:type="dxa" w:w="1026"/>
+            <w:tcW w:type="dxa" w:w="850"/>
           </w:tcPr>
           <w:p>
             <w:r/>
@@ -4727,7 +4727,7 @@
         </w:trPr>
         <w:tc>
           <w:tcPr>
-            <w:tcW w:type="dxa" w:w="1984"/>
+            <w:tcW w:type="dxa" w:w="3515"/>
           </w:tcPr>
           <w:p>
             <w:r/>
@@ -4742,7 +4742,7 @@
         </w:tc>
         <w:tc>
           <w:tcPr>
-            <w:tcW w:type="dxa" w:w="1026"/>
+            <w:tcW w:type="dxa" w:w="850"/>
           </w:tcPr>
           <w:p>
             <w:pPr>
@@ -4760,7 +4760,7 @@
         </w:tc>
         <w:tc>
           <w:tcPr>
-            <w:tcW w:type="dxa" w:w="1026"/>
+            <w:tcW w:type="dxa" w:w="850"/>
           </w:tcPr>
           <w:p>
             <w:pPr>
@@ -4778,7 +4778,7 @@
         </w:tc>
         <w:tc>
           <w:tcPr>
-            <w:tcW w:type="dxa" w:w="1026"/>
+            <w:tcW w:type="dxa" w:w="850"/>
           </w:tcPr>
           <w:p>
             <w:pPr>
@@ -4796,7 +4796,7 @@
         </w:tc>
         <w:tc>
           <w:tcPr>
-            <w:tcW w:type="dxa" w:w="1026"/>
+            <w:tcW w:type="dxa" w:w="850"/>
           </w:tcPr>
           <w:p>
             <w:pPr>
@@ -4814,7 +4814,7 @@
         </w:tc>
         <w:tc>
           <w:tcPr>
-            <w:tcW w:type="dxa" w:w="1026"/>
+            <w:tcW w:type="dxa" w:w="850"/>
           </w:tcPr>
           <w:p>
             <w:pPr>
@@ -4832,7 +4832,7 @@
         </w:tc>
         <w:tc>
           <w:tcPr>
-            <w:tcW w:type="dxa" w:w="1026"/>
+            <w:tcW w:type="dxa" w:w="850"/>
           </w:tcPr>
           <w:p>
             <w:pPr>
@@ -4850,7 +4850,7 @@
         </w:tc>
         <w:tc>
           <w:tcPr>
-            <w:tcW w:type="dxa" w:w="1026"/>
+            <w:tcW w:type="dxa" w:w="850"/>
           </w:tcPr>
           <w:p>
             <w:pPr>
@@ -4873,7 +4873,7 @@
         </w:trPr>
         <w:tc>
           <w:tcPr>
-            <w:tcW w:type="dxa" w:w="1984"/>
+            <w:tcW w:type="dxa" w:w="3515"/>
           </w:tcPr>
           <w:p>
             <w:r/>
@@ -4888,7 +4888,7 @@
         </w:tc>
         <w:tc>
           <w:tcPr>
-            <w:tcW w:type="dxa" w:w="1026"/>
+            <w:tcW w:type="dxa" w:w="850"/>
           </w:tcPr>
           <w:p>
             <w:pPr>
@@ -4906,7 +4906,7 @@
         </w:tc>
         <w:tc>
           <w:tcPr>
-            <w:tcW w:type="dxa" w:w="1026"/>
+            <w:tcW w:type="dxa" w:w="850"/>
           </w:tcPr>
           <w:p>
             <w:pPr>
@@ -4924,7 +4924,7 @@
         </w:tc>
         <w:tc>
           <w:tcPr>
-            <w:tcW w:type="dxa" w:w="1026"/>
+            <w:tcW w:type="dxa" w:w="850"/>
           </w:tcPr>
           <w:p>
             <w:pPr>
@@ -4942,7 +4942,7 @@
         </w:tc>
         <w:tc>
           <w:tcPr>
-            <w:tcW w:type="dxa" w:w="1026"/>
+            <w:tcW w:type="dxa" w:w="850"/>
           </w:tcPr>
           <w:p>
             <w:pPr>
@@ -4960,7 +4960,7 @@
         </w:tc>
         <w:tc>
           <w:tcPr>
-            <w:tcW w:type="dxa" w:w="1026"/>
+            <w:tcW w:type="dxa" w:w="850"/>
           </w:tcPr>
           <w:p>
             <w:pPr>
@@ -4978,7 +4978,7 @@
         </w:tc>
         <w:tc>
           <w:tcPr>
-            <w:tcW w:type="dxa" w:w="1026"/>
+            <w:tcW w:type="dxa" w:w="850"/>
           </w:tcPr>
           <w:p>
             <w:pPr>
@@ -4996,7 +4996,7 @@
         </w:tc>
         <w:tc>
           <w:tcPr>
-            <w:tcW w:type="dxa" w:w="1026"/>
+            <w:tcW w:type="dxa" w:w="850"/>
           </w:tcPr>
           <w:p>
             <w:pPr>
@@ -5019,7 +5019,7 @@
         </w:trPr>
         <w:tc>
           <w:tcPr>
-            <w:tcW w:type="dxa" w:w="1984"/>
+            <w:tcW w:type="dxa" w:w="3515"/>
           </w:tcPr>
           <w:p>
             <w:r/>
@@ -5034,7 +5034,7 @@
         </w:tc>
         <w:tc>
           <w:tcPr>
-            <w:tcW w:type="dxa" w:w="1026"/>
+            <w:tcW w:type="dxa" w:w="850"/>
           </w:tcPr>
           <w:p>
             <w:pPr>
@@ -5052,7 +5052,7 @@
         </w:tc>
         <w:tc>
           <w:tcPr>
-            <w:tcW w:type="dxa" w:w="1026"/>
+            <w:tcW w:type="dxa" w:w="850"/>
           </w:tcPr>
           <w:p>
             <w:pPr>
@@ -5070,7 +5070,7 @@
         </w:tc>
         <w:tc>
           <w:tcPr>
-            <w:tcW w:type="dxa" w:w="1026"/>
+            <w:tcW w:type="dxa" w:w="850"/>
           </w:tcPr>
           <w:p>
             <w:pPr>
@@ -5088,7 +5088,7 @@
         </w:tc>
         <w:tc>
           <w:tcPr>
-            <w:tcW w:type="dxa" w:w="1026"/>
+            <w:tcW w:type="dxa" w:w="850"/>
           </w:tcPr>
           <w:p>
             <w:pPr>
@@ -5106,7 +5106,7 @@
         </w:tc>
         <w:tc>
           <w:tcPr>
-            <w:tcW w:type="dxa" w:w="1026"/>
+            <w:tcW w:type="dxa" w:w="850"/>
           </w:tcPr>
           <w:p>
             <w:pPr>
@@ -5124,7 +5124,7 @@
         </w:tc>
         <w:tc>
           <w:tcPr>
-            <w:tcW w:type="dxa" w:w="1026"/>
+            <w:tcW w:type="dxa" w:w="850"/>
           </w:tcPr>
           <w:p>
             <w:pPr>
@@ -5142,7 +5142,7 @@
         </w:tc>
         <w:tc>
           <w:tcPr>
-            <w:tcW w:type="dxa" w:w="1026"/>
+            <w:tcW w:type="dxa" w:w="850"/>
           </w:tcPr>
           <w:p>
             <w:pPr>
@@ -5165,7 +5165,7 @@
         </w:trPr>
         <w:tc>
           <w:tcPr>
-            <w:tcW w:type="dxa" w:w="1984"/>
+            <w:tcW w:type="dxa" w:w="3515"/>
           </w:tcPr>
           <w:p>
             <w:r/>
@@ -5180,7 +5180,7 @@
         </w:tc>
         <w:tc>
           <w:tcPr>
-            <w:tcW w:type="dxa" w:w="1026"/>
+            <w:tcW w:type="dxa" w:w="850"/>
           </w:tcPr>
           <w:p>
             <w:pPr>
@@ -5198,7 +5198,7 @@
         </w:tc>
         <w:tc>
           <w:tcPr>
-            <w:tcW w:type="dxa" w:w="1026"/>
+            <w:tcW w:type="dxa" w:w="850"/>
           </w:tcPr>
           <w:p>
             <w:pPr>
@@ -5216,7 +5216,7 @@
         </w:tc>
         <w:tc>
           <w:tcPr>
-            <w:tcW w:type="dxa" w:w="1026"/>
+            <w:tcW w:type="dxa" w:w="850"/>
           </w:tcPr>
           <w:p>
             <w:pPr>
@@ -5234,7 +5234,7 @@
         </w:tc>
         <w:tc>
           <w:tcPr>
-            <w:tcW w:type="dxa" w:w="1026"/>
+            <w:tcW w:type="dxa" w:w="850"/>
           </w:tcPr>
           <w:p>
             <w:pPr>
@@ -5252,7 +5252,7 @@
         </w:tc>
         <w:tc>
           <w:tcPr>
-            <w:tcW w:type="dxa" w:w="1026"/>
+            <w:tcW w:type="dxa" w:w="850"/>
           </w:tcPr>
           <w:p>
             <w:pPr>
@@ -5270,7 +5270,7 @@
         </w:tc>
         <w:tc>
           <w:tcPr>
-            <w:tcW w:type="dxa" w:w="1026"/>
+            <w:tcW w:type="dxa" w:w="850"/>
           </w:tcPr>
           <w:p>
             <w:pPr>
@@ -5288,7 +5288,7 @@
         </w:tc>
         <w:tc>
           <w:tcPr>
-            <w:tcW w:type="dxa" w:w="1026"/>
+            <w:tcW w:type="dxa" w:w="850"/>
           </w:tcPr>
           <w:p>
             <w:pPr>
@@ -5311,7 +5311,7 @@
         </w:trPr>
         <w:tc>
           <w:tcPr>
-            <w:tcW w:type="dxa" w:w="1984"/>
+            <w:tcW w:type="dxa" w:w="3515"/>
           </w:tcPr>
           <w:p>
             <w:r/>
@@ -5326,7 +5326,7 @@
         </w:tc>
         <w:tc>
           <w:tcPr>
-            <w:tcW w:type="dxa" w:w="1026"/>
+            <w:tcW w:type="dxa" w:w="850"/>
           </w:tcPr>
           <w:p>
             <w:pPr>
@@ -5344,7 +5344,7 @@
         </w:tc>
         <w:tc>
           <w:tcPr>
-            <w:tcW w:type="dxa" w:w="1026"/>
+            <w:tcW w:type="dxa" w:w="850"/>
           </w:tcPr>
           <w:p>
             <w:pPr>
@@ -5362,7 +5362,7 @@
         </w:tc>
         <w:tc>
           <w:tcPr>
-            <w:tcW w:type="dxa" w:w="1026"/>
+            <w:tcW w:type="dxa" w:w="850"/>
           </w:tcPr>
           <w:p>
             <w:pPr>
@@ -5380,7 +5380,7 @@
         </w:tc>
         <w:tc>
           <w:tcPr>
-            <w:tcW w:type="dxa" w:w="1026"/>
+            <w:tcW w:type="dxa" w:w="850"/>
           </w:tcPr>
           <w:p>
             <w:pPr>
@@ -5398,7 +5398,7 @@
         </w:tc>
         <w:tc>
           <w:tcPr>
-            <w:tcW w:type="dxa" w:w="1026"/>
+            <w:tcW w:type="dxa" w:w="850"/>
           </w:tcPr>
           <w:p>
             <w:pPr>
@@ -5416,7 +5416,7 @@
         </w:tc>
         <w:tc>
           <w:tcPr>
-            <w:tcW w:type="dxa" w:w="1026"/>
+            <w:tcW w:type="dxa" w:w="850"/>
           </w:tcPr>
           <w:p>
             <w:pPr>
@@ -5434,7 +5434,7 @@
         </w:tc>
         <w:tc>
           <w:tcPr>
-            <w:tcW w:type="dxa" w:w="1026"/>
+            <w:tcW w:type="dxa" w:w="850"/>
           </w:tcPr>
           <w:p>
             <w:pPr>
@@ -5457,7 +5457,7 @@
         </w:trPr>
         <w:tc>
           <w:tcPr>
-            <w:tcW w:type="dxa" w:w="1984"/>
+            <w:tcW w:type="dxa" w:w="3515"/>
           </w:tcPr>
           <w:p>
             <w:r/>
@@ -5472,7 +5472,7 @@
         </w:tc>
         <w:tc>
           <w:tcPr>
-            <w:tcW w:type="dxa" w:w="1026"/>
+            <w:tcW w:type="dxa" w:w="850"/>
           </w:tcPr>
           <w:p>
             <w:pPr>
@@ -5490,7 +5490,7 @@
         </w:tc>
         <w:tc>
           <w:tcPr>
-            <w:tcW w:type="dxa" w:w="1026"/>
+            <w:tcW w:type="dxa" w:w="850"/>
           </w:tcPr>
           <w:p>
             <w:pPr>
@@ -5508,7 +5508,7 @@
         </w:tc>
         <w:tc>
           <w:tcPr>
-            <w:tcW w:type="dxa" w:w="1026"/>
+            <w:tcW w:type="dxa" w:w="850"/>
           </w:tcPr>
           <w:p>
             <w:pPr>
@@ -5526,7 +5526,7 @@
         </w:tc>
         <w:tc>
           <w:tcPr>
-            <w:tcW w:type="dxa" w:w="1026"/>
+            <w:tcW w:type="dxa" w:w="850"/>
           </w:tcPr>
           <w:p>
             <w:pPr>
@@ -5544,7 +5544,7 @@
         </w:tc>
         <w:tc>
           <w:tcPr>
-            <w:tcW w:type="dxa" w:w="1026"/>
+            <w:tcW w:type="dxa" w:w="850"/>
           </w:tcPr>
           <w:p>
             <w:pPr>
@@ -5562,7 +5562,7 @@
         </w:tc>
         <w:tc>
           <w:tcPr>
-            <w:tcW w:type="dxa" w:w="1026"/>
+            <w:tcW w:type="dxa" w:w="850"/>
           </w:tcPr>
           <w:p>
             <w:pPr>
@@ -5580,7 +5580,7 @@
         </w:tc>
         <w:tc>
           <w:tcPr>
-            <w:tcW w:type="dxa" w:w="1026"/>
+            <w:tcW w:type="dxa" w:w="850"/>
           </w:tcPr>
           <w:p>
             <w:pPr>
@@ -5603,7 +5603,7 @@
         </w:trPr>
         <w:tc>
           <w:tcPr>
-            <w:tcW w:type="dxa" w:w="1984"/>
+            <w:tcW w:type="dxa" w:w="3515"/>
           </w:tcPr>
           <w:p>
             <w:r/>
@@ -5618,7 +5618,7 @@
         </w:tc>
         <w:tc>
           <w:tcPr>
-            <w:tcW w:type="dxa" w:w="1026"/>
+            <w:tcW w:type="dxa" w:w="850"/>
           </w:tcPr>
           <w:p>
             <w:pPr>
@@ -5636,7 +5636,7 @@
         </w:tc>
         <w:tc>
           <w:tcPr>
-            <w:tcW w:type="dxa" w:w="1026"/>
+            <w:tcW w:type="dxa" w:w="850"/>
           </w:tcPr>
           <w:p>
             <w:pPr>
@@ -5654,7 +5654,7 @@
         </w:tc>
         <w:tc>
           <w:tcPr>
-            <w:tcW w:type="dxa" w:w="1026"/>
+            <w:tcW w:type="dxa" w:w="850"/>
           </w:tcPr>
           <w:p>
             <w:pPr>
@@ -5672,7 +5672,7 @@
         </w:tc>
         <w:tc>
           <w:tcPr>
-            <w:tcW w:type="dxa" w:w="1026"/>
+            <w:tcW w:type="dxa" w:w="850"/>
           </w:tcPr>
           <w:p>
             <w:pPr>
@@ -5690,7 +5690,7 @@
         </w:tc>
         <w:tc>
           <w:tcPr>
-            <w:tcW w:type="dxa" w:w="1026"/>
+            <w:tcW w:type="dxa" w:w="850"/>
           </w:tcPr>
           <w:p>
             <w:pPr>
@@ -5708,7 +5708,7 @@
         </w:tc>
         <w:tc>
           <w:tcPr>
-            <w:tcW w:type="dxa" w:w="1026"/>
+            <w:tcW w:type="dxa" w:w="850"/>
           </w:tcPr>
           <w:p>
             <w:pPr>
@@ -5726,7 +5726,7 @@
         </w:tc>
         <w:tc>
           <w:tcPr>
-            <w:tcW w:type="dxa" w:w="1026"/>
+            <w:tcW w:type="dxa" w:w="850"/>
           </w:tcPr>
           <w:p>
             <w:pPr>
@@ -5749,7 +5749,7 @@
         </w:trPr>
         <w:tc>
           <w:tcPr>
-            <w:tcW w:type="dxa" w:w="1984"/>
+            <w:tcW w:type="dxa" w:w="3515"/>
           </w:tcPr>
           <w:p>
             <w:r/>
@@ -5764,7 +5764,7 @@
         </w:tc>
         <w:tc>
           <w:tcPr>
-            <w:tcW w:type="dxa" w:w="1026"/>
+            <w:tcW w:type="dxa" w:w="850"/>
           </w:tcPr>
           <w:p>
             <w:pPr>
@@ -5782,7 +5782,7 @@
         </w:tc>
         <w:tc>
           <w:tcPr>
-            <w:tcW w:type="dxa" w:w="1026"/>
+            <w:tcW w:type="dxa" w:w="850"/>
           </w:tcPr>
           <w:p>
             <w:pPr>
@@ -5800,7 +5800,7 @@
         </w:tc>
         <w:tc>
           <w:tcPr>
-            <w:tcW w:type="dxa" w:w="1026"/>
+            <w:tcW w:type="dxa" w:w="850"/>
           </w:tcPr>
           <w:p>
             <w:pPr>
@@ -5818,7 +5818,7 @@
         </w:tc>
         <w:tc>
           <w:tcPr>
-            <w:tcW w:type="dxa" w:w="1026"/>
+            <w:tcW w:type="dxa" w:w="850"/>
           </w:tcPr>
           <w:p>
             <w:pPr>
@@ -5836,7 +5836,7 @@
         </w:tc>
         <w:tc>
           <w:tcPr>
-            <w:tcW w:type="dxa" w:w="1026"/>
+            <w:tcW w:type="dxa" w:w="850"/>
           </w:tcPr>
           <w:p>
             <w:pPr>
@@ -5854,7 +5854,7 @@
         </w:tc>
         <w:tc>
           <w:tcPr>
-            <w:tcW w:type="dxa" w:w="1026"/>
+            <w:tcW w:type="dxa" w:w="850"/>
           </w:tcPr>
           <w:p>
             <w:pPr>
@@ -5872,7 +5872,7 @@
         </w:tc>
         <w:tc>
           <w:tcPr>
-            <w:tcW w:type="dxa" w:w="1026"/>
+            <w:tcW w:type="dxa" w:w="850"/>
           </w:tcPr>
           <w:p>
             <w:pPr>
@@ -5895,7 +5895,7 @@
         </w:trPr>
         <w:tc>
           <w:tcPr>
-            <w:tcW w:type="dxa" w:w="1984"/>
+            <w:tcW w:type="dxa" w:w="3515"/>
           </w:tcPr>
           <w:p>
             <w:r/>
@@ -5910,7 +5910,7 @@
         </w:tc>
         <w:tc>
           <w:tcPr>
-            <w:tcW w:type="dxa" w:w="1026"/>
+            <w:tcW w:type="dxa" w:w="850"/>
           </w:tcPr>
           <w:p>
             <w:pPr>
@@ -5928,7 +5928,7 @@
         </w:tc>
         <w:tc>
           <w:tcPr>
-            <w:tcW w:type="dxa" w:w="1026"/>
+            <w:tcW w:type="dxa" w:w="850"/>
           </w:tcPr>
           <w:p>
             <w:pPr>
@@ -5946,7 +5946,7 @@
         </w:tc>
         <w:tc>
           <w:tcPr>
-            <w:tcW w:type="dxa" w:w="1026"/>
+            <w:tcW w:type="dxa" w:w="850"/>
           </w:tcPr>
           <w:p>
             <w:pPr>
@@ -5964,7 +5964,7 @@
         </w:tc>
         <w:tc>
           <w:tcPr>
-            <w:tcW w:type="dxa" w:w="1026"/>
+            <w:tcW w:type="dxa" w:w="850"/>
           </w:tcPr>
           <w:p>
             <w:pPr>
@@ -5982,7 +5982,7 @@
         </w:tc>
         <w:tc>
           <w:tcPr>
-            <w:tcW w:type="dxa" w:w="1026"/>
+            <w:tcW w:type="dxa" w:w="850"/>
           </w:tcPr>
           <w:p>
             <w:pPr>
@@ -6000,7 +6000,7 @@
         </w:tc>
         <w:tc>
           <w:tcPr>
-            <w:tcW w:type="dxa" w:w="1026"/>
+            <w:tcW w:type="dxa" w:w="850"/>
           </w:tcPr>
           <w:p>
             <w:pPr>
@@ -6018,7 +6018,7 @@
         </w:tc>
         <w:tc>
           <w:tcPr>
-            <w:tcW w:type="dxa" w:w="1026"/>
+            <w:tcW w:type="dxa" w:w="850"/>
           </w:tcPr>
           <w:p>
             <w:pPr>
@@ -14039,14 +14039,14 @@
         <w:tblLayout w:type="fixed"/>
       </w:tblPr>
       <w:tblGrid>
-        <w:gridCol w:w="1984"/>
-        <w:gridCol w:w="1026"/>
-        <w:gridCol w:w="1026"/>
-        <w:gridCol w:w="1026"/>
-        <w:gridCol w:w="1026"/>
-        <w:gridCol w:w="1026"/>
-        <w:gridCol w:w="1026"/>
-        <w:gridCol w:w="1026"/>
+        <w:gridCol w:w="2325"/>
+        <w:gridCol w:w="1021"/>
+        <w:gridCol w:w="1021"/>
+        <w:gridCol w:w="1021"/>
+        <w:gridCol w:w="1021"/>
+        <w:gridCol w:w="1021"/>
+        <w:gridCol w:w="1021"/>
+        <w:gridCol w:w="1021"/>
       </w:tblGrid>
       <w:tr>
         <w:trPr>
@@ -14054,7 +14054,7 @@
         </w:trPr>
         <w:tc>
           <w:tcPr>
-            <w:tcW w:type="dxa" w:w="1984"/>
+            <w:tcW w:type="dxa" w:w="2324"/>
           </w:tcPr>
           <w:p>
             <w:r/>
@@ -14070,7 +14070,7 @@
         </w:tc>
         <w:tc>
           <w:tcPr>
-            <w:tcW w:type="dxa" w:w="1026"/>
+            <w:tcW w:type="dxa" w:w="1020"/>
           </w:tcPr>
           <w:p>
             <w:r/>
@@ -14086,7 +14086,7 @@
         </w:tc>
         <w:tc>
           <w:tcPr>
-            <w:tcW w:type="dxa" w:w="1026"/>
+            <w:tcW w:type="dxa" w:w="1020"/>
           </w:tcPr>
           <w:p>
             <w:r/>
@@ -14102,7 +14102,7 @@
         </w:tc>
         <w:tc>
           <w:tcPr>
-            <w:tcW w:type="dxa" w:w="1026"/>
+            <w:tcW w:type="dxa" w:w="1020"/>
           </w:tcPr>
           <w:p>
             <w:r/>
@@ -14118,7 +14118,7 @@
         </w:tc>
         <w:tc>
           <w:tcPr>
-            <w:tcW w:type="dxa" w:w="1026"/>
+            <w:tcW w:type="dxa" w:w="1020"/>
           </w:tcPr>
           <w:p>
             <w:r/>
@@ -14134,7 +14134,7 @@
         </w:tc>
         <w:tc>
           <w:tcPr>
-            <w:tcW w:type="dxa" w:w="1026"/>
+            <w:tcW w:type="dxa" w:w="1020"/>
           </w:tcPr>
           <w:p>
             <w:r/>
@@ -14150,7 +14150,7 @@
         </w:tc>
         <w:tc>
           <w:tcPr>
-            <w:tcW w:type="dxa" w:w="1026"/>
+            <w:tcW w:type="dxa" w:w="1020"/>
           </w:tcPr>
           <w:p>
             <w:r/>
@@ -14166,7 +14166,7 @@
         </w:tc>
         <w:tc>
           <w:tcPr>
-            <w:tcW w:type="dxa" w:w="1026"/>
+            <w:tcW w:type="dxa" w:w="1020"/>
           </w:tcPr>
           <w:p>
             <w:r/>
@@ -14187,7 +14187,7 @@
         </w:trPr>
         <w:tc>
           <w:tcPr>
-            <w:tcW w:type="dxa" w:w="1984"/>
+            <w:tcW w:type="dxa" w:w="2324"/>
           </w:tcPr>
           <w:p>
             <w:r/>
@@ -14202,7 +14202,7 @@
         </w:tc>
         <w:tc>
           <w:tcPr>
-            <w:tcW w:type="dxa" w:w="1026"/>
+            <w:tcW w:type="dxa" w:w="1020"/>
           </w:tcPr>
           <w:p>
             <w:pPr>
@@ -14220,7 +14220,7 @@
         </w:tc>
         <w:tc>
           <w:tcPr>
-            <w:tcW w:type="dxa" w:w="1026"/>
+            <w:tcW w:type="dxa" w:w="1020"/>
           </w:tcPr>
           <w:p>
             <w:pPr>
@@ -14238,7 +14238,7 @@
         </w:tc>
         <w:tc>
           <w:tcPr>
-            <w:tcW w:type="dxa" w:w="1026"/>
+            <w:tcW w:type="dxa" w:w="1020"/>
           </w:tcPr>
           <w:p>
             <w:pPr>
@@ -14256,7 +14256,7 @@
         </w:tc>
         <w:tc>
           <w:tcPr>
-            <w:tcW w:type="dxa" w:w="1026"/>
+            <w:tcW w:type="dxa" w:w="1020"/>
           </w:tcPr>
           <w:p>
             <w:pPr>
@@ -14274,7 +14274,7 @@
         </w:tc>
         <w:tc>
           <w:tcPr>
-            <w:tcW w:type="dxa" w:w="1026"/>
+            <w:tcW w:type="dxa" w:w="1020"/>
           </w:tcPr>
           <w:p>
             <w:pPr>
@@ -14292,7 +14292,7 @@
         </w:tc>
         <w:tc>
           <w:tcPr>
-            <w:tcW w:type="dxa" w:w="1026"/>
+            <w:tcW w:type="dxa" w:w="1020"/>
           </w:tcPr>
           <w:p>
             <w:pPr>
@@ -14310,7 +14310,7 @@
         </w:tc>
         <w:tc>
           <w:tcPr>
-            <w:tcW w:type="dxa" w:w="1026"/>
+            <w:tcW w:type="dxa" w:w="1020"/>
           </w:tcPr>
           <w:p>
             <w:pPr>
@@ -14333,7 +14333,7 @@
         </w:trPr>
         <w:tc>
           <w:tcPr>
-            <w:tcW w:type="dxa" w:w="1984"/>
+            <w:tcW w:type="dxa" w:w="2324"/>
           </w:tcPr>
           <w:p>
             <w:r/>
@@ -14348,7 +14348,7 @@
         </w:tc>
         <w:tc>
           <w:tcPr>
-            <w:tcW w:type="dxa" w:w="1026"/>
+            <w:tcW w:type="dxa" w:w="1020"/>
           </w:tcPr>
           <w:p>
             <w:pPr>
@@ -14366,7 +14366,7 @@
         </w:tc>
         <w:tc>
           <w:tcPr>
-            <w:tcW w:type="dxa" w:w="1026"/>
+            <w:tcW w:type="dxa" w:w="1020"/>
           </w:tcPr>
           <w:p>
             <w:pPr>
@@ -14384,7 +14384,7 @@
         </w:tc>
         <w:tc>
           <w:tcPr>
-            <w:tcW w:type="dxa" w:w="1026"/>
+            <w:tcW w:type="dxa" w:w="1020"/>
           </w:tcPr>
           <w:p>
             <w:pPr>
@@ -14402,7 +14402,7 @@
         </w:tc>
         <w:tc>
           <w:tcPr>
-            <w:tcW w:type="dxa" w:w="1026"/>
+            <w:tcW w:type="dxa" w:w="1020"/>
           </w:tcPr>
           <w:p>
             <w:pPr>
@@ -14420,7 +14420,7 @@
         </w:tc>
         <w:tc>
           <w:tcPr>
-            <w:tcW w:type="dxa" w:w="1026"/>
+            <w:tcW w:type="dxa" w:w="1020"/>
           </w:tcPr>
           <w:p>
             <w:pPr>
@@ -14438,7 +14438,7 @@
         </w:tc>
         <w:tc>
           <w:tcPr>
-            <w:tcW w:type="dxa" w:w="1026"/>
+            <w:tcW w:type="dxa" w:w="1020"/>
           </w:tcPr>
           <w:p>
             <w:pPr>
@@ -14456,7 +14456,7 @@
         </w:tc>
         <w:tc>
           <w:tcPr>
-            <w:tcW w:type="dxa" w:w="1026"/>
+            <w:tcW w:type="dxa" w:w="1020"/>
           </w:tcPr>
           <w:p>
             <w:pPr>
@@ -14479,7 +14479,7 @@
         </w:trPr>
         <w:tc>
           <w:tcPr>
-            <w:tcW w:type="dxa" w:w="1984"/>
+            <w:tcW w:type="dxa" w:w="2324"/>
           </w:tcPr>
           <w:p>
             <w:r/>
@@ -14494,7 +14494,7 @@
         </w:tc>
         <w:tc>
           <w:tcPr>
-            <w:tcW w:type="dxa" w:w="1026"/>
+            <w:tcW w:type="dxa" w:w="1020"/>
           </w:tcPr>
           <w:p>
             <w:pPr>
@@ -14512,7 +14512,7 @@
         </w:tc>
         <w:tc>
           <w:tcPr>
-            <w:tcW w:type="dxa" w:w="1026"/>
+            <w:tcW w:type="dxa" w:w="1020"/>
           </w:tcPr>
           <w:p>
             <w:pPr>
@@ -14530,7 +14530,7 @@
         </w:tc>
         <w:tc>
           <w:tcPr>
-            <w:tcW w:type="dxa" w:w="1026"/>
+            <w:tcW w:type="dxa" w:w="1020"/>
           </w:tcPr>
           <w:p>
             <w:pPr>
@@ -14548,7 +14548,7 @@
         </w:tc>
         <w:tc>
           <w:tcPr>
-            <w:tcW w:type="dxa" w:w="1026"/>
+            <w:tcW w:type="dxa" w:w="1020"/>
           </w:tcPr>
           <w:p>
             <w:pPr>
@@ -14566,7 +14566,7 @@
         </w:tc>
         <w:tc>
           <w:tcPr>
-            <w:tcW w:type="dxa" w:w="1026"/>
+            <w:tcW w:type="dxa" w:w="1020"/>
           </w:tcPr>
           <w:p>
             <w:pPr>
@@ -14584,7 +14584,7 @@
         </w:tc>
         <w:tc>
           <w:tcPr>
-            <w:tcW w:type="dxa" w:w="1026"/>
+            <w:tcW w:type="dxa" w:w="1020"/>
           </w:tcPr>
           <w:p>
             <w:pPr>
@@ -14602,7 +14602,7 @@
         </w:tc>
         <w:tc>
           <w:tcPr>
-            <w:tcW w:type="dxa" w:w="1026"/>
+            <w:tcW w:type="dxa" w:w="1020"/>
           </w:tcPr>
           <w:p>
             <w:pPr>
@@ -14625,7 +14625,7 @@
         </w:trPr>
         <w:tc>
           <w:tcPr>
-            <w:tcW w:type="dxa" w:w="1984"/>
+            <w:tcW w:type="dxa" w:w="2324"/>
           </w:tcPr>
           <w:p>
             <w:r/>
@@ -14640,7 +14640,7 @@
         </w:tc>
         <w:tc>
           <w:tcPr>
-            <w:tcW w:type="dxa" w:w="1026"/>
+            <w:tcW w:type="dxa" w:w="1020"/>
           </w:tcPr>
           <w:p>
             <w:pPr>
@@ -14658,7 +14658,7 @@
         </w:tc>
         <w:tc>
           <w:tcPr>
-            <w:tcW w:type="dxa" w:w="1026"/>
+            <w:tcW w:type="dxa" w:w="1020"/>
           </w:tcPr>
           <w:p>
             <w:pPr>
@@ -14676,7 +14676,7 @@
         </w:tc>
         <w:tc>
           <w:tcPr>
-            <w:tcW w:type="dxa" w:w="1026"/>
+            <w:tcW w:type="dxa" w:w="1020"/>
           </w:tcPr>
           <w:p>
             <w:pPr>
@@ -14694,7 +14694,7 @@
         </w:tc>
         <w:tc>
           <w:tcPr>
-            <w:tcW w:type="dxa" w:w="1026"/>
+            <w:tcW w:type="dxa" w:w="1020"/>
           </w:tcPr>
           <w:p>
             <w:pPr>
@@ -14712,7 +14712,7 @@
         </w:tc>
         <w:tc>
           <w:tcPr>
-            <w:tcW w:type="dxa" w:w="1026"/>
+            <w:tcW w:type="dxa" w:w="1020"/>
           </w:tcPr>
           <w:p>
             <w:pPr>
@@ -14730,7 +14730,7 @@
         </w:tc>
         <w:tc>
           <w:tcPr>
-            <w:tcW w:type="dxa" w:w="1026"/>
+            <w:tcW w:type="dxa" w:w="1020"/>
           </w:tcPr>
           <w:p>
             <w:pPr>
@@ -14748,7 +14748,7 @@
         </w:tc>
         <w:tc>
           <w:tcPr>
-            <w:tcW w:type="dxa" w:w="1026"/>
+            <w:tcW w:type="dxa" w:w="1020"/>
           </w:tcPr>
           <w:p>
             <w:pPr>
@@ -14771,7 +14771,7 @@
         </w:trPr>
         <w:tc>
           <w:tcPr>
-            <w:tcW w:type="dxa" w:w="1984"/>
+            <w:tcW w:type="dxa" w:w="2324"/>
           </w:tcPr>
           <w:p>
             <w:r/>
@@ -14786,7 +14786,7 @@
         </w:tc>
         <w:tc>
           <w:tcPr>
-            <w:tcW w:type="dxa" w:w="1026"/>
+            <w:tcW w:type="dxa" w:w="1020"/>
           </w:tcPr>
           <w:p>
             <w:pPr>
@@ -14804,7 +14804,7 @@
         </w:tc>
         <w:tc>
           <w:tcPr>
-            <w:tcW w:type="dxa" w:w="1026"/>
+            <w:tcW w:type="dxa" w:w="1020"/>
           </w:tcPr>
           <w:p>
             <w:pPr>
@@ -14822,7 +14822,7 @@
         </w:tc>
         <w:tc>
           <w:tcPr>
-            <w:tcW w:type="dxa" w:w="1026"/>
+            <w:tcW w:type="dxa" w:w="1020"/>
           </w:tcPr>
           <w:p>
             <w:pPr>
@@ -14840,7 +14840,7 @@
         </w:tc>
         <w:tc>
           <w:tcPr>
-            <w:tcW w:type="dxa" w:w="1026"/>
+            <w:tcW w:type="dxa" w:w="1020"/>
           </w:tcPr>
           <w:p>
             <w:pPr>
@@ -14858,7 +14858,7 @@
         </w:tc>
         <w:tc>
           <w:tcPr>
-            <w:tcW w:type="dxa" w:w="1026"/>
+            <w:tcW w:type="dxa" w:w="1020"/>
           </w:tcPr>
           <w:p>
             <w:pPr>
@@ -14876,7 +14876,7 @@
         </w:tc>
         <w:tc>
           <w:tcPr>
-            <w:tcW w:type="dxa" w:w="1026"/>
+            <w:tcW w:type="dxa" w:w="1020"/>
           </w:tcPr>
           <w:p>
             <w:pPr>
@@ -14894,7 +14894,7 @@
         </w:tc>
         <w:tc>
           <w:tcPr>
-            <w:tcW w:type="dxa" w:w="1026"/>
+            <w:tcW w:type="dxa" w:w="1020"/>
           </w:tcPr>
           <w:p>
             <w:pPr>
@@ -14917,7 +14917,7 @@
         </w:trPr>
         <w:tc>
           <w:tcPr>
-            <w:tcW w:type="dxa" w:w="1984"/>
+            <w:tcW w:type="dxa" w:w="2324"/>
           </w:tcPr>
           <w:p>
             <w:r/>
@@ -14932,7 +14932,7 @@
         </w:tc>
         <w:tc>
           <w:tcPr>
-            <w:tcW w:type="dxa" w:w="1026"/>
+            <w:tcW w:type="dxa" w:w="1020"/>
           </w:tcPr>
           <w:p>
             <w:pPr>
@@ -14950,7 +14950,7 @@
         </w:tc>
         <w:tc>
           <w:tcPr>
-            <w:tcW w:type="dxa" w:w="1026"/>
+            <w:tcW w:type="dxa" w:w="1020"/>
           </w:tcPr>
           <w:p>
             <w:pPr>
@@ -14968,7 +14968,7 @@
         </w:tc>
         <w:tc>
           <w:tcPr>
-            <w:tcW w:type="dxa" w:w="1026"/>
+            <w:tcW w:type="dxa" w:w="1020"/>
           </w:tcPr>
           <w:p>
             <w:pPr>
@@ -14986,7 +14986,7 @@
         </w:tc>
         <w:tc>
           <w:tcPr>
-            <w:tcW w:type="dxa" w:w="1026"/>
+            <w:tcW w:type="dxa" w:w="1020"/>
           </w:tcPr>
           <w:p>
             <w:pPr>
@@ -15004,7 +15004,7 @@
         </w:tc>
         <w:tc>
           <w:tcPr>
-            <w:tcW w:type="dxa" w:w="1026"/>
+            <w:tcW w:type="dxa" w:w="1020"/>
           </w:tcPr>
           <w:p>
             <w:pPr>
@@ -15022,7 +15022,7 @@
         </w:tc>
         <w:tc>
           <w:tcPr>
-            <w:tcW w:type="dxa" w:w="1026"/>
+            <w:tcW w:type="dxa" w:w="1020"/>
           </w:tcPr>
           <w:p>
             <w:pPr>
@@ -15040,7 +15040,7 @@
         </w:tc>
         <w:tc>
           <w:tcPr>
-            <w:tcW w:type="dxa" w:w="1026"/>
+            <w:tcW w:type="dxa" w:w="1020"/>
           </w:tcPr>
           <w:p>
             <w:pPr>
@@ -15063,7 +15063,7 @@
         </w:trPr>
         <w:tc>
           <w:tcPr>
-            <w:tcW w:type="dxa" w:w="1984"/>
+            <w:tcW w:type="dxa" w:w="2324"/>
           </w:tcPr>
           <w:p>
             <w:r/>
@@ -15078,7 +15078,7 @@
         </w:tc>
         <w:tc>
           <w:tcPr>
-            <w:tcW w:type="dxa" w:w="1026"/>
+            <w:tcW w:type="dxa" w:w="1020"/>
           </w:tcPr>
           <w:p>
             <w:pPr>
@@ -15096,7 +15096,7 @@
         </w:tc>
         <w:tc>
           <w:tcPr>
-            <w:tcW w:type="dxa" w:w="1026"/>
+            <w:tcW w:type="dxa" w:w="1020"/>
           </w:tcPr>
           <w:p>
             <w:pPr>
@@ -15114,7 +15114,7 @@
         </w:tc>
         <w:tc>
           <w:tcPr>
-            <w:tcW w:type="dxa" w:w="1026"/>
+            <w:tcW w:type="dxa" w:w="1020"/>
           </w:tcPr>
           <w:p>
             <w:pPr>
@@ -15132,7 +15132,7 @@
         </w:tc>
         <w:tc>
           <w:tcPr>
-            <w:tcW w:type="dxa" w:w="1026"/>
+            <w:tcW w:type="dxa" w:w="1020"/>
           </w:tcPr>
           <w:p>
             <w:pPr>
@@ -15150,7 +15150,7 @@
         </w:tc>
         <w:tc>
           <w:tcPr>
-            <w:tcW w:type="dxa" w:w="1026"/>
+            <w:tcW w:type="dxa" w:w="1020"/>
           </w:tcPr>
           <w:p>
             <w:pPr>
@@ -15168,7 +15168,7 @@
         </w:tc>
         <w:tc>
           <w:tcPr>
-            <w:tcW w:type="dxa" w:w="1026"/>
+            <w:tcW w:type="dxa" w:w="1020"/>
           </w:tcPr>
           <w:p>
             <w:pPr>
@@ -15186,7 +15186,7 @@
         </w:tc>
         <w:tc>
           <w:tcPr>
-            <w:tcW w:type="dxa" w:w="1026"/>
+            <w:tcW w:type="dxa" w:w="1020"/>
           </w:tcPr>
           <w:p>
             <w:pPr>
@@ -15209,7 +15209,7 @@
         </w:trPr>
         <w:tc>
           <w:tcPr>
-            <w:tcW w:type="dxa" w:w="1984"/>
+            <w:tcW w:type="dxa" w:w="2324"/>
           </w:tcPr>
           <w:p>
             <w:r/>
@@ -15224,7 +15224,7 @@
         </w:tc>
         <w:tc>
           <w:tcPr>
-            <w:tcW w:type="dxa" w:w="1026"/>
+            <w:tcW w:type="dxa" w:w="1020"/>
           </w:tcPr>
           <w:p>
             <w:pPr>
@@ -15242,7 +15242,7 @@
         </w:tc>
         <w:tc>
           <w:tcPr>
-            <w:tcW w:type="dxa" w:w="1026"/>
+            <w:tcW w:type="dxa" w:w="1020"/>
           </w:tcPr>
           <w:p>
             <w:pPr>
@@ -15260,7 +15260,7 @@
         </w:tc>
         <w:tc>
           <w:tcPr>
-            <w:tcW w:type="dxa" w:w="1026"/>
+            <w:tcW w:type="dxa" w:w="1020"/>
           </w:tcPr>
           <w:p>
             <w:pPr>
@@ -15278,7 +15278,7 @@
         </w:tc>
         <w:tc>
           <w:tcPr>
-            <w:tcW w:type="dxa" w:w="1026"/>
+            <w:tcW w:type="dxa" w:w="1020"/>
           </w:tcPr>
           <w:p>
             <w:pPr>
@@ -15296,7 +15296,7 @@
         </w:tc>
         <w:tc>
           <w:tcPr>
-            <w:tcW w:type="dxa" w:w="1026"/>
+            <w:tcW w:type="dxa" w:w="1020"/>
           </w:tcPr>
           <w:p>
             <w:pPr>
@@ -15314,7 +15314,7 @@
         </w:tc>
         <w:tc>
           <w:tcPr>
-            <w:tcW w:type="dxa" w:w="1026"/>
+            <w:tcW w:type="dxa" w:w="1020"/>
           </w:tcPr>
           <w:p>
             <w:pPr>
@@ -15332,7 +15332,7 @@
         </w:tc>
         <w:tc>
           <w:tcPr>
-            <w:tcW w:type="dxa" w:w="1026"/>
+            <w:tcW w:type="dxa" w:w="1020"/>
           </w:tcPr>
           <w:p>
             <w:pPr>
@@ -15355,7 +15355,7 @@
         </w:trPr>
         <w:tc>
           <w:tcPr>
-            <w:tcW w:type="dxa" w:w="1984"/>
+            <w:tcW w:type="dxa" w:w="2324"/>
           </w:tcPr>
           <w:p>
             <w:r/>
@@ -15370,7 +15370,7 @@
         </w:tc>
         <w:tc>
           <w:tcPr>
-            <w:tcW w:type="dxa" w:w="1026"/>
+            <w:tcW w:type="dxa" w:w="1020"/>
           </w:tcPr>
           <w:p>
             <w:pPr>
@@ -15388,7 +15388,7 @@
         </w:tc>
         <w:tc>
           <w:tcPr>
-            <w:tcW w:type="dxa" w:w="1026"/>
+            <w:tcW w:type="dxa" w:w="1020"/>
           </w:tcPr>
           <w:p>
             <w:pPr>
@@ -15406,7 +15406,7 @@
         </w:tc>
         <w:tc>
           <w:tcPr>
-            <w:tcW w:type="dxa" w:w="1026"/>
+            <w:tcW w:type="dxa" w:w="1020"/>
           </w:tcPr>
           <w:p>
             <w:pPr>
@@ -15424,7 +15424,7 @@
         </w:tc>
         <w:tc>
           <w:tcPr>
-            <w:tcW w:type="dxa" w:w="1026"/>
+            <w:tcW w:type="dxa" w:w="1020"/>
           </w:tcPr>
           <w:p>
             <w:pPr>
@@ -15442,7 +15442,7 @@
         </w:tc>
         <w:tc>
           <w:tcPr>
-            <w:tcW w:type="dxa" w:w="1026"/>
+            <w:tcW w:type="dxa" w:w="1020"/>
           </w:tcPr>
           <w:p>
             <w:pPr>
@@ -15460,7 +15460,7 @@
         </w:tc>
         <w:tc>
           <w:tcPr>
-            <w:tcW w:type="dxa" w:w="1026"/>
+            <w:tcW w:type="dxa" w:w="1020"/>
           </w:tcPr>
           <w:p>
             <w:pPr>
@@ -15478,7 +15478,7 @@
         </w:tc>
         <w:tc>
           <w:tcPr>
-            <w:tcW w:type="dxa" w:w="1026"/>
+            <w:tcW w:type="dxa" w:w="1020"/>
           </w:tcPr>
           <w:p>
             <w:pPr>
@@ -15501,7 +15501,7 @@
         </w:trPr>
         <w:tc>
           <w:tcPr>
-            <w:tcW w:type="dxa" w:w="1984"/>
+            <w:tcW w:type="dxa" w:w="2324"/>
           </w:tcPr>
           <w:p>
             <w:r/>
@@ -15516,7 +15516,7 @@
         </w:tc>
         <w:tc>
           <w:tcPr>
-            <w:tcW w:type="dxa" w:w="1026"/>
+            <w:tcW w:type="dxa" w:w="1020"/>
           </w:tcPr>
           <w:p>
             <w:pPr>
@@ -15534,7 +15534,7 @@
         </w:tc>
         <w:tc>
           <w:tcPr>
-            <w:tcW w:type="dxa" w:w="1026"/>
+            <w:tcW w:type="dxa" w:w="1020"/>
           </w:tcPr>
           <w:p>
             <w:pPr>
@@ -15552,7 +15552,7 @@
         </w:tc>
         <w:tc>
           <w:tcPr>
-            <w:tcW w:type="dxa" w:w="1026"/>
+            <w:tcW w:type="dxa" w:w="1020"/>
           </w:tcPr>
           <w:p>
             <w:pPr>
@@ -15570,7 +15570,7 @@
         </w:tc>
         <w:tc>
           <w:tcPr>
-            <w:tcW w:type="dxa" w:w="1026"/>
+            <w:tcW w:type="dxa" w:w="1020"/>
           </w:tcPr>
           <w:p>
             <w:pPr>
@@ -15588,7 +15588,7 @@
         </w:tc>
         <w:tc>
           <w:tcPr>
-            <w:tcW w:type="dxa" w:w="1026"/>
+            <w:tcW w:type="dxa" w:w="1020"/>
           </w:tcPr>
           <w:p>
             <w:pPr>
@@ -15606,7 +15606,7 @@
         </w:tc>
         <w:tc>
           <w:tcPr>
-            <w:tcW w:type="dxa" w:w="1026"/>
+            <w:tcW w:type="dxa" w:w="1020"/>
           </w:tcPr>
           <w:p>
             <w:pPr>
@@ -15624,7 +15624,7 @@
         </w:tc>
         <w:tc>
           <w:tcPr>
-            <w:tcW w:type="dxa" w:w="1026"/>
+            <w:tcW w:type="dxa" w:w="1020"/>
           </w:tcPr>
           <w:p>
             <w:pPr>
@@ -15647,7 +15647,7 @@
         </w:trPr>
         <w:tc>
           <w:tcPr>
-            <w:tcW w:type="dxa" w:w="1984"/>
+            <w:tcW w:type="dxa" w:w="2324"/>
           </w:tcPr>
           <w:p>
             <w:r/>
@@ -15662,7 +15662,7 @@
         </w:tc>
         <w:tc>
           <w:tcPr>
-            <w:tcW w:type="dxa" w:w="1026"/>
+            <w:tcW w:type="dxa" w:w="1020"/>
           </w:tcPr>
           <w:p>
             <w:pPr>
@@ -15680,7 +15680,7 @@
         </w:tc>
         <w:tc>
           <w:tcPr>
-            <w:tcW w:type="dxa" w:w="1026"/>
+            <w:tcW w:type="dxa" w:w="1020"/>
           </w:tcPr>
           <w:p>
             <w:pPr>
@@ -15698,7 +15698,7 @@
         </w:tc>
         <w:tc>
           <w:tcPr>
-            <w:tcW w:type="dxa" w:w="1026"/>
+            <w:tcW w:type="dxa" w:w="1020"/>
           </w:tcPr>
           <w:p>
             <w:pPr>
@@ -15716,7 +15716,7 @@
         </w:tc>
         <w:tc>
           <w:tcPr>
-            <w:tcW w:type="dxa" w:w="1026"/>
+            <w:tcW w:type="dxa" w:w="1020"/>
           </w:tcPr>
           <w:p>
             <w:pPr>
@@ -15734,7 +15734,7 @@
         </w:tc>
         <w:tc>
           <w:tcPr>
-            <w:tcW w:type="dxa" w:w="1026"/>
+            <w:tcW w:type="dxa" w:w="1020"/>
           </w:tcPr>
           <w:p>
             <w:pPr>
@@ -15752,7 +15752,7 @@
         </w:tc>
         <w:tc>
           <w:tcPr>
-            <w:tcW w:type="dxa" w:w="1026"/>
+            <w:tcW w:type="dxa" w:w="1020"/>
           </w:tcPr>
           <w:p>
             <w:pPr>
@@ -15770,7 +15770,7 @@
         </w:tc>
         <w:tc>
           <w:tcPr>
-            <w:tcW w:type="dxa" w:w="1026"/>
+            <w:tcW w:type="dxa" w:w="1020"/>
           </w:tcPr>
           <w:p>
             <w:pPr>
@@ -15793,7 +15793,7 @@
         </w:trPr>
         <w:tc>
           <w:tcPr>
-            <w:tcW w:type="dxa" w:w="1984"/>
+            <w:tcW w:type="dxa" w:w="2324"/>
           </w:tcPr>
           <w:p>
             <w:r/>
@@ -15808,7 +15808,7 @@
         </w:tc>
         <w:tc>
           <w:tcPr>
-            <w:tcW w:type="dxa" w:w="1026"/>
+            <w:tcW w:type="dxa" w:w="1020"/>
           </w:tcPr>
           <w:p>
             <w:pPr>
@@ -15826,7 +15826,7 @@
         </w:tc>
         <w:tc>
           <w:tcPr>
-            <w:tcW w:type="dxa" w:w="1026"/>
+            <w:tcW w:type="dxa" w:w="1020"/>
           </w:tcPr>
           <w:p>
             <w:pPr>
@@ -15844,7 +15844,7 @@
         </w:tc>
         <w:tc>
           <w:tcPr>
-            <w:tcW w:type="dxa" w:w="1026"/>
+            <w:tcW w:type="dxa" w:w="1020"/>
           </w:tcPr>
           <w:p>
             <w:pPr>
@@ -15862,7 +15862,7 @@
         </w:tc>
         <w:tc>
           <w:tcPr>
-            <w:tcW w:type="dxa" w:w="1026"/>
+            <w:tcW w:type="dxa" w:w="1020"/>
           </w:tcPr>
           <w:p>
             <w:pPr>
@@ -15880,7 +15880,7 @@
         </w:tc>
         <w:tc>
           <w:tcPr>
-            <w:tcW w:type="dxa" w:w="1026"/>
+            <w:tcW w:type="dxa" w:w="1020"/>
           </w:tcPr>
           <w:p>
             <w:pPr>
@@ -15898,7 +15898,7 @@
         </w:tc>
         <w:tc>
           <w:tcPr>
-            <w:tcW w:type="dxa" w:w="1026"/>
+            <w:tcW w:type="dxa" w:w="1020"/>
           </w:tcPr>
           <w:p>
             <w:pPr>
@@ -15916,7 +15916,7 @@
         </w:tc>
         <w:tc>
           <w:tcPr>
-            <w:tcW w:type="dxa" w:w="1026"/>
+            <w:tcW w:type="dxa" w:w="1020"/>
           </w:tcPr>
           <w:p>
             <w:pPr>
@@ -15939,7 +15939,7 @@
         </w:trPr>
         <w:tc>
           <w:tcPr>
-            <w:tcW w:type="dxa" w:w="1984"/>
+            <w:tcW w:type="dxa" w:w="2324"/>
           </w:tcPr>
           <w:p>
             <w:r/>
@@ -15954,7 +15954,7 @@
         </w:tc>
         <w:tc>
           <w:tcPr>
-            <w:tcW w:type="dxa" w:w="1026"/>
+            <w:tcW w:type="dxa" w:w="1020"/>
           </w:tcPr>
           <w:p>
             <w:pPr>
@@ -15972,7 +15972,7 @@
         </w:tc>
         <w:tc>
           <w:tcPr>
-            <w:tcW w:type="dxa" w:w="1026"/>
+            <w:tcW w:type="dxa" w:w="1020"/>
           </w:tcPr>
           <w:p>
             <w:pPr>
@@ -15990,7 +15990,7 @@
         </w:tc>
         <w:tc>
           <w:tcPr>
-            <w:tcW w:type="dxa" w:w="1026"/>
+            <w:tcW w:type="dxa" w:w="1020"/>
           </w:tcPr>
           <w:p>
             <w:pPr>
@@ -16008,7 +16008,7 @@
         </w:tc>
         <w:tc>
           <w:tcPr>
-            <w:tcW w:type="dxa" w:w="1026"/>
+            <w:tcW w:type="dxa" w:w="1020"/>
           </w:tcPr>
           <w:p>
             <w:pPr>
@@ -16026,7 +16026,7 @@
         </w:tc>
         <w:tc>
           <w:tcPr>
-            <w:tcW w:type="dxa" w:w="1026"/>
+            <w:tcW w:type="dxa" w:w="1020"/>
           </w:tcPr>
           <w:p>
             <w:pPr>
@@ -16044,7 +16044,7 @@
         </w:tc>
         <w:tc>
           <w:tcPr>
-            <w:tcW w:type="dxa" w:w="1026"/>
+            <w:tcW w:type="dxa" w:w="1020"/>
           </w:tcPr>
           <w:p>
             <w:pPr>
@@ -16062,7 +16062,7 @@
         </w:tc>
         <w:tc>
           <w:tcPr>
-            <w:tcW w:type="dxa" w:w="1026"/>
+            <w:tcW w:type="dxa" w:w="1020"/>
           </w:tcPr>
           <w:p>
             <w:pPr>
@@ -16085,7 +16085,7 @@
         </w:trPr>
         <w:tc>
           <w:tcPr>
-            <w:tcW w:type="dxa" w:w="1984"/>
+            <w:tcW w:type="dxa" w:w="2324"/>
           </w:tcPr>
           <w:p>
             <w:r/>
@@ -16100,7 +16100,7 @@
         </w:tc>
         <w:tc>
           <w:tcPr>
-            <w:tcW w:type="dxa" w:w="1026"/>
+            <w:tcW w:type="dxa" w:w="1020"/>
           </w:tcPr>
           <w:p>
             <w:pPr>
@@ -16118,7 +16118,7 @@
         </w:tc>
         <w:tc>
           <w:tcPr>
-            <w:tcW w:type="dxa" w:w="1026"/>
+            <w:tcW w:type="dxa" w:w="1020"/>
           </w:tcPr>
           <w:p>
             <w:pPr>
@@ -16136,7 +16136,7 @@
         </w:tc>
         <w:tc>
           <w:tcPr>
-            <w:tcW w:type="dxa" w:w="1026"/>
+            <w:tcW w:type="dxa" w:w="1020"/>
           </w:tcPr>
           <w:p>
             <w:pPr>
@@ -16154,7 +16154,7 @@
         </w:tc>
         <w:tc>
           <w:tcPr>
-            <w:tcW w:type="dxa" w:w="1026"/>
+            <w:tcW w:type="dxa" w:w="1020"/>
           </w:tcPr>
           <w:p>
             <w:pPr>
@@ -16172,7 +16172,7 @@
         </w:tc>
         <w:tc>
           <w:tcPr>
-            <w:tcW w:type="dxa" w:w="1026"/>
+            <w:tcW w:type="dxa" w:w="1020"/>
           </w:tcPr>
           <w:p>
             <w:pPr>
@@ -16190,7 +16190,7 @@
         </w:tc>
         <w:tc>
           <w:tcPr>
-            <w:tcW w:type="dxa" w:w="1026"/>
+            <w:tcW w:type="dxa" w:w="1020"/>
           </w:tcPr>
           <w:p>
             <w:pPr>
@@ -16208,7 +16208,7 @@
         </w:tc>
         <w:tc>
           <w:tcPr>
-            <w:tcW w:type="dxa" w:w="1026"/>
+            <w:tcW w:type="dxa" w:w="1020"/>
           </w:tcPr>
           <w:p>
             <w:pPr>
@@ -16231,7 +16231,7 @@
         </w:trPr>
         <w:tc>
           <w:tcPr>
-            <w:tcW w:type="dxa" w:w="1984"/>
+            <w:tcW w:type="dxa" w:w="2324"/>
           </w:tcPr>
           <w:p>
             <w:r/>
@@ -16246,7 +16246,7 @@
         </w:tc>
         <w:tc>
           <w:tcPr>
-            <w:tcW w:type="dxa" w:w="1026"/>
+            <w:tcW w:type="dxa" w:w="1020"/>
           </w:tcPr>
           <w:p>
             <w:pPr>
@@ -16264,7 +16264,7 @@
         </w:tc>
         <w:tc>
           <w:tcPr>
-            <w:tcW w:type="dxa" w:w="1026"/>
+            <w:tcW w:type="dxa" w:w="1020"/>
           </w:tcPr>
           <w:p>
             <w:pPr>
@@ -16282,7 +16282,7 @@
         </w:tc>
         <w:tc>
           <w:tcPr>
-            <w:tcW w:type="dxa" w:w="1026"/>
+            <w:tcW w:type="dxa" w:w="1020"/>
           </w:tcPr>
           <w:p>
             <w:pPr>
@@ -16300,7 +16300,7 @@
         </w:tc>
         <w:tc>
           <w:tcPr>
-            <w:tcW w:type="dxa" w:w="1026"/>
+            <w:tcW w:type="dxa" w:w="1020"/>
           </w:tcPr>
           <w:p>
             <w:pPr>
@@ -16318,7 +16318,7 @@
         </w:tc>
         <w:tc>
           <w:tcPr>
-            <w:tcW w:type="dxa" w:w="1026"/>
+            <w:tcW w:type="dxa" w:w="1020"/>
           </w:tcPr>
           <w:p>
             <w:pPr>
@@ -16336,7 +16336,7 @@
         </w:tc>
         <w:tc>
           <w:tcPr>
-            <w:tcW w:type="dxa" w:w="1026"/>
+            <w:tcW w:type="dxa" w:w="1020"/>
           </w:tcPr>
           <w:p>
             <w:pPr>
@@ -16354,7 +16354,7 @@
         </w:tc>
         <w:tc>
           <w:tcPr>
-            <w:tcW w:type="dxa" w:w="1026"/>
+            <w:tcW w:type="dxa" w:w="1020"/>
           </w:tcPr>
           <w:p>
             <w:pPr>
@@ -17790,7 +17790,7 @@
           <w:color w:val="1A1D21"/>
           <w:sz w:val="20"/>
         </w:rPr>
-        <w:t>The second holds cash conversion. Operating cash is set at the company's own disclosed rate — 4.3, 17.9 and 3.9 per cent of revenue in the three published years, 7.7 per cent on average — and working capital is what is left. It asks what the collection cycle must do for the cash to keep converting as it has.</w:t>
+        <w:t>The second holds cash conversion. Operating cash is set at the company's own disclosed rate — 7.7 per cent of revenue in the reviewed six months to 30 June 2026, against 4.3, 17.9 and 3.9 per cent in the three published years, whose average is 8.7 per cent — and working capital is what is left. The reviewed half is the rate carried, because a near-term reviewed actual outranks a stale full-year rate. It asks what the collection cycle must do for the cash to keep converting as it has.</w:t>
       </w:r>
     </w:p>
     <w:p>
@@ -17825,14 +17825,14 @@
         <w:tblLayout w:type="fixed"/>
       </w:tblPr>
       <w:tblGrid>
-        <w:gridCol w:w="1984"/>
-        <w:gridCol w:w="1026"/>
-        <w:gridCol w:w="1026"/>
-        <w:gridCol w:w="1026"/>
-        <w:gridCol w:w="1026"/>
-        <w:gridCol w:w="1026"/>
-        <w:gridCol w:w="1026"/>
-        <w:gridCol w:w="1026"/>
+        <w:gridCol w:w="2722"/>
+        <w:gridCol w:w="964"/>
+        <w:gridCol w:w="964"/>
+        <w:gridCol w:w="964"/>
+        <w:gridCol w:w="964"/>
+        <w:gridCol w:w="964"/>
+        <w:gridCol w:w="964"/>
+        <w:gridCol w:w="964"/>
       </w:tblGrid>
       <w:tr>
         <w:trPr>
@@ -17840,7 +17840,7 @@
         </w:trPr>
         <w:tc>
           <w:tcPr>
-            <w:tcW w:type="dxa" w:w="1984"/>
+            <w:tcW w:type="dxa" w:w="2721"/>
           </w:tcPr>
           <w:p>
             <w:r/>
@@ -17856,7 +17856,7 @@
         </w:tc>
         <w:tc>
           <w:tcPr>
-            <w:tcW w:type="dxa" w:w="1026"/>
+            <w:tcW w:type="dxa" w:w="964"/>
           </w:tcPr>
           <w:p>
             <w:r/>
@@ -17872,7 +17872,7 @@
         </w:tc>
         <w:tc>
           <w:tcPr>
-            <w:tcW w:type="dxa" w:w="1026"/>
+            <w:tcW w:type="dxa" w:w="964"/>
           </w:tcPr>
           <w:p>
             <w:r/>
@@ -17888,7 +17888,7 @@
         </w:tc>
         <w:tc>
           <w:tcPr>
-            <w:tcW w:type="dxa" w:w="1026"/>
+            <w:tcW w:type="dxa" w:w="964"/>
           </w:tcPr>
           <w:p>
             <w:r/>
@@ -17904,7 +17904,7 @@
         </w:tc>
         <w:tc>
           <w:tcPr>
-            <w:tcW w:type="dxa" w:w="1026"/>
+            <w:tcW w:type="dxa" w:w="964"/>
           </w:tcPr>
           <w:p>
             <w:r/>
@@ -17920,7 +17920,7 @@
         </w:tc>
         <w:tc>
           <w:tcPr>
-            <w:tcW w:type="dxa" w:w="1026"/>
+            <w:tcW w:type="dxa" w:w="964"/>
           </w:tcPr>
           <w:p>
             <w:r/>
@@ -17936,7 +17936,7 @@
         </w:tc>
         <w:tc>
           <w:tcPr>
-            <w:tcW w:type="dxa" w:w="1026"/>
+            <w:tcW w:type="dxa" w:w="964"/>
           </w:tcPr>
           <w:p>
             <w:r/>
@@ -17952,7 +17952,7 @@
         </w:tc>
         <w:tc>
           <w:tcPr>
-            <w:tcW w:type="dxa" w:w="1026"/>
+            <w:tcW w:type="dxa" w:w="964"/>
           </w:tcPr>
           <w:p>
             <w:r/>
@@ -17973,7 +17973,7 @@
         </w:trPr>
         <w:tc>
           <w:tcPr>
-            <w:tcW w:type="dxa" w:w="1984"/>
+            <w:tcW w:type="dxa" w:w="2721"/>
           </w:tcPr>
           <w:p>
             <w:r/>
@@ -17988,7 +17988,7 @@
         </w:tc>
         <w:tc>
           <w:tcPr>
-            <w:tcW w:type="dxa" w:w="1026"/>
+            <w:tcW w:type="dxa" w:w="964"/>
           </w:tcPr>
           <w:p>
             <w:pPr>
@@ -18006,7 +18006,7 @@
         </w:tc>
         <w:tc>
           <w:tcPr>
-            <w:tcW w:type="dxa" w:w="1026"/>
+            <w:tcW w:type="dxa" w:w="964"/>
           </w:tcPr>
           <w:p>
             <w:pPr>
@@ -18024,7 +18024,7 @@
         </w:tc>
         <w:tc>
           <w:tcPr>
-            <w:tcW w:type="dxa" w:w="1026"/>
+            <w:tcW w:type="dxa" w:w="964"/>
           </w:tcPr>
           <w:p>
             <w:pPr>
@@ -18042,7 +18042,7 @@
         </w:tc>
         <w:tc>
           <w:tcPr>
-            <w:tcW w:type="dxa" w:w="1026"/>
+            <w:tcW w:type="dxa" w:w="964"/>
           </w:tcPr>
           <w:p>
             <w:pPr>
@@ -18060,7 +18060,7 @@
         </w:tc>
         <w:tc>
           <w:tcPr>
-            <w:tcW w:type="dxa" w:w="1026"/>
+            <w:tcW w:type="dxa" w:w="964"/>
           </w:tcPr>
           <w:p>
             <w:pPr>
@@ -18078,7 +18078,7 @@
         </w:tc>
         <w:tc>
           <w:tcPr>
-            <w:tcW w:type="dxa" w:w="1026"/>
+            <w:tcW w:type="dxa" w:w="964"/>
           </w:tcPr>
           <w:p>
             <w:pPr>
@@ -18096,7 +18096,7 @@
         </w:tc>
         <w:tc>
           <w:tcPr>
-            <w:tcW w:type="dxa" w:w="1026"/>
+            <w:tcW w:type="dxa" w:w="964"/>
           </w:tcPr>
           <w:p>
             <w:pPr>
@@ -18119,7 +18119,7 @@
         </w:trPr>
         <w:tc>
           <w:tcPr>
-            <w:tcW w:type="dxa" w:w="1984"/>
+            <w:tcW w:type="dxa" w:w="2721"/>
           </w:tcPr>
           <w:p>
             <w:r/>
@@ -18134,7 +18134,7 @@
         </w:tc>
         <w:tc>
           <w:tcPr>
-            <w:tcW w:type="dxa" w:w="1026"/>
+            <w:tcW w:type="dxa" w:w="964"/>
           </w:tcPr>
           <w:p>
             <w:pPr>
@@ -18152,7 +18152,7 @@
         </w:tc>
         <w:tc>
           <w:tcPr>
-            <w:tcW w:type="dxa" w:w="1026"/>
+            <w:tcW w:type="dxa" w:w="964"/>
           </w:tcPr>
           <w:p>
             <w:pPr>
@@ -18170,7 +18170,7 @@
         </w:tc>
         <w:tc>
           <w:tcPr>
-            <w:tcW w:type="dxa" w:w="1026"/>
+            <w:tcW w:type="dxa" w:w="964"/>
           </w:tcPr>
           <w:p>
             <w:pPr>
@@ -18188,7 +18188,7 @@
         </w:tc>
         <w:tc>
           <w:tcPr>
-            <w:tcW w:type="dxa" w:w="1026"/>
+            <w:tcW w:type="dxa" w:w="964"/>
           </w:tcPr>
           <w:p>
             <w:pPr>
@@ -18206,7 +18206,7 @@
         </w:tc>
         <w:tc>
           <w:tcPr>
-            <w:tcW w:type="dxa" w:w="1026"/>
+            <w:tcW w:type="dxa" w:w="964"/>
           </w:tcPr>
           <w:p>
             <w:pPr>
@@ -18224,7 +18224,7 @@
         </w:tc>
         <w:tc>
           <w:tcPr>
-            <w:tcW w:type="dxa" w:w="1026"/>
+            <w:tcW w:type="dxa" w:w="964"/>
           </w:tcPr>
           <w:p>
             <w:pPr>
@@ -18242,7 +18242,7 @@
         </w:tc>
         <w:tc>
           <w:tcPr>
-            <w:tcW w:type="dxa" w:w="1026"/>
+            <w:tcW w:type="dxa" w:w="964"/>
           </w:tcPr>
           <w:p>
             <w:pPr>
@@ -18265,7 +18265,7 @@
         </w:trPr>
         <w:tc>
           <w:tcPr>
-            <w:tcW w:type="dxa" w:w="1984"/>
+            <w:tcW w:type="dxa" w:w="2721"/>
           </w:tcPr>
           <w:p>
             <w:r/>
@@ -18280,7 +18280,7 @@
         </w:tc>
         <w:tc>
           <w:tcPr>
-            <w:tcW w:type="dxa" w:w="1026"/>
+            <w:tcW w:type="dxa" w:w="964"/>
           </w:tcPr>
           <w:p>
             <w:pPr>
@@ -18298,7 +18298,7 @@
         </w:tc>
         <w:tc>
           <w:tcPr>
-            <w:tcW w:type="dxa" w:w="1026"/>
+            <w:tcW w:type="dxa" w:w="964"/>
           </w:tcPr>
           <w:p>
             <w:pPr>
@@ -18316,7 +18316,7 @@
         </w:tc>
         <w:tc>
           <w:tcPr>
-            <w:tcW w:type="dxa" w:w="1026"/>
+            <w:tcW w:type="dxa" w:w="964"/>
           </w:tcPr>
           <w:p>
             <w:pPr>
@@ -18334,7 +18334,7 @@
         </w:tc>
         <w:tc>
           <w:tcPr>
-            <w:tcW w:type="dxa" w:w="1026"/>
+            <w:tcW w:type="dxa" w:w="964"/>
           </w:tcPr>
           <w:p>
             <w:pPr>
@@ -18352,7 +18352,7 @@
         </w:tc>
         <w:tc>
           <w:tcPr>
-            <w:tcW w:type="dxa" w:w="1026"/>
+            <w:tcW w:type="dxa" w:w="964"/>
           </w:tcPr>
           <w:p>
             <w:pPr>
@@ -18370,7 +18370,7 @@
         </w:tc>
         <w:tc>
           <w:tcPr>
-            <w:tcW w:type="dxa" w:w="1026"/>
+            <w:tcW w:type="dxa" w:w="964"/>
           </w:tcPr>
           <w:p>
             <w:pPr>
@@ -18388,7 +18388,7 @@
         </w:tc>
         <w:tc>
           <w:tcPr>
-            <w:tcW w:type="dxa" w:w="1026"/>
+            <w:tcW w:type="dxa" w:w="964"/>
           </w:tcPr>
           <w:p>
             <w:pPr>
@@ -18411,7 +18411,7 @@
         </w:trPr>
         <w:tc>
           <w:tcPr>
-            <w:tcW w:type="dxa" w:w="1984"/>
+            <w:tcW w:type="dxa" w:w="2721"/>
           </w:tcPr>
           <w:p>
             <w:r/>
@@ -18426,7 +18426,7 @@
         </w:tc>
         <w:tc>
           <w:tcPr>
-            <w:tcW w:type="dxa" w:w="1026"/>
+            <w:tcW w:type="dxa" w:w="964"/>
           </w:tcPr>
           <w:p>
             <w:pPr>
@@ -18444,7 +18444,7 @@
         </w:tc>
         <w:tc>
           <w:tcPr>
-            <w:tcW w:type="dxa" w:w="1026"/>
+            <w:tcW w:type="dxa" w:w="964"/>
           </w:tcPr>
           <w:p>
             <w:pPr>
@@ -18462,7 +18462,7 @@
         </w:tc>
         <w:tc>
           <w:tcPr>
-            <w:tcW w:type="dxa" w:w="1026"/>
+            <w:tcW w:type="dxa" w:w="964"/>
           </w:tcPr>
           <w:p>
             <w:pPr>
@@ -18480,7 +18480,7 @@
         </w:tc>
         <w:tc>
           <w:tcPr>
-            <w:tcW w:type="dxa" w:w="1026"/>
+            <w:tcW w:type="dxa" w:w="964"/>
           </w:tcPr>
           <w:p>
             <w:pPr>
@@ -18498,7 +18498,7 @@
         </w:tc>
         <w:tc>
           <w:tcPr>
-            <w:tcW w:type="dxa" w:w="1026"/>
+            <w:tcW w:type="dxa" w:w="964"/>
           </w:tcPr>
           <w:p>
             <w:pPr>
@@ -18516,7 +18516,7 @@
         </w:tc>
         <w:tc>
           <w:tcPr>
-            <w:tcW w:type="dxa" w:w="1026"/>
+            <w:tcW w:type="dxa" w:w="964"/>
           </w:tcPr>
           <w:p>
             <w:pPr>
@@ -18534,7 +18534,7 @@
         </w:tc>
         <w:tc>
           <w:tcPr>
-            <w:tcW w:type="dxa" w:w="1026"/>
+            <w:tcW w:type="dxa" w:w="964"/>
           </w:tcPr>
           <w:p>
             <w:pPr>
@@ -18557,7 +18557,7 @@
         </w:trPr>
         <w:tc>
           <w:tcPr>
-            <w:tcW w:type="dxa" w:w="1984"/>
+            <w:tcW w:type="dxa" w:w="2721"/>
           </w:tcPr>
           <w:p>
             <w:r/>
@@ -18572,7 +18572,7 @@
         </w:tc>
         <w:tc>
           <w:tcPr>
-            <w:tcW w:type="dxa" w:w="1026"/>
+            <w:tcW w:type="dxa" w:w="964"/>
           </w:tcPr>
           <w:p>
             <w:pPr>
@@ -18590,7 +18590,7 @@
         </w:tc>
         <w:tc>
           <w:tcPr>
-            <w:tcW w:type="dxa" w:w="1026"/>
+            <w:tcW w:type="dxa" w:w="964"/>
           </w:tcPr>
           <w:p>
             <w:pPr>
@@ -18608,7 +18608,7 @@
         </w:tc>
         <w:tc>
           <w:tcPr>
-            <w:tcW w:type="dxa" w:w="1026"/>
+            <w:tcW w:type="dxa" w:w="964"/>
           </w:tcPr>
           <w:p>
             <w:pPr>
@@ -18626,7 +18626,7 @@
         </w:tc>
         <w:tc>
           <w:tcPr>
-            <w:tcW w:type="dxa" w:w="1026"/>
+            <w:tcW w:type="dxa" w:w="964"/>
           </w:tcPr>
           <w:p>
             <w:pPr>
@@ -18644,7 +18644,7 @@
         </w:tc>
         <w:tc>
           <w:tcPr>
-            <w:tcW w:type="dxa" w:w="1026"/>
+            <w:tcW w:type="dxa" w:w="964"/>
           </w:tcPr>
           <w:p>
             <w:pPr>
@@ -18662,7 +18662,7 @@
         </w:tc>
         <w:tc>
           <w:tcPr>
-            <w:tcW w:type="dxa" w:w="1026"/>
+            <w:tcW w:type="dxa" w:w="964"/>
           </w:tcPr>
           <w:p>
             <w:pPr>
@@ -18680,7 +18680,7 @@
         </w:tc>
         <w:tc>
           <w:tcPr>
-            <w:tcW w:type="dxa" w:w="1026"/>
+            <w:tcW w:type="dxa" w:w="964"/>
           </w:tcPr>
           <w:p>
             <w:pPr>
@@ -18703,7 +18703,7 @@
         </w:trPr>
         <w:tc>
           <w:tcPr>
-            <w:tcW w:type="dxa" w:w="1984"/>
+            <w:tcW w:type="dxa" w:w="2721"/>
           </w:tcPr>
           <w:p>
             <w:r/>
@@ -18718,7 +18718,7 @@
         </w:tc>
         <w:tc>
           <w:tcPr>
-            <w:tcW w:type="dxa" w:w="1026"/>
+            <w:tcW w:type="dxa" w:w="964"/>
           </w:tcPr>
           <w:p>
             <w:pPr>
@@ -18736,7 +18736,7 @@
         </w:tc>
         <w:tc>
           <w:tcPr>
-            <w:tcW w:type="dxa" w:w="1026"/>
+            <w:tcW w:type="dxa" w:w="964"/>
           </w:tcPr>
           <w:p>
             <w:pPr>
@@ -18754,7 +18754,7 @@
         </w:tc>
         <w:tc>
           <w:tcPr>
-            <w:tcW w:type="dxa" w:w="1026"/>
+            <w:tcW w:type="dxa" w:w="964"/>
           </w:tcPr>
           <w:p>
             <w:pPr>
@@ -18772,7 +18772,7 @@
         </w:tc>
         <w:tc>
           <w:tcPr>
-            <w:tcW w:type="dxa" w:w="1026"/>
+            <w:tcW w:type="dxa" w:w="964"/>
           </w:tcPr>
           <w:p>
             <w:pPr>
@@ -18790,7 +18790,7 @@
         </w:tc>
         <w:tc>
           <w:tcPr>
-            <w:tcW w:type="dxa" w:w="1026"/>
+            <w:tcW w:type="dxa" w:w="964"/>
           </w:tcPr>
           <w:p>
             <w:pPr>
@@ -18808,7 +18808,7 @@
         </w:tc>
         <w:tc>
           <w:tcPr>
-            <w:tcW w:type="dxa" w:w="1026"/>
+            <w:tcW w:type="dxa" w:w="964"/>
           </w:tcPr>
           <w:p>
             <w:pPr>
@@ -18826,7 +18826,7 @@
         </w:tc>
         <w:tc>
           <w:tcPr>
-            <w:tcW w:type="dxa" w:w="1026"/>
+            <w:tcW w:type="dxa" w:w="964"/>
           </w:tcPr>
           <w:p>
             <w:pPr>
@@ -18849,7 +18849,7 @@
         </w:trPr>
         <w:tc>
           <w:tcPr>
-            <w:tcW w:type="dxa" w:w="1984"/>
+            <w:tcW w:type="dxa" w:w="2721"/>
           </w:tcPr>
           <w:p>
             <w:r/>
@@ -18864,7 +18864,7 @@
         </w:tc>
         <w:tc>
           <w:tcPr>
-            <w:tcW w:type="dxa" w:w="1026"/>
+            <w:tcW w:type="dxa" w:w="964"/>
           </w:tcPr>
           <w:p>
             <w:pPr>
@@ -18882,7 +18882,7 @@
         </w:tc>
         <w:tc>
           <w:tcPr>
-            <w:tcW w:type="dxa" w:w="1026"/>
+            <w:tcW w:type="dxa" w:w="964"/>
           </w:tcPr>
           <w:p>
             <w:pPr>
@@ -18900,7 +18900,7 @@
         </w:tc>
         <w:tc>
           <w:tcPr>
-            <w:tcW w:type="dxa" w:w="1026"/>
+            <w:tcW w:type="dxa" w:w="964"/>
           </w:tcPr>
           <w:p>
             <w:pPr>
@@ -18918,7 +18918,7 @@
         </w:tc>
         <w:tc>
           <w:tcPr>
-            <w:tcW w:type="dxa" w:w="1026"/>
+            <w:tcW w:type="dxa" w:w="964"/>
           </w:tcPr>
           <w:p>
             <w:pPr>
@@ -18936,7 +18936,7 @@
         </w:tc>
         <w:tc>
           <w:tcPr>
-            <w:tcW w:type="dxa" w:w="1026"/>
+            <w:tcW w:type="dxa" w:w="964"/>
           </w:tcPr>
           <w:p>
             <w:pPr>
@@ -18954,7 +18954,7 @@
         </w:tc>
         <w:tc>
           <w:tcPr>
-            <w:tcW w:type="dxa" w:w="1026"/>
+            <w:tcW w:type="dxa" w:w="964"/>
           </w:tcPr>
           <w:p>
             <w:pPr>
@@ -18972,7 +18972,7 @@
         </w:tc>
         <w:tc>
           <w:tcPr>
-            <w:tcW w:type="dxa" w:w="1026"/>
+            <w:tcW w:type="dxa" w:w="964"/>
           </w:tcPr>
           <w:p>
             <w:pPr>
@@ -18995,7 +18995,7 @@
         </w:trPr>
         <w:tc>
           <w:tcPr>
-            <w:tcW w:type="dxa" w:w="1984"/>
+            <w:tcW w:type="dxa" w:w="2721"/>
           </w:tcPr>
           <w:p>
             <w:r/>
@@ -19010,7 +19010,7 @@
         </w:tc>
         <w:tc>
           <w:tcPr>
-            <w:tcW w:type="dxa" w:w="1026"/>
+            <w:tcW w:type="dxa" w:w="964"/>
           </w:tcPr>
           <w:p>
             <w:pPr>
@@ -19028,7 +19028,7 @@
         </w:tc>
         <w:tc>
           <w:tcPr>
-            <w:tcW w:type="dxa" w:w="1026"/>
+            <w:tcW w:type="dxa" w:w="964"/>
           </w:tcPr>
           <w:p>
             <w:pPr>
@@ -19046,7 +19046,7 @@
         </w:tc>
         <w:tc>
           <w:tcPr>
-            <w:tcW w:type="dxa" w:w="1026"/>
+            <w:tcW w:type="dxa" w:w="964"/>
           </w:tcPr>
           <w:p>
             <w:pPr>
@@ -19064,7 +19064,7 @@
         </w:tc>
         <w:tc>
           <w:tcPr>
-            <w:tcW w:type="dxa" w:w="1026"/>
+            <w:tcW w:type="dxa" w:w="964"/>
           </w:tcPr>
           <w:p>
             <w:pPr>
@@ -19082,7 +19082,7 @@
         </w:tc>
         <w:tc>
           <w:tcPr>
-            <w:tcW w:type="dxa" w:w="1026"/>
+            <w:tcW w:type="dxa" w:w="964"/>
           </w:tcPr>
           <w:p>
             <w:pPr>
@@ -19100,7 +19100,7 @@
         </w:tc>
         <w:tc>
           <w:tcPr>
-            <w:tcW w:type="dxa" w:w="1026"/>
+            <w:tcW w:type="dxa" w:w="964"/>
           </w:tcPr>
           <w:p>
             <w:pPr>
@@ -19118,7 +19118,7 @@
         </w:tc>
         <w:tc>
           <w:tcPr>
-            <w:tcW w:type="dxa" w:w="1026"/>
+            <w:tcW w:type="dxa" w:w="964"/>
           </w:tcPr>
           <w:p>
             <w:pPr>
@@ -19141,7 +19141,7 @@
         </w:trPr>
         <w:tc>
           <w:tcPr>
-            <w:tcW w:type="dxa" w:w="1984"/>
+            <w:tcW w:type="dxa" w:w="2721"/>
           </w:tcPr>
           <w:p>
             <w:r/>
@@ -19156,7 +19156,7 @@
         </w:tc>
         <w:tc>
           <w:tcPr>
-            <w:tcW w:type="dxa" w:w="1026"/>
+            <w:tcW w:type="dxa" w:w="964"/>
           </w:tcPr>
           <w:p>
             <w:pPr>
@@ -19174,7 +19174,7 @@
         </w:tc>
         <w:tc>
           <w:tcPr>
-            <w:tcW w:type="dxa" w:w="1026"/>
+            <w:tcW w:type="dxa" w:w="964"/>
           </w:tcPr>
           <w:p>
             <w:pPr>
@@ -19192,7 +19192,7 @@
         </w:tc>
         <w:tc>
           <w:tcPr>
-            <w:tcW w:type="dxa" w:w="1026"/>
+            <w:tcW w:type="dxa" w:w="964"/>
           </w:tcPr>
           <w:p>
             <w:pPr>
@@ -19210,7 +19210,7 @@
         </w:tc>
         <w:tc>
           <w:tcPr>
-            <w:tcW w:type="dxa" w:w="1026"/>
+            <w:tcW w:type="dxa" w:w="964"/>
           </w:tcPr>
           <w:p>
             <w:pPr>
@@ -19228,7 +19228,7 @@
         </w:tc>
         <w:tc>
           <w:tcPr>
-            <w:tcW w:type="dxa" w:w="1026"/>
+            <w:tcW w:type="dxa" w:w="964"/>
           </w:tcPr>
           <w:p>
             <w:pPr>
@@ -19246,7 +19246,7 @@
         </w:tc>
         <w:tc>
           <w:tcPr>
-            <w:tcW w:type="dxa" w:w="1026"/>
+            <w:tcW w:type="dxa" w:w="964"/>
           </w:tcPr>
           <w:p>
             <w:pPr>
@@ -19264,7 +19264,7 @@
         </w:tc>
         <w:tc>
           <w:tcPr>
-            <w:tcW w:type="dxa" w:w="1026"/>
+            <w:tcW w:type="dxa" w:w="964"/>
           </w:tcPr>
           <w:p>
             <w:pPr>
@@ -19287,7 +19287,7 @@
         </w:trPr>
         <w:tc>
           <w:tcPr>
-            <w:tcW w:type="dxa" w:w="1984"/>
+            <w:tcW w:type="dxa" w:w="2721"/>
           </w:tcPr>
           <w:p>
             <w:r/>
@@ -19302,7 +19302,7 @@
         </w:tc>
         <w:tc>
           <w:tcPr>
-            <w:tcW w:type="dxa" w:w="1026"/>
+            <w:tcW w:type="dxa" w:w="964"/>
           </w:tcPr>
           <w:p>
             <w:pPr>
@@ -19320,7 +19320,7 @@
         </w:tc>
         <w:tc>
           <w:tcPr>
-            <w:tcW w:type="dxa" w:w="1026"/>
+            <w:tcW w:type="dxa" w:w="964"/>
           </w:tcPr>
           <w:p>
             <w:pPr>
@@ -19338,7 +19338,7 @@
         </w:tc>
         <w:tc>
           <w:tcPr>
-            <w:tcW w:type="dxa" w:w="1026"/>
+            <w:tcW w:type="dxa" w:w="964"/>
           </w:tcPr>
           <w:p>
             <w:pPr>
@@ -19356,7 +19356,7 @@
         </w:tc>
         <w:tc>
           <w:tcPr>
-            <w:tcW w:type="dxa" w:w="1026"/>
+            <w:tcW w:type="dxa" w:w="964"/>
           </w:tcPr>
           <w:p>
             <w:pPr>
@@ -19374,7 +19374,7 @@
         </w:tc>
         <w:tc>
           <w:tcPr>
-            <w:tcW w:type="dxa" w:w="1026"/>
+            <w:tcW w:type="dxa" w:w="964"/>
           </w:tcPr>
           <w:p>
             <w:pPr>
@@ -19392,7 +19392,7 @@
         </w:tc>
         <w:tc>
           <w:tcPr>
-            <w:tcW w:type="dxa" w:w="1026"/>
+            <w:tcW w:type="dxa" w:w="964"/>
           </w:tcPr>
           <w:p>
             <w:pPr>
@@ -19410,7 +19410,7 @@
         </w:tc>
         <w:tc>
           <w:tcPr>
-            <w:tcW w:type="dxa" w:w="1026"/>
+            <w:tcW w:type="dxa" w:w="964"/>
           </w:tcPr>
           <w:p>
             <w:pPr>
@@ -19433,7 +19433,7 @@
         </w:trPr>
         <w:tc>
           <w:tcPr>
-            <w:tcW w:type="dxa" w:w="1984"/>
+            <w:tcW w:type="dxa" w:w="2721"/>
           </w:tcPr>
           <w:p>
             <w:r/>
@@ -19448,7 +19448,7 @@
         </w:tc>
         <w:tc>
           <w:tcPr>
-            <w:tcW w:type="dxa" w:w="1026"/>
+            <w:tcW w:type="dxa" w:w="964"/>
           </w:tcPr>
           <w:p>
             <w:pPr>
@@ -19466,7 +19466,7 @@
         </w:tc>
         <w:tc>
           <w:tcPr>
-            <w:tcW w:type="dxa" w:w="1026"/>
+            <w:tcW w:type="dxa" w:w="964"/>
           </w:tcPr>
           <w:p>
             <w:pPr>
@@ -19484,7 +19484,7 @@
         </w:tc>
         <w:tc>
           <w:tcPr>
-            <w:tcW w:type="dxa" w:w="1026"/>
+            <w:tcW w:type="dxa" w:w="964"/>
           </w:tcPr>
           <w:p>
             <w:pPr>
@@ -19502,7 +19502,7 @@
         </w:tc>
         <w:tc>
           <w:tcPr>
-            <w:tcW w:type="dxa" w:w="1026"/>
+            <w:tcW w:type="dxa" w:w="964"/>
           </w:tcPr>
           <w:p>
             <w:pPr>
@@ -19520,7 +19520,7 @@
         </w:tc>
         <w:tc>
           <w:tcPr>
-            <w:tcW w:type="dxa" w:w="1026"/>
+            <w:tcW w:type="dxa" w:w="964"/>
           </w:tcPr>
           <w:p>
             <w:pPr>
@@ -19538,7 +19538,7 @@
         </w:tc>
         <w:tc>
           <w:tcPr>
-            <w:tcW w:type="dxa" w:w="1026"/>
+            <w:tcW w:type="dxa" w:w="964"/>
           </w:tcPr>
           <w:p>
             <w:pPr>
@@ -19556,7 +19556,7 @@
         </w:tc>
         <w:tc>
           <w:tcPr>
-            <w:tcW w:type="dxa" w:w="1026"/>
+            <w:tcW w:type="dxa" w:w="964"/>
           </w:tcPr>
           <w:p>
             <w:pPr>
@@ -19579,7 +19579,7 @@
         </w:trPr>
         <w:tc>
           <w:tcPr>
-            <w:tcW w:type="dxa" w:w="1984"/>
+            <w:tcW w:type="dxa" w:w="2721"/>
           </w:tcPr>
           <w:p>
             <w:r/>
@@ -19594,7 +19594,7 @@
         </w:tc>
         <w:tc>
           <w:tcPr>
-            <w:tcW w:type="dxa" w:w="1026"/>
+            <w:tcW w:type="dxa" w:w="964"/>
           </w:tcPr>
           <w:p>
             <w:pPr>
@@ -19612,7 +19612,7 @@
         </w:tc>
         <w:tc>
           <w:tcPr>
-            <w:tcW w:type="dxa" w:w="1026"/>
+            <w:tcW w:type="dxa" w:w="964"/>
           </w:tcPr>
           <w:p>
             <w:pPr>
@@ -19630,7 +19630,7 @@
         </w:tc>
         <w:tc>
           <w:tcPr>
-            <w:tcW w:type="dxa" w:w="1026"/>
+            <w:tcW w:type="dxa" w:w="964"/>
           </w:tcPr>
           <w:p>
             <w:pPr>
@@ -19648,7 +19648,7 @@
         </w:tc>
         <w:tc>
           <w:tcPr>
-            <w:tcW w:type="dxa" w:w="1026"/>
+            <w:tcW w:type="dxa" w:w="964"/>
           </w:tcPr>
           <w:p>
             <w:pPr>
@@ -19666,7 +19666,7 @@
         </w:tc>
         <w:tc>
           <w:tcPr>
-            <w:tcW w:type="dxa" w:w="1026"/>
+            <w:tcW w:type="dxa" w:w="964"/>
           </w:tcPr>
           <w:p>
             <w:pPr>
@@ -19684,7 +19684,7 @@
         </w:tc>
         <w:tc>
           <w:tcPr>
-            <w:tcW w:type="dxa" w:w="1026"/>
+            <w:tcW w:type="dxa" w:w="964"/>
           </w:tcPr>
           <w:p>
             <w:pPr>
@@ -19702,7 +19702,7 @@
         </w:tc>
         <w:tc>
           <w:tcPr>
-            <w:tcW w:type="dxa" w:w="1026"/>
+            <w:tcW w:type="dxa" w:w="964"/>
           </w:tcPr>
           <w:p>
             <w:pPr>
@@ -19725,7 +19725,7 @@
         </w:trPr>
         <w:tc>
           <w:tcPr>
-            <w:tcW w:type="dxa" w:w="1984"/>
+            <w:tcW w:type="dxa" w:w="2721"/>
           </w:tcPr>
           <w:p>
             <w:r/>
@@ -19740,7 +19740,7 @@
         </w:tc>
         <w:tc>
           <w:tcPr>
-            <w:tcW w:type="dxa" w:w="1026"/>
+            <w:tcW w:type="dxa" w:w="964"/>
           </w:tcPr>
           <w:p>
             <w:pPr>
@@ -19758,7 +19758,7 @@
         </w:tc>
         <w:tc>
           <w:tcPr>
-            <w:tcW w:type="dxa" w:w="1026"/>
+            <w:tcW w:type="dxa" w:w="964"/>
           </w:tcPr>
           <w:p>
             <w:pPr>
@@ -19776,7 +19776,7 @@
         </w:tc>
         <w:tc>
           <w:tcPr>
-            <w:tcW w:type="dxa" w:w="1026"/>
+            <w:tcW w:type="dxa" w:w="964"/>
           </w:tcPr>
           <w:p>
             <w:pPr>
@@ -19794,7 +19794,7 @@
         </w:tc>
         <w:tc>
           <w:tcPr>
-            <w:tcW w:type="dxa" w:w="1026"/>
+            <w:tcW w:type="dxa" w:w="964"/>
           </w:tcPr>
           <w:p>
             <w:pPr>
@@ -19812,7 +19812,7 @@
         </w:tc>
         <w:tc>
           <w:tcPr>
-            <w:tcW w:type="dxa" w:w="1026"/>
+            <w:tcW w:type="dxa" w:w="964"/>
           </w:tcPr>
           <w:p>
             <w:pPr>
@@ -19830,7 +19830,7 @@
         </w:tc>
         <w:tc>
           <w:tcPr>
-            <w:tcW w:type="dxa" w:w="1026"/>
+            <w:tcW w:type="dxa" w:w="964"/>
           </w:tcPr>
           <w:p>
             <w:pPr>
@@ -19848,7 +19848,7 @@
         </w:tc>
         <w:tc>
           <w:tcPr>
-            <w:tcW w:type="dxa" w:w="1026"/>
+            <w:tcW w:type="dxa" w:w="964"/>
           </w:tcPr>
           <w:p>
             <w:pPr>
@@ -19871,7 +19871,7 @@
         </w:trPr>
         <w:tc>
           <w:tcPr>
-            <w:tcW w:type="dxa" w:w="1984"/>
+            <w:tcW w:type="dxa" w:w="2721"/>
           </w:tcPr>
           <w:p>
             <w:r/>
@@ -19886,7 +19886,7 @@
         </w:tc>
         <w:tc>
           <w:tcPr>
-            <w:tcW w:type="dxa" w:w="1026"/>
+            <w:tcW w:type="dxa" w:w="964"/>
           </w:tcPr>
           <w:p>
             <w:pPr>
@@ -19904,7 +19904,7 @@
         </w:tc>
         <w:tc>
           <w:tcPr>
-            <w:tcW w:type="dxa" w:w="1026"/>
+            <w:tcW w:type="dxa" w:w="964"/>
           </w:tcPr>
           <w:p>
             <w:pPr>
@@ -19922,7 +19922,7 @@
         </w:tc>
         <w:tc>
           <w:tcPr>
-            <w:tcW w:type="dxa" w:w="1026"/>
+            <w:tcW w:type="dxa" w:w="964"/>
           </w:tcPr>
           <w:p>
             <w:pPr>
@@ -19940,7 +19940,7 @@
         </w:tc>
         <w:tc>
           <w:tcPr>
-            <w:tcW w:type="dxa" w:w="1026"/>
+            <w:tcW w:type="dxa" w:w="964"/>
           </w:tcPr>
           <w:p>
             <w:pPr>
@@ -19958,7 +19958,7 @@
         </w:tc>
         <w:tc>
           <w:tcPr>
-            <w:tcW w:type="dxa" w:w="1026"/>
+            <w:tcW w:type="dxa" w:w="964"/>
           </w:tcPr>
           <w:p>
             <w:pPr>
@@ -19976,7 +19976,7 @@
         </w:tc>
         <w:tc>
           <w:tcPr>
-            <w:tcW w:type="dxa" w:w="1026"/>
+            <w:tcW w:type="dxa" w:w="964"/>
           </w:tcPr>
           <w:p>
             <w:pPr>
@@ -19994,7 +19994,7 @@
         </w:tc>
         <w:tc>
           <w:tcPr>
-            <w:tcW w:type="dxa" w:w="1026"/>
+            <w:tcW w:type="dxa" w:w="964"/>
           </w:tcPr>
           <w:p>
             <w:pPr>
@@ -20017,7 +20017,7 @@
         </w:trPr>
         <w:tc>
           <w:tcPr>
-            <w:tcW w:type="dxa" w:w="1984"/>
+            <w:tcW w:type="dxa" w:w="2721"/>
           </w:tcPr>
           <w:p>
             <w:r/>
@@ -20032,7 +20032,7 @@
         </w:tc>
         <w:tc>
           <w:tcPr>
-            <w:tcW w:type="dxa" w:w="1026"/>
+            <w:tcW w:type="dxa" w:w="964"/>
           </w:tcPr>
           <w:p>
             <w:pPr>
@@ -20050,7 +20050,7 @@
         </w:tc>
         <w:tc>
           <w:tcPr>
-            <w:tcW w:type="dxa" w:w="1026"/>
+            <w:tcW w:type="dxa" w:w="964"/>
           </w:tcPr>
           <w:p>
             <w:pPr>
@@ -20068,7 +20068,7 @@
         </w:tc>
         <w:tc>
           <w:tcPr>
-            <w:tcW w:type="dxa" w:w="1026"/>
+            <w:tcW w:type="dxa" w:w="964"/>
           </w:tcPr>
           <w:p>
             <w:pPr>
@@ -20086,7 +20086,7 @@
         </w:tc>
         <w:tc>
           <w:tcPr>
-            <w:tcW w:type="dxa" w:w="1026"/>
+            <w:tcW w:type="dxa" w:w="964"/>
           </w:tcPr>
           <w:p>
             <w:pPr>
@@ -20104,7 +20104,7 @@
         </w:tc>
         <w:tc>
           <w:tcPr>
-            <w:tcW w:type="dxa" w:w="1026"/>
+            <w:tcW w:type="dxa" w:w="964"/>
           </w:tcPr>
           <w:p>
             <w:pPr>
@@ -20122,7 +20122,7 @@
         </w:tc>
         <w:tc>
           <w:tcPr>
-            <w:tcW w:type="dxa" w:w="1026"/>
+            <w:tcW w:type="dxa" w:w="964"/>
           </w:tcPr>
           <w:p>
             <w:pPr>
@@ -20140,7 +20140,7 @@
         </w:tc>
         <w:tc>
           <w:tcPr>
-            <w:tcW w:type="dxa" w:w="1026"/>
+            <w:tcW w:type="dxa" w:w="964"/>
           </w:tcPr>
           <w:p>
             <w:pPr>
@@ -20163,7 +20163,7 @@
         </w:trPr>
         <w:tc>
           <w:tcPr>
-            <w:tcW w:type="dxa" w:w="1984"/>
+            <w:tcW w:type="dxa" w:w="2721"/>
           </w:tcPr>
           <w:p>
             <w:r/>
@@ -20178,7 +20178,7 @@
         </w:tc>
         <w:tc>
           <w:tcPr>
-            <w:tcW w:type="dxa" w:w="1026"/>
+            <w:tcW w:type="dxa" w:w="964"/>
           </w:tcPr>
           <w:p>
             <w:pPr>
@@ -20196,7 +20196,7 @@
         </w:tc>
         <w:tc>
           <w:tcPr>
-            <w:tcW w:type="dxa" w:w="1026"/>
+            <w:tcW w:type="dxa" w:w="964"/>
           </w:tcPr>
           <w:p>
             <w:pPr>
@@ -20214,7 +20214,7 @@
         </w:tc>
         <w:tc>
           <w:tcPr>
-            <w:tcW w:type="dxa" w:w="1026"/>
+            <w:tcW w:type="dxa" w:w="964"/>
           </w:tcPr>
           <w:p>
             <w:pPr>
@@ -20232,7 +20232,7 @@
         </w:tc>
         <w:tc>
           <w:tcPr>
-            <w:tcW w:type="dxa" w:w="1026"/>
+            <w:tcW w:type="dxa" w:w="964"/>
           </w:tcPr>
           <w:p>
             <w:pPr>
@@ -20250,7 +20250,7 @@
         </w:tc>
         <w:tc>
           <w:tcPr>
-            <w:tcW w:type="dxa" w:w="1026"/>
+            <w:tcW w:type="dxa" w:w="964"/>
           </w:tcPr>
           <w:p>
             <w:pPr>
@@ -20268,7 +20268,7 @@
         </w:tc>
         <w:tc>
           <w:tcPr>
-            <w:tcW w:type="dxa" w:w="1026"/>
+            <w:tcW w:type="dxa" w:w="964"/>
           </w:tcPr>
           <w:p>
             <w:pPr>
@@ -20286,7 +20286,7 @@
         </w:tc>
         <w:tc>
           <w:tcPr>
-            <w:tcW w:type="dxa" w:w="1026"/>
+            <w:tcW w:type="dxa" w:w="964"/>
           </w:tcPr>
           <w:p>
             <w:pPr>
@@ -20309,7 +20309,7 @@
         </w:trPr>
         <w:tc>
           <w:tcPr>
-            <w:tcW w:type="dxa" w:w="1984"/>
+            <w:tcW w:type="dxa" w:w="2721"/>
           </w:tcPr>
           <w:p>
             <w:r/>
@@ -20324,7 +20324,7 @@
         </w:tc>
         <w:tc>
           <w:tcPr>
-            <w:tcW w:type="dxa" w:w="1026"/>
+            <w:tcW w:type="dxa" w:w="964"/>
           </w:tcPr>
           <w:p>
             <w:pPr>
@@ -20342,7 +20342,7 @@
         </w:tc>
         <w:tc>
           <w:tcPr>
-            <w:tcW w:type="dxa" w:w="1026"/>
+            <w:tcW w:type="dxa" w:w="964"/>
           </w:tcPr>
           <w:p>
             <w:pPr>
@@ -20360,7 +20360,7 @@
         </w:tc>
         <w:tc>
           <w:tcPr>
-            <w:tcW w:type="dxa" w:w="1026"/>
+            <w:tcW w:type="dxa" w:w="964"/>
           </w:tcPr>
           <w:p>
             <w:pPr>
@@ -20378,7 +20378,7 @@
         </w:tc>
         <w:tc>
           <w:tcPr>
-            <w:tcW w:type="dxa" w:w="1026"/>
+            <w:tcW w:type="dxa" w:w="964"/>
           </w:tcPr>
           <w:p>
             <w:pPr>
@@ -20396,7 +20396,7 @@
         </w:tc>
         <w:tc>
           <w:tcPr>
-            <w:tcW w:type="dxa" w:w="1026"/>
+            <w:tcW w:type="dxa" w:w="964"/>
           </w:tcPr>
           <w:p>
             <w:pPr>
@@ -20414,7 +20414,7 @@
         </w:tc>
         <w:tc>
           <w:tcPr>
-            <w:tcW w:type="dxa" w:w="1026"/>
+            <w:tcW w:type="dxa" w:w="964"/>
           </w:tcPr>
           <w:p>
             <w:pPr>
@@ -20432,7 +20432,7 @@
         </w:tc>
         <w:tc>
           <w:tcPr>
-            <w:tcW w:type="dxa" w:w="1026"/>
+            <w:tcW w:type="dxa" w:w="964"/>
           </w:tcPr>
           <w:p>
             <w:pPr>
@@ -20474,14 +20474,14 @@
         <w:tblLayout w:type="fixed"/>
       </w:tblPr>
       <w:tblGrid>
-        <w:gridCol w:w="1984"/>
-        <w:gridCol w:w="1026"/>
-        <w:gridCol w:w="1026"/>
-        <w:gridCol w:w="1026"/>
-        <w:gridCol w:w="1026"/>
-        <w:gridCol w:w="1026"/>
-        <w:gridCol w:w="1026"/>
-        <w:gridCol w:w="1026"/>
+        <w:gridCol w:w="2722"/>
+        <w:gridCol w:w="964"/>
+        <w:gridCol w:w="964"/>
+        <w:gridCol w:w="964"/>
+        <w:gridCol w:w="964"/>
+        <w:gridCol w:w="964"/>
+        <w:gridCol w:w="964"/>
+        <w:gridCol w:w="964"/>
       </w:tblGrid>
       <w:tr>
         <w:trPr>
@@ -20489,7 +20489,7 @@
         </w:trPr>
         <w:tc>
           <w:tcPr>
-            <w:tcW w:type="dxa" w:w="1984"/>
+            <w:tcW w:type="dxa" w:w="2721"/>
           </w:tcPr>
           <w:p>
             <w:r/>
@@ -20505,7 +20505,7 @@
         </w:tc>
         <w:tc>
           <w:tcPr>
-            <w:tcW w:type="dxa" w:w="1026"/>
+            <w:tcW w:type="dxa" w:w="964"/>
           </w:tcPr>
           <w:p>
             <w:r/>
@@ -20521,7 +20521,7 @@
         </w:tc>
         <w:tc>
           <w:tcPr>
-            <w:tcW w:type="dxa" w:w="1026"/>
+            <w:tcW w:type="dxa" w:w="964"/>
           </w:tcPr>
           <w:p>
             <w:r/>
@@ -20537,7 +20537,7 @@
         </w:tc>
         <w:tc>
           <w:tcPr>
-            <w:tcW w:type="dxa" w:w="1026"/>
+            <w:tcW w:type="dxa" w:w="964"/>
           </w:tcPr>
           <w:p>
             <w:r/>
@@ -20553,7 +20553,7 @@
         </w:tc>
         <w:tc>
           <w:tcPr>
-            <w:tcW w:type="dxa" w:w="1026"/>
+            <w:tcW w:type="dxa" w:w="964"/>
           </w:tcPr>
           <w:p>
             <w:r/>
@@ -20569,7 +20569,7 @@
         </w:tc>
         <w:tc>
           <w:tcPr>
-            <w:tcW w:type="dxa" w:w="1026"/>
+            <w:tcW w:type="dxa" w:w="964"/>
           </w:tcPr>
           <w:p>
             <w:r/>
@@ -20585,7 +20585,7 @@
         </w:tc>
         <w:tc>
           <w:tcPr>
-            <w:tcW w:type="dxa" w:w="1026"/>
+            <w:tcW w:type="dxa" w:w="964"/>
           </w:tcPr>
           <w:p>
             <w:r/>
@@ -20601,7 +20601,7 @@
         </w:tc>
         <w:tc>
           <w:tcPr>
-            <w:tcW w:type="dxa" w:w="1026"/>
+            <w:tcW w:type="dxa" w:w="964"/>
           </w:tcPr>
           <w:p>
             <w:r/>
@@ -20622,7 +20622,7 @@
         </w:trPr>
         <w:tc>
           <w:tcPr>
-            <w:tcW w:type="dxa" w:w="1984"/>
+            <w:tcW w:type="dxa" w:w="2721"/>
           </w:tcPr>
           <w:p>
             <w:r/>
@@ -20637,7 +20637,7 @@
         </w:tc>
         <w:tc>
           <w:tcPr>
-            <w:tcW w:type="dxa" w:w="1026"/>
+            <w:tcW w:type="dxa" w:w="964"/>
           </w:tcPr>
           <w:p>
             <w:pPr>
@@ -20655,7 +20655,7 @@
         </w:tc>
         <w:tc>
           <w:tcPr>
-            <w:tcW w:type="dxa" w:w="1026"/>
+            <w:tcW w:type="dxa" w:w="964"/>
           </w:tcPr>
           <w:p>
             <w:pPr>
@@ -20673,7 +20673,7 @@
         </w:tc>
         <w:tc>
           <w:tcPr>
-            <w:tcW w:type="dxa" w:w="1026"/>
+            <w:tcW w:type="dxa" w:w="964"/>
           </w:tcPr>
           <w:p>
             <w:pPr>
@@ -20691,7 +20691,7 @@
         </w:tc>
         <w:tc>
           <w:tcPr>
-            <w:tcW w:type="dxa" w:w="1026"/>
+            <w:tcW w:type="dxa" w:w="964"/>
           </w:tcPr>
           <w:p>
             <w:pPr>
@@ -20709,7 +20709,7 @@
         </w:tc>
         <w:tc>
           <w:tcPr>
-            <w:tcW w:type="dxa" w:w="1026"/>
+            <w:tcW w:type="dxa" w:w="964"/>
           </w:tcPr>
           <w:p>
             <w:pPr>
@@ -20727,7 +20727,7 @@
         </w:tc>
         <w:tc>
           <w:tcPr>
-            <w:tcW w:type="dxa" w:w="1026"/>
+            <w:tcW w:type="dxa" w:w="964"/>
           </w:tcPr>
           <w:p>
             <w:pPr>
@@ -20745,7 +20745,7 @@
         </w:tc>
         <w:tc>
           <w:tcPr>
-            <w:tcW w:type="dxa" w:w="1026"/>
+            <w:tcW w:type="dxa" w:w="964"/>
           </w:tcPr>
           <w:p>
             <w:pPr>
@@ -20768,7 +20768,7 @@
         </w:trPr>
         <w:tc>
           <w:tcPr>
-            <w:tcW w:type="dxa" w:w="1984"/>
+            <w:tcW w:type="dxa" w:w="2721"/>
           </w:tcPr>
           <w:p>
             <w:r/>
@@ -20783,7 +20783,7 @@
         </w:tc>
         <w:tc>
           <w:tcPr>
-            <w:tcW w:type="dxa" w:w="1026"/>
+            <w:tcW w:type="dxa" w:w="964"/>
           </w:tcPr>
           <w:p>
             <w:pPr>
@@ -20801,7 +20801,7 @@
         </w:tc>
         <w:tc>
           <w:tcPr>
-            <w:tcW w:type="dxa" w:w="1026"/>
+            <w:tcW w:type="dxa" w:w="964"/>
           </w:tcPr>
           <w:p>
             <w:pPr>
@@ -20819,7 +20819,7 @@
         </w:tc>
         <w:tc>
           <w:tcPr>
-            <w:tcW w:type="dxa" w:w="1026"/>
+            <w:tcW w:type="dxa" w:w="964"/>
           </w:tcPr>
           <w:p>
             <w:pPr>
@@ -20837,7 +20837,7 @@
         </w:tc>
         <w:tc>
           <w:tcPr>
-            <w:tcW w:type="dxa" w:w="1026"/>
+            <w:tcW w:type="dxa" w:w="964"/>
           </w:tcPr>
           <w:p>
             <w:pPr>
@@ -20855,7 +20855,7 @@
         </w:tc>
         <w:tc>
           <w:tcPr>
-            <w:tcW w:type="dxa" w:w="1026"/>
+            <w:tcW w:type="dxa" w:w="964"/>
           </w:tcPr>
           <w:p>
             <w:pPr>
@@ -20873,7 +20873,7 @@
         </w:tc>
         <w:tc>
           <w:tcPr>
-            <w:tcW w:type="dxa" w:w="1026"/>
+            <w:tcW w:type="dxa" w:w="964"/>
           </w:tcPr>
           <w:p>
             <w:pPr>
@@ -20891,7 +20891,7 @@
         </w:tc>
         <w:tc>
           <w:tcPr>
-            <w:tcW w:type="dxa" w:w="1026"/>
+            <w:tcW w:type="dxa" w:w="964"/>
           </w:tcPr>
           <w:p>
             <w:pPr>
@@ -20914,7 +20914,7 @@
         </w:trPr>
         <w:tc>
           <w:tcPr>
-            <w:tcW w:type="dxa" w:w="1984"/>
+            <w:tcW w:type="dxa" w:w="2721"/>
           </w:tcPr>
           <w:p>
             <w:r/>
@@ -20929,7 +20929,7 @@
         </w:tc>
         <w:tc>
           <w:tcPr>
-            <w:tcW w:type="dxa" w:w="1026"/>
+            <w:tcW w:type="dxa" w:w="964"/>
           </w:tcPr>
           <w:p>
             <w:pPr>
@@ -20947,7 +20947,7 @@
         </w:tc>
         <w:tc>
           <w:tcPr>
-            <w:tcW w:type="dxa" w:w="1026"/>
+            <w:tcW w:type="dxa" w:w="964"/>
           </w:tcPr>
           <w:p>
             <w:pPr>
@@ -20965,7 +20965,7 @@
         </w:tc>
         <w:tc>
           <w:tcPr>
-            <w:tcW w:type="dxa" w:w="1026"/>
+            <w:tcW w:type="dxa" w:w="964"/>
           </w:tcPr>
           <w:p>
             <w:pPr>
@@ -20983,7 +20983,7 @@
         </w:tc>
         <w:tc>
           <w:tcPr>
-            <w:tcW w:type="dxa" w:w="1026"/>
+            <w:tcW w:type="dxa" w:w="964"/>
           </w:tcPr>
           <w:p>
             <w:pPr>
@@ -21001,7 +21001,7 @@
         </w:tc>
         <w:tc>
           <w:tcPr>
-            <w:tcW w:type="dxa" w:w="1026"/>
+            <w:tcW w:type="dxa" w:w="964"/>
           </w:tcPr>
           <w:p>
             <w:pPr>
@@ -21019,7 +21019,7 @@
         </w:tc>
         <w:tc>
           <w:tcPr>
-            <w:tcW w:type="dxa" w:w="1026"/>
+            <w:tcW w:type="dxa" w:w="964"/>
           </w:tcPr>
           <w:p>
             <w:pPr>
@@ -21037,7 +21037,7 @@
         </w:tc>
         <w:tc>
           <w:tcPr>
-            <w:tcW w:type="dxa" w:w="1026"/>
+            <w:tcW w:type="dxa" w:w="964"/>
           </w:tcPr>
           <w:p>
             <w:pPr>
@@ -21060,7 +21060,7 @@
         </w:trPr>
         <w:tc>
           <w:tcPr>
-            <w:tcW w:type="dxa" w:w="1984"/>
+            <w:tcW w:type="dxa" w:w="2721"/>
           </w:tcPr>
           <w:p>
             <w:r/>
@@ -21075,7 +21075,7 @@
         </w:tc>
         <w:tc>
           <w:tcPr>
-            <w:tcW w:type="dxa" w:w="1026"/>
+            <w:tcW w:type="dxa" w:w="964"/>
           </w:tcPr>
           <w:p>
             <w:pPr>
@@ -21093,7 +21093,7 @@
         </w:tc>
         <w:tc>
           <w:tcPr>
-            <w:tcW w:type="dxa" w:w="1026"/>
+            <w:tcW w:type="dxa" w:w="964"/>
           </w:tcPr>
           <w:p>
             <w:pPr>
@@ -21111,7 +21111,7 @@
         </w:tc>
         <w:tc>
           <w:tcPr>
-            <w:tcW w:type="dxa" w:w="1026"/>
+            <w:tcW w:type="dxa" w:w="964"/>
           </w:tcPr>
           <w:p>
             <w:pPr>
@@ -21129,7 +21129,7 @@
         </w:tc>
         <w:tc>
           <w:tcPr>
-            <w:tcW w:type="dxa" w:w="1026"/>
+            <w:tcW w:type="dxa" w:w="964"/>
           </w:tcPr>
           <w:p>
             <w:pPr>
@@ -21147,7 +21147,7 @@
         </w:tc>
         <w:tc>
           <w:tcPr>
-            <w:tcW w:type="dxa" w:w="1026"/>
+            <w:tcW w:type="dxa" w:w="964"/>
           </w:tcPr>
           <w:p>
             <w:pPr>
@@ -21165,7 +21165,7 @@
         </w:tc>
         <w:tc>
           <w:tcPr>
-            <w:tcW w:type="dxa" w:w="1026"/>
+            <w:tcW w:type="dxa" w:w="964"/>
           </w:tcPr>
           <w:p>
             <w:pPr>
@@ -21183,7 +21183,7 @@
         </w:tc>
         <w:tc>
           <w:tcPr>
-            <w:tcW w:type="dxa" w:w="1026"/>
+            <w:tcW w:type="dxa" w:w="964"/>
           </w:tcPr>
           <w:p>
             <w:pPr>
@@ -21206,7 +21206,7 @@
         </w:trPr>
         <w:tc>
           <w:tcPr>
-            <w:tcW w:type="dxa" w:w="1984"/>
+            <w:tcW w:type="dxa" w:w="2721"/>
           </w:tcPr>
           <w:p>
             <w:r/>
@@ -21221,7 +21221,7 @@
         </w:tc>
         <w:tc>
           <w:tcPr>
-            <w:tcW w:type="dxa" w:w="1026"/>
+            <w:tcW w:type="dxa" w:w="964"/>
           </w:tcPr>
           <w:p>
             <w:pPr>
@@ -21239,7 +21239,7 @@
         </w:tc>
         <w:tc>
           <w:tcPr>
-            <w:tcW w:type="dxa" w:w="1026"/>
+            <w:tcW w:type="dxa" w:w="964"/>
           </w:tcPr>
           <w:p>
             <w:pPr>
@@ -21257,7 +21257,7 @@
         </w:tc>
         <w:tc>
           <w:tcPr>
-            <w:tcW w:type="dxa" w:w="1026"/>
+            <w:tcW w:type="dxa" w:w="964"/>
           </w:tcPr>
           <w:p>
             <w:pPr>
@@ -21275,7 +21275,7 @@
         </w:tc>
         <w:tc>
           <w:tcPr>
-            <w:tcW w:type="dxa" w:w="1026"/>
+            <w:tcW w:type="dxa" w:w="964"/>
           </w:tcPr>
           <w:p>
             <w:pPr>
@@ -21293,7 +21293,7 @@
         </w:tc>
         <w:tc>
           <w:tcPr>
-            <w:tcW w:type="dxa" w:w="1026"/>
+            <w:tcW w:type="dxa" w:w="964"/>
           </w:tcPr>
           <w:p>
             <w:pPr>
@@ -21311,7 +21311,7 @@
         </w:tc>
         <w:tc>
           <w:tcPr>
-            <w:tcW w:type="dxa" w:w="1026"/>
+            <w:tcW w:type="dxa" w:w="964"/>
           </w:tcPr>
           <w:p>
             <w:pPr>
@@ -21329,7 +21329,7 @@
         </w:tc>
         <w:tc>
           <w:tcPr>
-            <w:tcW w:type="dxa" w:w="1026"/>
+            <w:tcW w:type="dxa" w:w="964"/>
           </w:tcPr>
           <w:p>
             <w:pPr>
@@ -21352,7 +21352,7 @@
         </w:trPr>
         <w:tc>
           <w:tcPr>
-            <w:tcW w:type="dxa" w:w="1984"/>
+            <w:tcW w:type="dxa" w:w="2721"/>
           </w:tcPr>
           <w:p>
             <w:r/>
@@ -21367,7 +21367,7 @@
         </w:tc>
         <w:tc>
           <w:tcPr>
-            <w:tcW w:type="dxa" w:w="1026"/>
+            <w:tcW w:type="dxa" w:w="964"/>
           </w:tcPr>
           <w:p>
             <w:pPr>
@@ -21385,7 +21385,7 @@
         </w:tc>
         <w:tc>
           <w:tcPr>
-            <w:tcW w:type="dxa" w:w="1026"/>
+            <w:tcW w:type="dxa" w:w="964"/>
           </w:tcPr>
           <w:p>
             <w:pPr>
@@ -21403,7 +21403,7 @@
         </w:tc>
         <w:tc>
           <w:tcPr>
-            <w:tcW w:type="dxa" w:w="1026"/>
+            <w:tcW w:type="dxa" w:w="964"/>
           </w:tcPr>
           <w:p>
             <w:pPr>
@@ -21421,7 +21421,7 @@
         </w:tc>
         <w:tc>
           <w:tcPr>
-            <w:tcW w:type="dxa" w:w="1026"/>
+            <w:tcW w:type="dxa" w:w="964"/>
           </w:tcPr>
           <w:p>
             <w:pPr>
@@ -21439,7 +21439,7 @@
         </w:tc>
         <w:tc>
           <w:tcPr>
-            <w:tcW w:type="dxa" w:w="1026"/>
+            <w:tcW w:type="dxa" w:w="964"/>
           </w:tcPr>
           <w:p>
             <w:pPr>
@@ -21457,7 +21457,7 @@
         </w:tc>
         <w:tc>
           <w:tcPr>
-            <w:tcW w:type="dxa" w:w="1026"/>
+            <w:tcW w:type="dxa" w:w="964"/>
           </w:tcPr>
           <w:p>
             <w:pPr>
@@ -21475,7 +21475,7 @@
         </w:tc>
         <w:tc>
           <w:tcPr>
-            <w:tcW w:type="dxa" w:w="1026"/>
+            <w:tcW w:type="dxa" w:w="964"/>
           </w:tcPr>
           <w:p>
             <w:pPr>
@@ -21498,7 +21498,7 @@
         </w:trPr>
         <w:tc>
           <w:tcPr>
-            <w:tcW w:type="dxa" w:w="1984"/>
+            <w:tcW w:type="dxa" w:w="2721"/>
           </w:tcPr>
           <w:p>
             <w:r/>
@@ -21513,7 +21513,7 @@
         </w:tc>
         <w:tc>
           <w:tcPr>
-            <w:tcW w:type="dxa" w:w="1026"/>
+            <w:tcW w:type="dxa" w:w="964"/>
           </w:tcPr>
           <w:p>
             <w:pPr>
@@ -21531,7 +21531,7 @@
         </w:tc>
         <w:tc>
           <w:tcPr>
-            <w:tcW w:type="dxa" w:w="1026"/>
+            <w:tcW w:type="dxa" w:w="964"/>
           </w:tcPr>
           <w:p>
             <w:pPr>
@@ -21549,7 +21549,7 @@
         </w:tc>
         <w:tc>
           <w:tcPr>
-            <w:tcW w:type="dxa" w:w="1026"/>
+            <w:tcW w:type="dxa" w:w="964"/>
           </w:tcPr>
           <w:p>
             <w:pPr>
@@ -21567,7 +21567,7 @@
         </w:tc>
         <w:tc>
           <w:tcPr>
-            <w:tcW w:type="dxa" w:w="1026"/>
+            <w:tcW w:type="dxa" w:w="964"/>
           </w:tcPr>
           <w:p>
             <w:pPr>
@@ -21585,7 +21585,7 @@
         </w:tc>
         <w:tc>
           <w:tcPr>
-            <w:tcW w:type="dxa" w:w="1026"/>
+            <w:tcW w:type="dxa" w:w="964"/>
           </w:tcPr>
           <w:p>
             <w:pPr>
@@ -21603,7 +21603,7 @@
         </w:tc>
         <w:tc>
           <w:tcPr>
-            <w:tcW w:type="dxa" w:w="1026"/>
+            <w:tcW w:type="dxa" w:w="964"/>
           </w:tcPr>
           <w:p>
             <w:pPr>
@@ -21621,7 +21621,7 @@
         </w:tc>
         <w:tc>
           <w:tcPr>
-            <w:tcW w:type="dxa" w:w="1026"/>
+            <w:tcW w:type="dxa" w:w="964"/>
           </w:tcPr>
           <w:p>
             <w:pPr>
@@ -21644,7 +21644,7 @@
         </w:trPr>
         <w:tc>
           <w:tcPr>
-            <w:tcW w:type="dxa" w:w="1984"/>
+            <w:tcW w:type="dxa" w:w="2721"/>
           </w:tcPr>
           <w:p>
             <w:r/>
@@ -21659,7 +21659,7 @@
         </w:tc>
         <w:tc>
           <w:tcPr>
-            <w:tcW w:type="dxa" w:w="1026"/>
+            <w:tcW w:type="dxa" w:w="964"/>
           </w:tcPr>
           <w:p>
             <w:pPr>
@@ -21677,7 +21677,7 @@
         </w:tc>
         <w:tc>
           <w:tcPr>
-            <w:tcW w:type="dxa" w:w="1026"/>
+            <w:tcW w:type="dxa" w:w="964"/>
           </w:tcPr>
           <w:p>
             <w:pPr>
@@ -21695,7 +21695,7 @@
         </w:tc>
         <w:tc>
           <w:tcPr>
-            <w:tcW w:type="dxa" w:w="1026"/>
+            <w:tcW w:type="dxa" w:w="964"/>
           </w:tcPr>
           <w:p>
             <w:pPr>
@@ -21713,7 +21713,7 @@
         </w:tc>
         <w:tc>
           <w:tcPr>
-            <w:tcW w:type="dxa" w:w="1026"/>
+            <w:tcW w:type="dxa" w:w="964"/>
           </w:tcPr>
           <w:p>
             <w:pPr>
@@ -21731,7 +21731,7 @@
         </w:tc>
         <w:tc>
           <w:tcPr>
-            <w:tcW w:type="dxa" w:w="1026"/>
+            <w:tcW w:type="dxa" w:w="964"/>
           </w:tcPr>
           <w:p>
             <w:pPr>
@@ -21749,7 +21749,7 @@
         </w:tc>
         <w:tc>
           <w:tcPr>
-            <w:tcW w:type="dxa" w:w="1026"/>
+            <w:tcW w:type="dxa" w:w="964"/>
           </w:tcPr>
           <w:p>
             <w:pPr>
@@ -21767,7 +21767,7 @@
         </w:tc>
         <w:tc>
           <w:tcPr>
-            <w:tcW w:type="dxa" w:w="1026"/>
+            <w:tcW w:type="dxa" w:w="964"/>
           </w:tcPr>
           <w:p>
             <w:pPr>
@@ -21808,14 +21808,14 @@
         <w:tblLayout w:type="fixed"/>
       </w:tblPr>
       <w:tblGrid>
-        <w:gridCol w:w="1984"/>
-        <w:gridCol w:w="1026"/>
-        <w:gridCol w:w="1026"/>
-        <w:gridCol w:w="1026"/>
-        <w:gridCol w:w="1026"/>
-        <w:gridCol w:w="1026"/>
-        <w:gridCol w:w="1026"/>
-        <w:gridCol w:w="1026"/>
+        <w:gridCol w:w="2722"/>
+        <w:gridCol w:w="964"/>
+        <w:gridCol w:w="964"/>
+        <w:gridCol w:w="964"/>
+        <w:gridCol w:w="964"/>
+        <w:gridCol w:w="964"/>
+        <w:gridCol w:w="964"/>
+        <w:gridCol w:w="964"/>
       </w:tblGrid>
       <w:tr>
         <w:trPr>
@@ -21823,7 +21823,7 @@
         </w:trPr>
         <w:tc>
           <w:tcPr>
-            <w:tcW w:type="dxa" w:w="1984"/>
+            <w:tcW w:type="dxa" w:w="2721"/>
           </w:tcPr>
           <w:p>
             <w:r/>
@@ -21839,7 +21839,7 @@
         </w:tc>
         <w:tc>
           <w:tcPr>
-            <w:tcW w:type="dxa" w:w="1026"/>
+            <w:tcW w:type="dxa" w:w="964"/>
           </w:tcPr>
           <w:p>
             <w:r/>
@@ -21855,7 +21855,7 @@
         </w:tc>
         <w:tc>
           <w:tcPr>
-            <w:tcW w:type="dxa" w:w="1026"/>
+            <w:tcW w:type="dxa" w:w="964"/>
           </w:tcPr>
           <w:p>
             <w:r/>
@@ -21871,7 +21871,7 @@
         </w:tc>
         <w:tc>
           <w:tcPr>
-            <w:tcW w:type="dxa" w:w="1026"/>
+            <w:tcW w:type="dxa" w:w="964"/>
           </w:tcPr>
           <w:p>
             <w:r/>
@@ -21887,7 +21887,7 @@
         </w:tc>
         <w:tc>
           <w:tcPr>
-            <w:tcW w:type="dxa" w:w="1026"/>
+            <w:tcW w:type="dxa" w:w="964"/>
           </w:tcPr>
           <w:p>
             <w:r/>
@@ -21903,7 +21903,7 @@
         </w:tc>
         <w:tc>
           <w:tcPr>
-            <w:tcW w:type="dxa" w:w="1026"/>
+            <w:tcW w:type="dxa" w:w="964"/>
           </w:tcPr>
           <w:p>
             <w:r/>
@@ -21919,7 +21919,7 @@
         </w:tc>
         <w:tc>
           <w:tcPr>
-            <w:tcW w:type="dxa" w:w="1026"/>
+            <w:tcW w:type="dxa" w:w="964"/>
           </w:tcPr>
           <w:p>
             <w:r/>
@@ -21935,7 +21935,7 @@
         </w:tc>
         <w:tc>
           <w:tcPr>
-            <w:tcW w:type="dxa" w:w="1026"/>
+            <w:tcW w:type="dxa" w:w="964"/>
           </w:tcPr>
           <w:p>
             <w:r/>
@@ -21956,7 +21956,7 @@
         </w:trPr>
         <w:tc>
           <w:tcPr>
-            <w:tcW w:type="dxa" w:w="1984"/>
+            <w:tcW w:type="dxa" w:w="2721"/>
           </w:tcPr>
           <w:p>
             <w:r/>
@@ -21971,7 +21971,7 @@
         </w:tc>
         <w:tc>
           <w:tcPr>
-            <w:tcW w:type="dxa" w:w="1026"/>
+            <w:tcW w:type="dxa" w:w="964"/>
           </w:tcPr>
           <w:p>
             <w:pPr>
@@ -21989,7 +21989,7 @@
         </w:tc>
         <w:tc>
           <w:tcPr>
-            <w:tcW w:type="dxa" w:w="1026"/>
+            <w:tcW w:type="dxa" w:w="964"/>
           </w:tcPr>
           <w:p>
             <w:pPr>
@@ -22007,7 +22007,7 @@
         </w:tc>
         <w:tc>
           <w:tcPr>
-            <w:tcW w:type="dxa" w:w="1026"/>
+            <w:tcW w:type="dxa" w:w="964"/>
           </w:tcPr>
           <w:p>
             <w:pPr>
@@ -22025,7 +22025,7 @@
         </w:tc>
         <w:tc>
           <w:tcPr>
-            <w:tcW w:type="dxa" w:w="1026"/>
+            <w:tcW w:type="dxa" w:w="964"/>
           </w:tcPr>
           <w:p>
             <w:pPr>
@@ -22043,7 +22043,7 @@
         </w:tc>
         <w:tc>
           <w:tcPr>
-            <w:tcW w:type="dxa" w:w="1026"/>
+            <w:tcW w:type="dxa" w:w="964"/>
           </w:tcPr>
           <w:p>
             <w:pPr>
@@ -22061,7 +22061,7 @@
         </w:tc>
         <w:tc>
           <w:tcPr>
-            <w:tcW w:type="dxa" w:w="1026"/>
+            <w:tcW w:type="dxa" w:w="964"/>
           </w:tcPr>
           <w:p>
             <w:pPr>
@@ -22079,7 +22079,7 @@
         </w:tc>
         <w:tc>
           <w:tcPr>
-            <w:tcW w:type="dxa" w:w="1026"/>
+            <w:tcW w:type="dxa" w:w="964"/>
           </w:tcPr>
           <w:p>
             <w:pPr>
@@ -22102,7 +22102,7 @@
         </w:trPr>
         <w:tc>
           <w:tcPr>
-            <w:tcW w:type="dxa" w:w="1984"/>
+            <w:tcW w:type="dxa" w:w="2721"/>
           </w:tcPr>
           <w:p>
             <w:r/>
@@ -22117,7 +22117,7 @@
         </w:tc>
         <w:tc>
           <w:tcPr>
-            <w:tcW w:type="dxa" w:w="1026"/>
+            <w:tcW w:type="dxa" w:w="964"/>
           </w:tcPr>
           <w:p>
             <w:pPr>
@@ -22135,7 +22135,7 @@
         </w:tc>
         <w:tc>
           <w:tcPr>
-            <w:tcW w:type="dxa" w:w="1026"/>
+            <w:tcW w:type="dxa" w:w="964"/>
           </w:tcPr>
           <w:p>
             <w:pPr>
@@ -22153,7 +22153,7 @@
         </w:tc>
         <w:tc>
           <w:tcPr>
-            <w:tcW w:type="dxa" w:w="1026"/>
+            <w:tcW w:type="dxa" w:w="964"/>
           </w:tcPr>
           <w:p>
             <w:pPr>
@@ -22171,7 +22171,7 @@
         </w:tc>
         <w:tc>
           <w:tcPr>
-            <w:tcW w:type="dxa" w:w="1026"/>
+            <w:tcW w:type="dxa" w:w="964"/>
           </w:tcPr>
           <w:p>
             <w:pPr>
@@ -22189,7 +22189,7 @@
         </w:tc>
         <w:tc>
           <w:tcPr>
-            <w:tcW w:type="dxa" w:w="1026"/>
+            <w:tcW w:type="dxa" w:w="964"/>
           </w:tcPr>
           <w:p>
             <w:pPr>
@@ -22207,7 +22207,7 @@
         </w:tc>
         <w:tc>
           <w:tcPr>
-            <w:tcW w:type="dxa" w:w="1026"/>
+            <w:tcW w:type="dxa" w:w="964"/>
           </w:tcPr>
           <w:p>
             <w:pPr>
@@ -22225,7 +22225,7 @@
         </w:tc>
         <w:tc>
           <w:tcPr>
-            <w:tcW w:type="dxa" w:w="1026"/>
+            <w:tcW w:type="dxa" w:w="964"/>
           </w:tcPr>
           <w:p>
             <w:pPr>
@@ -22248,7 +22248,7 @@
         </w:trPr>
         <w:tc>
           <w:tcPr>
-            <w:tcW w:type="dxa" w:w="1984"/>
+            <w:tcW w:type="dxa" w:w="2721"/>
           </w:tcPr>
           <w:p>
             <w:r/>
@@ -22263,7 +22263,7 @@
         </w:tc>
         <w:tc>
           <w:tcPr>
-            <w:tcW w:type="dxa" w:w="1026"/>
+            <w:tcW w:type="dxa" w:w="964"/>
           </w:tcPr>
           <w:p>
             <w:pPr>
@@ -22281,7 +22281,7 @@
         </w:tc>
         <w:tc>
           <w:tcPr>
-            <w:tcW w:type="dxa" w:w="1026"/>
+            <w:tcW w:type="dxa" w:w="964"/>
           </w:tcPr>
           <w:p>
             <w:pPr>
@@ -22299,7 +22299,7 @@
         </w:tc>
         <w:tc>
           <w:tcPr>
-            <w:tcW w:type="dxa" w:w="1026"/>
+            <w:tcW w:type="dxa" w:w="964"/>
           </w:tcPr>
           <w:p>
             <w:pPr>
@@ -22317,7 +22317,7 @@
         </w:tc>
         <w:tc>
           <w:tcPr>
-            <w:tcW w:type="dxa" w:w="1026"/>
+            <w:tcW w:type="dxa" w:w="964"/>
           </w:tcPr>
           <w:p>
             <w:pPr>
@@ -22335,7 +22335,7 @@
         </w:tc>
         <w:tc>
           <w:tcPr>
-            <w:tcW w:type="dxa" w:w="1026"/>
+            <w:tcW w:type="dxa" w:w="964"/>
           </w:tcPr>
           <w:p>
             <w:pPr>
@@ -22353,7 +22353,7 @@
         </w:tc>
         <w:tc>
           <w:tcPr>
-            <w:tcW w:type="dxa" w:w="1026"/>
+            <w:tcW w:type="dxa" w:w="964"/>
           </w:tcPr>
           <w:p>
             <w:pPr>
@@ -22371,7 +22371,7 @@
         </w:tc>
         <w:tc>
           <w:tcPr>
-            <w:tcW w:type="dxa" w:w="1026"/>
+            <w:tcW w:type="dxa" w:w="964"/>
           </w:tcPr>
           <w:p>
             <w:pPr>
@@ -22394,7 +22394,7 @@
         </w:trPr>
         <w:tc>
           <w:tcPr>
-            <w:tcW w:type="dxa" w:w="1984"/>
+            <w:tcW w:type="dxa" w:w="2721"/>
           </w:tcPr>
           <w:p>
             <w:r/>
@@ -22409,7 +22409,7 @@
         </w:tc>
         <w:tc>
           <w:tcPr>
-            <w:tcW w:type="dxa" w:w="1026"/>
+            <w:tcW w:type="dxa" w:w="964"/>
           </w:tcPr>
           <w:p>
             <w:pPr>
@@ -22427,7 +22427,7 @@
         </w:tc>
         <w:tc>
           <w:tcPr>
-            <w:tcW w:type="dxa" w:w="1026"/>
+            <w:tcW w:type="dxa" w:w="964"/>
           </w:tcPr>
           <w:p>
             <w:pPr>
@@ -22445,7 +22445,7 @@
         </w:tc>
         <w:tc>
           <w:tcPr>
-            <w:tcW w:type="dxa" w:w="1026"/>
+            <w:tcW w:type="dxa" w:w="964"/>
           </w:tcPr>
           <w:p>
             <w:pPr>
@@ -22463,7 +22463,7 @@
         </w:tc>
         <w:tc>
           <w:tcPr>
-            <w:tcW w:type="dxa" w:w="1026"/>
+            <w:tcW w:type="dxa" w:w="964"/>
           </w:tcPr>
           <w:p>
             <w:pPr>
@@ -22481,7 +22481,7 @@
         </w:tc>
         <w:tc>
           <w:tcPr>
-            <w:tcW w:type="dxa" w:w="1026"/>
+            <w:tcW w:type="dxa" w:w="964"/>
           </w:tcPr>
           <w:p>
             <w:pPr>
@@ -22499,7 +22499,7 @@
         </w:tc>
         <w:tc>
           <w:tcPr>
-            <w:tcW w:type="dxa" w:w="1026"/>
+            <w:tcW w:type="dxa" w:w="964"/>
           </w:tcPr>
           <w:p>
             <w:pPr>
@@ -22517,7 +22517,7 @@
         </w:tc>
         <w:tc>
           <w:tcPr>
-            <w:tcW w:type="dxa" w:w="1026"/>
+            <w:tcW w:type="dxa" w:w="964"/>
           </w:tcPr>
           <w:p>
             <w:pPr>
@@ -22540,7 +22540,7 @@
         </w:trPr>
         <w:tc>
           <w:tcPr>
-            <w:tcW w:type="dxa" w:w="1984"/>
+            <w:tcW w:type="dxa" w:w="2721"/>
           </w:tcPr>
           <w:p>
             <w:r/>
@@ -22555,7 +22555,7 @@
         </w:tc>
         <w:tc>
           <w:tcPr>
-            <w:tcW w:type="dxa" w:w="1026"/>
+            <w:tcW w:type="dxa" w:w="964"/>
           </w:tcPr>
           <w:p>
             <w:pPr>
@@ -22573,7 +22573,7 @@
         </w:tc>
         <w:tc>
           <w:tcPr>
-            <w:tcW w:type="dxa" w:w="1026"/>
+            <w:tcW w:type="dxa" w:w="964"/>
           </w:tcPr>
           <w:p>
             <w:pPr>
@@ -22591,7 +22591,7 @@
         </w:tc>
         <w:tc>
           <w:tcPr>
-            <w:tcW w:type="dxa" w:w="1026"/>
+            <w:tcW w:type="dxa" w:w="964"/>
           </w:tcPr>
           <w:p>
             <w:pPr>
@@ -22609,7 +22609,7 @@
         </w:tc>
         <w:tc>
           <w:tcPr>
-            <w:tcW w:type="dxa" w:w="1026"/>
+            <w:tcW w:type="dxa" w:w="964"/>
           </w:tcPr>
           <w:p>
             <w:pPr>
@@ -22627,7 +22627,7 @@
         </w:tc>
         <w:tc>
           <w:tcPr>
-            <w:tcW w:type="dxa" w:w="1026"/>
+            <w:tcW w:type="dxa" w:w="964"/>
           </w:tcPr>
           <w:p>
             <w:pPr>
@@ -22645,7 +22645,7 @@
         </w:tc>
         <w:tc>
           <w:tcPr>
-            <w:tcW w:type="dxa" w:w="1026"/>
+            <w:tcW w:type="dxa" w:w="964"/>
           </w:tcPr>
           <w:p>
             <w:pPr>
@@ -22663,7 +22663,7 @@
         </w:tc>
         <w:tc>
           <w:tcPr>
-            <w:tcW w:type="dxa" w:w="1026"/>
+            <w:tcW w:type="dxa" w:w="964"/>
           </w:tcPr>
           <w:p>
             <w:pPr>
@@ -22686,7 +22686,7 @@
         </w:trPr>
         <w:tc>
           <w:tcPr>
-            <w:tcW w:type="dxa" w:w="1984"/>
+            <w:tcW w:type="dxa" w:w="2721"/>
           </w:tcPr>
           <w:p>
             <w:r/>
@@ -22701,7 +22701,7 @@
         </w:tc>
         <w:tc>
           <w:tcPr>
-            <w:tcW w:type="dxa" w:w="1026"/>
+            <w:tcW w:type="dxa" w:w="964"/>
           </w:tcPr>
           <w:p>
             <w:pPr>
@@ -22719,7 +22719,7 @@
         </w:tc>
         <w:tc>
           <w:tcPr>
-            <w:tcW w:type="dxa" w:w="1026"/>
+            <w:tcW w:type="dxa" w:w="964"/>
           </w:tcPr>
           <w:p>
             <w:pPr>
@@ -22737,7 +22737,7 @@
         </w:tc>
         <w:tc>
           <w:tcPr>
-            <w:tcW w:type="dxa" w:w="1026"/>
+            <w:tcW w:type="dxa" w:w="964"/>
           </w:tcPr>
           <w:p>
             <w:pPr>
@@ -22755,7 +22755,7 @@
         </w:tc>
         <w:tc>
           <w:tcPr>
-            <w:tcW w:type="dxa" w:w="1026"/>
+            <w:tcW w:type="dxa" w:w="964"/>
           </w:tcPr>
           <w:p>
             <w:pPr>
@@ -22773,7 +22773,7 @@
         </w:tc>
         <w:tc>
           <w:tcPr>
-            <w:tcW w:type="dxa" w:w="1026"/>
+            <w:tcW w:type="dxa" w:w="964"/>
           </w:tcPr>
           <w:p>
             <w:pPr>
@@ -22791,7 +22791,7 @@
         </w:tc>
         <w:tc>
           <w:tcPr>
-            <w:tcW w:type="dxa" w:w="1026"/>
+            <w:tcW w:type="dxa" w:w="964"/>
           </w:tcPr>
           <w:p>
             <w:pPr>
@@ -22809,7 +22809,7 @@
         </w:tc>
         <w:tc>
           <w:tcPr>
-            <w:tcW w:type="dxa" w:w="1026"/>
+            <w:tcW w:type="dxa" w:w="964"/>
           </w:tcPr>
           <w:p>
             <w:pPr>
@@ -22851,14 +22851,14 @@
         <w:tblLayout w:type="fixed"/>
       </w:tblPr>
       <w:tblGrid>
-        <w:gridCol w:w="1984"/>
-        <w:gridCol w:w="1026"/>
-        <w:gridCol w:w="1026"/>
-        <w:gridCol w:w="1026"/>
-        <w:gridCol w:w="1026"/>
-        <w:gridCol w:w="1026"/>
-        <w:gridCol w:w="1026"/>
-        <w:gridCol w:w="1026"/>
+        <w:gridCol w:w="3515"/>
+        <w:gridCol w:w="850"/>
+        <w:gridCol w:w="850"/>
+        <w:gridCol w:w="850"/>
+        <w:gridCol w:w="850"/>
+        <w:gridCol w:w="850"/>
+        <w:gridCol w:w="850"/>
+        <w:gridCol w:w="850"/>
       </w:tblGrid>
       <w:tr>
         <w:trPr>
@@ -22866,7 +22866,7 @@
         </w:trPr>
         <w:tc>
           <w:tcPr>
-            <w:tcW w:type="dxa" w:w="1984"/>
+            <w:tcW w:type="dxa" w:w="3515"/>
           </w:tcPr>
           <w:p>
             <w:r/>
@@ -22882,7 +22882,7 @@
         </w:tc>
         <w:tc>
           <w:tcPr>
-            <w:tcW w:type="dxa" w:w="1026"/>
+            <w:tcW w:type="dxa" w:w="850"/>
           </w:tcPr>
           <w:p>
             <w:r/>
@@ -22898,7 +22898,7 @@
         </w:tc>
         <w:tc>
           <w:tcPr>
-            <w:tcW w:type="dxa" w:w="1026"/>
+            <w:tcW w:type="dxa" w:w="850"/>
           </w:tcPr>
           <w:p>
             <w:r/>
@@ -22914,7 +22914,7 @@
         </w:tc>
         <w:tc>
           <w:tcPr>
-            <w:tcW w:type="dxa" w:w="1026"/>
+            <w:tcW w:type="dxa" w:w="850"/>
           </w:tcPr>
           <w:p>
             <w:r/>
@@ -22930,7 +22930,7 @@
         </w:tc>
         <w:tc>
           <w:tcPr>
-            <w:tcW w:type="dxa" w:w="1026"/>
+            <w:tcW w:type="dxa" w:w="850"/>
           </w:tcPr>
           <w:p>
             <w:r/>
@@ -22946,7 +22946,7 @@
         </w:tc>
         <w:tc>
           <w:tcPr>
-            <w:tcW w:type="dxa" w:w="1026"/>
+            <w:tcW w:type="dxa" w:w="850"/>
           </w:tcPr>
           <w:p>
             <w:r/>
@@ -22962,7 +22962,7 @@
         </w:tc>
         <w:tc>
           <w:tcPr>
-            <w:tcW w:type="dxa" w:w="1026"/>
+            <w:tcW w:type="dxa" w:w="850"/>
           </w:tcPr>
           <w:p>
             <w:r/>
@@ -22978,7 +22978,7 @@
         </w:tc>
         <w:tc>
           <w:tcPr>
-            <w:tcW w:type="dxa" w:w="1026"/>
+            <w:tcW w:type="dxa" w:w="850"/>
           </w:tcPr>
           <w:p>
             <w:r/>
@@ -22999,7 +22999,7 @@
         </w:trPr>
         <w:tc>
           <w:tcPr>
-            <w:tcW w:type="dxa" w:w="1984"/>
+            <w:tcW w:type="dxa" w:w="3515"/>
           </w:tcPr>
           <w:p>
             <w:r/>
@@ -23014,7 +23014,7 @@
         </w:tc>
         <w:tc>
           <w:tcPr>
-            <w:tcW w:type="dxa" w:w="1026"/>
+            <w:tcW w:type="dxa" w:w="850"/>
           </w:tcPr>
           <w:p>
             <w:pPr>
@@ -23032,7 +23032,7 @@
         </w:tc>
         <w:tc>
           <w:tcPr>
-            <w:tcW w:type="dxa" w:w="1026"/>
+            <w:tcW w:type="dxa" w:w="850"/>
           </w:tcPr>
           <w:p>
             <w:pPr>
@@ -23050,7 +23050,7 @@
         </w:tc>
         <w:tc>
           <w:tcPr>
-            <w:tcW w:type="dxa" w:w="1026"/>
+            <w:tcW w:type="dxa" w:w="850"/>
           </w:tcPr>
           <w:p>
             <w:pPr>
@@ -23068,7 +23068,7 @@
         </w:tc>
         <w:tc>
           <w:tcPr>
-            <w:tcW w:type="dxa" w:w="1026"/>
+            <w:tcW w:type="dxa" w:w="850"/>
           </w:tcPr>
           <w:p>
             <w:pPr>
@@ -23086,7 +23086,7 @@
         </w:tc>
         <w:tc>
           <w:tcPr>
-            <w:tcW w:type="dxa" w:w="1026"/>
+            <w:tcW w:type="dxa" w:w="850"/>
           </w:tcPr>
           <w:p>
             <w:pPr>
@@ -23104,7 +23104,7 @@
         </w:tc>
         <w:tc>
           <w:tcPr>
-            <w:tcW w:type="dxa" w:w="1026"/>
+            <w:tcW w:type="dxa" w:w="850"/>
           </w:tcPr>
           <w:p>
             <w:pPr>
@@ -23122,7 +23122,7 @@
         </w:tc>
         <w:tc>
           <w:tcPr>
-            <w:tcW w:type="dxa" w:w="1026"/>
+            <w:tcW w:type="dxa" w:w="850"/>
           </w:tcPr>
           <w:p>
             <w:pPr>
@@ -23145,7 +23145,7 @@
         </w:trPr>
         <w:tc>
           <w:tcPr>
-            <w:tcW w:type="dxa" w:w="1984"/>
+            <w:tcW w:type="dxa" w:w="3515"/>
           </w:tcPr>
           <w:p>
             <w:r/>
@@ -23160,7 +23160,7 @@
         </w:tc>
         <w:tc>
           <w:tcPr>
-            <w:tcW w:type="dxa" w:w="1026"/>
+            <w:tcW w:type="dxa" w:w="850"/>
           </w:tcPr>
           <w:p>
             <w:pPr>
@@ -23178,7 +23178,7 @@
         </w:tc>
         <w:tc>
           <w:tcPr>
-            <w:tcW w:type="dxa" w:w="1026"/>
+            <w:tcW w:type="dxa" w:w="850"/>
           </w:tcPr>
           <w:p>
             <w:pPr>
@@ -23196,7 +23196,7 @@
         </w:tc>
         <w:tc>
           <w:tcPr>
-            <w:tcW w:type="dxa" w:w="1026"/>
+            <w:tcW w:type="dxa" w:w="850"/>
           </w:tcPr>
           <w:p>
             <w:pPr>
@@ -23214,7 +23214,7 @@
         </w:tc>
         <w:tc>
           <w:tcPr>
-            <w:tcW w:type="dxa" w:w="1026"/>
+            <w:tcW w:type="dxa" w:w="850"/>
           </w:tcPr>
           <w:p>
             <w:pPr>
@@ -23232,7 +23232,7 @@
         </w:tc>
         <w:tc>
           <w:tcPr>
-            <w:tcW w:type="dxa" w:w="1026"/>
+            <w:tcW w:type="dxa" w:w="850"/>
           </w:tcPr>
           <w:p>
             <w:pPr>
@@ -23250,7 +23250,7 @@
         </w:tc>
         <w:tc>
           <w:tcPr>
-            <w:tcW w:type="dxa" w:w="1026"/>
+            <w:tcW w:type="dxa" w:w="850"/>
           </w:tcPr>
           <w:p>
             <w:pPr>
@@ -23268,7 +23268,7 @@
         </w:tc>
         <w:tc>
           <w:tcPr>
-            <w:tcW w:type="dxa" w:w="1026"/>
+            <w:tcW w:type="dxa" w:w="850"/>
           </w:tcPr>
           <w:p>
             <w:pPr>
@@ -23291,7 +23291,7 @@
         </w:trPr>
         <w:tc>
           <w:tcPr>
-            <w:tcW w:type="dxa" w:w="1984"/>
+            <w:tcW w:type="dxa" w:w="3515"/>
           </w:tcPr>
           <w:p>
             <w:r/>
@@ -23306,7 +23306,7 @@
         </w:tc>
         <w:tc>
           <w:tcPr>
-            <w:tcW w:type="dxa" w:w="1026"/>
+            <w:tcW w:type="dxa" w:w="850"/>
           </w:tcPr>
           <w:p>
             <w:pPr>
@@ -23324,7 +23324,7 @@
         </w:tc>
         <w:tc>
           <w:tcPr>
-            <w:tcW w:type="dxa" w:w="1026"/>
+            <w:tcW w:type="dxa" w:w="850"/>
           </w:tcPr>
           <w:p>
             <w:pPr>
@@ -23342,7 +23342,7 @@
         </w:tc>
         <w:tc>
           <w:tcPr>
-            <w:tcW w:type="dxa" w:w="1026"/>
+            <w:tcW w:type="dxa" w:w="850"/>
           </w:tcPr>
           <w:p>
             <w:pPr>
@@ -23360,7 +23360,7 @@
         </w:tc>
         <w:tc>
           <w:tcPr>
-            <w:tcW w:type="dxa" w:w="1026"/>
+            <w:tcW w:type="dxa" w:w="850"/>
           </w:tcPr>
           <w:p>
             <w:pPr>
@@ -23378,7 +23378,7 @@
         </w:tc>
         <w:tc>
           <w:tcPr>
-            <w:tcW w:type="dxa" w:w="1026"/>
+            <w:tcW w:type="dxa" w:w="850"/>
           </w:tcPr>
           <w:p>
             <w:pPr>
@@ -23396,7 +23396,7 @@
         </w:tc>
         <w:tc>
           <w:tcPr>
-            <w:tcW w:type="dxa" w:w="1026"/>
+            <w:tcW w:type="dxa" w:w="850"/>
           </w:tcPr>
           <w:p>
             <w:pPr>
@@ -23414,7 +23414,7 @@
         </w:tc>
         <w:tc>
           <w:tcPr>
-            <w:tcW w:type="dxa" w:w="1026"/>
+            <w:tcW w:type="dxa" w:w="850"/>
           </w:tcPr>
           <w:p>
             <w:pPr>
@@ -23437,7 +23437,7 @@
         </w:trPr>
         <w:tc>
           <w:tcPr>
-            <w:tcW w:type="dxa" w:w="1984"/>
+            <w:tcW w:type="dxa" w:w="3515"/>
           </w:tcPr>
           <w:p>
             <w:r/>
@@ -23452,7 +23452,7 @@
         </w:tc>
         <w:tc>
           <w:tcPr>
-            <w:tcW w:type="dxa" w:w="1026"/>
+            <w:tcW w:type="dxa" w:w="850"/>
           </w:tcPr>
           <w:p>
             <w:pPr>
@@ -23470,7 +23470,7 @@
         </w:tc>
         <w:tc>
           <w:tcPr>
-            <w:tcW w:type="dxa" w:w="1026"/>
+            <w:tcW w:type="dxa" w:w="850"/>
           </w:tcPr>
           <w:p>
             <w:pPr>
@@ -23488,7 +23488,7 @@
         </w:tc>
         <w:tc>
           <w:tcPr>
-            <w:tcW w:type="dxa" w:w="1026"/>
+            <w:tcW w:type="dxa" w:w="850"/>
           </w:tcPr>
           <w:p>
             <w:pPr>
@@ -23506,7 +23506,7 @@
         </w:tc>
         <w:tc>
           <w:tcPr>
-            <w:tcW w:type="dxa" w:w="1026"/>
+            <w:tcW w:type="dxa" w:w="850"/>
           </w:tcPr>
           <w:p>
             <w:pPr>
@@ -23524,7 +23524,7 @@
         </w:tc>
         <w:tc>
           <w:tcPr>
-            <w:tcW w:type="dxa" w:w="1026"/>
+            <w:tcW w:type="dxa" w:w="850"/>
           </w:tcPr>
           <w:p>
             <w:pPr>
@@ -23542,7 +23542,7 @@
         </w:tc>
         <w:tc>
           <w:tcPr>
-            <w:tcW w:type="dxa" w:w="1026"/>
+            <w:tcW w:type="dxa" w:w="850"/>
           </w:tcPr>
           <w:p>
             <w:pPr>
@@ -23560,7 +23560,7 @@
         </w:tc>
         <w:tc>
           <w:tcPr>
-            <w:tcW w:type="dxa" w:w="1026"/>
+            <w:tcW w:type="dxa" w:w="850"/>
           </w:tcPr>
           <w:p>
             <w:pPr>
@@ -23583,7 +23583,7 @@
         </w:trPr>
         <w:tc>
           <w:tcPr>
-            <w:tcW w:type="dxa" w:w="1984"/>
+            <w:tcW w:type="dxa" w:w="3515"/>
           </w:tcPr>
           <w:p>
             <w:r/>
@@ -23598,7 +23598,7 @@
         </w:tc>
         <w:tc>
           <w:tcPr>
-            <w:tcW w:type="dxa" w:w="1026"/>
+            <w:tcW w:type="dxa" w:w="850"/>
           </w:tcPr>
           <w:p>
             <w:pPr>
@@ -23616,7 +23616,7 @@
         </w:tc>
         <w:tc>
           <w:tcPr>
-            <w:tcW w:type="dxa" w:w="1026"/>
+            <w:tcW w:type="dxa" w:w="850"/>
           </w:tcPr>
           <w:p>
             <w:pPr>
@@ -23634,7 +23634,7 @@
         </w:tc>
         <w:tc>
           <w:tcPr>
-            <w:tcW w:type="dxa" w:w="1026"/>
+            <w:tcW w:type="dxa" w:w="850"/>
           </w:tcPr>
           <w:p>
             <w:pPr>
@@ -23652,7 +23652,7 @@
         </w:tc>
         <w:tc>
           <w:tcPr>
-            <w:tcW w:type="dxa" w:w="1026"/>
+            <w:tcW w:type="dxa" w:w="850"/>
           </w:tcPr>
           <w:p>
             <w:pPr>
@@ -23670,7 +23670,7 @@
         </w:tc>
         <w:tc>
           <w:tcPr>
-            <w:tcW w:type="dxa" w:w="1026"/>
+            <w:tcW w:type="dxa" w:w="850"/>
           </w:tcPr>
           <w:p>
             <w:pPr>
@@ -23688,7 +23688,7 @@
         </w:tc>
         <w:tc>
           <w:tcPr>
-            <w:tcW w:type="dxa" w:w="1026"/>
+            <w:tcW w:type="dxa" w:w="850"/>
           </w:tcPr>
           <w:p>
             <w:pPr>
@@ -23706,7 +23706,7 @@
         </w:tc>
         <w:tc>
           <w:tcPr>
-            <w:tcW w:type="dxa" w:w="1026"/>
+            <w:tcW w:type="dxa" w:w="850"/>
           </w:tcPr>
           <w:p>
             <w:pPr>
@@ -23756,14 +23756,14 @@
         <w:tblLayout w:type="fixed"/>
       </w:tblPr>
       <w:tblGrid>
-        <w:gridCol w:w="1984"/>
-        <w:gridCol w:w="1026"/>
-        <w:gridCol w:w="1026"/>
-        <w:gridCol w:w="1026"/>
-        <w:gridCol w:w="1026"/>
-        <w:gridCol w:w="1026"/>
-        <w:gridCol w:w="1026"/>
-        <w:gridCol w:w="1026"/>
+        <w:gridCol w:w="2722"/>
+        <w:gridCol w:w="964"/>
+        <w:gridCol w:w="964"/>
+        <w:gridCol w:w="964"/>
+        <w:gridCol w:w="964"/>
+        <w:gridCol w:w="964"/>
+        <w:gridCol w:w="964"/>
+        <w:gridCol w:w="964"/>
       </w:tblGrid>
       <w:tr>
         <w:trPr>
@@ -23771,7 +23771,7 @@
         </w:trPr>
         <w:tc>
           <w:tcPr>
-            <w:tcW w:type="dxa" w:w="1984"/>
+            <w:tcW w:type="dxa" w:w="2721"/>
           </w:tcPr>
           <w:p>
             <w:r/>
@@ -23787,7 +23787,7 @@
         </w:tc>
         <w:tc>
           <w:tcPr>
-            <w:tcW w:type="dxa" w:w="1026"/>
+            <w:tcW w:type="dxa" w:w="964"/>
           </w:tcPr>
           <w:p>
             <w:r/>
@@ -23803,7 +23803,7 @@
         </w:tc>
         <w:tc>
           <w:tcPr>
-            <w:tcW w:type="dxa" w:w="1026"/>
+            <w:tcW w:type="dxa" w:w="964"/>
           </w:tcPr>
           <w:p>
             <w:r/>
@@ -23819,7 +23819,7 @@
         </w:tc>
         <w:tc>
           <w:tcPr>
-            <w:tcW w:type="dxa" w:w="1026"/>
+            <w:tcW w:type="dxa" w:w="964"/>
           </w:tcPr>
           <w:p>
             <w:r/>
@@ -23835,7 +23835,7 @@
         </w:tc>
         <w:tc>
           <w:tcPr>
-            <w:tcW w:type="dxa" w:w="1026"/>
+            <w:tcW w:type="dxa" w:w="964"/>
           </w:tcPr>
           <w:p>
             <w:r/>
@@ -23851,7 +23851,7 @@
         </w:tc>
         <w:tc>
           <w:tcPr>
-            <w:tcW w:type="dxa" w:w="1026"/>
+            <w:tcW w:type="dxa" w:w="964"/>
           </w:tcPr>
           <w:p>
             <w:r/>
@@ -23867,7 +23867,7 @@
         </w:tc>
         <w:tc>
           <w:tcPr>
-            <w:tcW w:type="dxa" w:w="1026"/>
+            <w:tcW w:type="dxa" w:w="964"/>
           </w:tcPr>
           <w:p>
             <w:r/>
@@ -23883,7 +23883,7 @@
         </w:tc>
         <w:tc>
           <w:tcPr>
-            <w:tcW w:type="dxa" w:w="1026"/>
+            <w:tcW w:type="dxa" w:w="964"/>
           </w:tcPr>
           <w:p>
             <w:r/>
@@ -23904,7 +23904,7 @@
         </w:trPr>
         <w:tc>
           <w:tcPr>
-            <w:tcW w:type="dxa" w:w="1984"/>
+            <w:tcW w:type="dxa" w:w="2721"/>
           </w:tcPr>
           <w:p>
             <w:r/>
@@ -23919,7 +23919,7 @@
         </w:tc>
         <w:tc>
           <w:tcPr>
-            <w:tcW w:type="dxa" w:w="1026"/>
+            <w:tcW w:type="dxa" w:w="964"/>
           </w:tcPr>
           <w:p>
             <w:pPr>
@@ -23937,7 +23937,7 @@
         </w:tc>
         <w:tc>
           <w:tcPr>
-            <w:tcW w:type="dxa" w:w="1026"/>
+            <w:tcW w:type="dxa" w:w="964"/>
           </w:tcPr>
           <w:p>
             <w:pPr>
@@ -23955,7 +23955,7 @@
         </w:tc>
         <w:tc>
           <w:tcPr>
-            <w:tcW w:type="dxa" w:w="1026"/>
+            <w:tcW w:type="dxa" w:w="964"/>
           </w:tcPr>
           <w:p>
             <w:pPr>
@@ -23973,7 +23973,7 @@
         </w:tc>
         <w:tc>
           <w:tcPr>
-            <w:tcW w:type="dxa" w:w="1026"/>
+            <w:tcW w:type="dxa" w:w="964"/>
           </w:tcPr>
           <w:p>
             <w:pPr>
@@ -23991,7 +23991,7 @@
         </w:tc>
         <w:tc>
           <w:tcPr>
-            <w:tcW w:type="dxa" w:w="1026"/>
+            <w:tcW w:type="dxa" w:w="964"/>
           </w:tcPr>
           <w:p>
             <w:pPr>
@@ -24009,7 +24009,7 @@
         </w:tc>
         <w:tc>
           <w:tcPr>
-            <w:tcW w:type="dxa" w:w="1026"/>
+            <w:tcW w:type="dxa" w:w="964"/>
           </w:tcPr>
           <w:p>
             <w:pPr>
@@ -24027,7 +24027,7 @@
         </w:tc>
         <w:tc>
           <w:tcPr>
-            <w:tcW w:type="dxa" w:w="1026"/>
+            <w:tcW w:type="dxa" w:w="964"/>
           </w:tcPr>
           <w:p>
             <w:pPr>
@@ -24050,7 +24050,7 @@
         </w:trPr>
         <w:tc>
           <w:tcPr>
-            <w:tcW w:type="dxa" w:w="1984"/>
+            <w:tcW w:type="dxa" w:w="2721"/>
           </w:tcPr>
           <w:p>
             <w:r/>
@@ -24065,7 +24065,7 @@
         </w:tc>
         <w:tc>
           <w:tcPr>
-            <w:tcW w:type="dxa" w:w="1026"/>
+            <w:tcW w:type="dxa" w:w="964"/>
           </w:tcPr>
           <w:p>
             <w:pPr>
@@ -24083,7 +24083,7 @@
         </w:tc>
         <w:tc>
           <w:tcPr>
-            <w:tcW w:type="dxa" w:w="1026"/>
+            <w:tcW w:type="dxa" w:w="964"/>
           </w:tcPr>
           <w:p>
             <w:pPr>
@@ -24101,7 +24101,7 @@
         </w:tc>
         <w:tc>
           <w:tcPr>
-            <w:tcW w:type="dxa" w:w="1026"/>
+            <w:tcW w:type="dxa" w:w="964"/>
           </w:tcPr>
           <w:p>
             <w:pPr>
@@ -24119,7 +24119,7 @@
         </w:tc>
         <w:tc>
           <w:tcPr>
-            <w:tcW w:type="dxa" w:w="1026"/>
+            <w:tcW w:type="dxa" w:w="964"/>
           </w:tcPr>
           <w:p>
             <w:pPr>
@@ -24137,7 +24137,7 @@
         </w:tc>
         <w:tc>
           <w:tcPr>
-            <w:tcW w:type="dxa" w:w="1026"/>
+            <w:tcW w:type="dxa" w:w="964"/>
           </w:tcPr>
           <w:p>
             <w:pPr>
@@ -24155,7 +24155,7 @@
         </w:tc>
         <w:tc>
           <w:tcPr>
-            <w:tcW w:type="dxa" w:w="1026"/>
+            <w:tcW w:type="dxa" w:w="964"/>
           </w:tcPr>
           <w:p>
             <w:pPr>
@@ -24173,7 +24173,7 @@
         </w:tc>
         <w:tc>
           <w:tcPr>
-            <w:tcW w:type="dxa" w:w="1026"/>
+            <w:tcW w:type="dxa" w:w="964"/>
           </w:tcPr>
           <w:p>
             <w:pPr>
@@ -24196,7 +24196,7 @@
         </w:trPr>
         <w:tc>
           <w:tcPr>
-            <w:tcW w:type="dxa" w:w="1984"/>
+            <w:tcW w:type="dxa" w:w="2721"/>
           </w:tcPr>
           <w:p>
             <w:r/>
@@ -24211,7 +24211,7 @@
         </w:tc>
         <w:tc>
           <w:tcPr>
-            <w:tcW w:type="dxa" w:w="1026"/>
+            <w:tcW w:type="dxa" w:w="964"/>
           </w:tcPr>
           <w:p>
             <w:pPr>
@@ -24229,7 +24229,7 @@
         </w:tc>
         <w:tc>
           <w:tcPr>
-            <w:tcW w:type="dxa" w:w="1026"/>
+            <w:tcW w:type="dxa" w:w="964"/>
           </w:tcPr>
           <w:p>
             <w:pPr>
@@ -24247,7 +24247,7 @@
         </w:tc>
         <w:tc>
           <w:tcPr>
-            <w:tcW w:type="dxa" w:w="1026"/>
+            <w:tcW w:type="dxa" w:w="964"/>
           </w:tcPr>
           <w:p>
             <w:pPr>
@@ -24265,7 +24265,7 @@
         </w:tc>
         <w:tc>
           <w:tcPr>
-            <w:tcW w:type="dxa" w:w="1026"/>
+            <w:tcW w:type="dxa" w:w="964"/>
           </w:tcPr>
           <w:p>
             <w:pPr>
@@ -24283,7 +24283,7 @@
         </w:tc>
         <w:tc>
           <w:tcPr>
-            <w:tcW w:type="dxa" w:w="1026"/>
+            <w:tcW w:type="dxa" w:w="964"/>
           </w:tcPr>
           <w:p>
             <w:pPr>
@@ -24301,7 +24301,7 @@
         </w:tc>
         <w:tc>
           <w:tcPr>
-            <w:tcW w:type="dxa" w:w="1026"/>
+            <w:tcW w:type="dxa" w:w="964"/>
           </w:tcPr>
           <w:p>
             <w:pPr>
@@ -24319,7 +24319,7 @@
         </w:tc>
         <w:tc>
           <w:tcPr>
-            <w:tcW w:type="dxa" w:w="1026"/>
+            <w:tcW w:type="dxa" w:w="964"/>
           </w:tcPr>
           <w:p>
             <w:pPr>
@@ -24342,7 +24342,7 @@
         </w:trPr>
         <w:tc>
           <w:tcPr>
-            <w:tcW w:type="dxa" w:w="1984"/>
+            <w:tcW w:type="dxa" w:w="2721"/>
           </w:tcPr>
           <w:p>
             <w:r/>
@@ -24357,7 +24357,7 @@
         </w:tc>
         <w:tc>
           <w:tcPr>
-            <w:tcW w:type="dxa" w:w="1026"/>
+            <w:tcW w:type="dxa" w:w="964"/>
           </w:tcPr>
           <w:p>
             <w:pPr>
@@ -24375,7 +24375,7 @@
         </w:tc>
         <w:tc>
           <w:tcPr>
-            <w:tcW w:type="dxa" w:w="1026"/>
+            <w:tcW w:type="dxa" w:w="964"/>
           </w:tcPr>
           <w:p>
             <w:pPr>
@@ -24393,7 +24393,7 @@
         </w:tc>
         <w:tc>
           <w:tcPr>
-            <w:tcW w:type="dxa" w:w="1026"/>
+            <w:tcW w:type="dxa" w:w="964"/>
           </w:tcPr>
           <w:p>
             <w:pPr>
@@ -24411,7 +24411,7 @@
         </w:tc>
         <w:tc>
           <w:tcPr>
-            <w:tcW w:type="dxa" w:w="1026"/>
+            <w:tcW w:type="dxa" w:w="964"/>
           </w:tcPr>
           <w:p>
             <w:pPr>
@@ -24429,7 +24429,7 @@
         </w:tc>
         <w:tc>
           <w:tcPr>
-            <w:tcW w:type="dxa" w:w="1026"/>
+            <w:tcW w:type="dxa" w:w="964"/>
           </w:tcPr>
           <w:p>
             <w:pPr>
@@ -24447,7 +24447,7 @@
         </w:tc>
         <w:tc>
           <w:tcPr>
-            <w:tcW w:type="dxa" w:w="1026"/>
+            <w:tcW w:type="dxa" w:w="964"/>
           </w:tcPr>
           <w:p>
             <w:pPr>
@@ -24465,7 +24465,7 @@
         </w:tc>
         <w:tc>
           <w:tcPr>
-            <w:tcW w:type="dxa" w:w="1026"/>
+            <w:tcW w:type="dxa" w:w="964"/>
           </w:tcPr>
           <w:p>
             <w:pPr>
@@ -24488,7 +24488,7 @@
         </w:trPr>
         <w:tc>
           <w:tcPr>
-            <w:tcW w:type="dxa" w:w="1984"/>
+            <w:tcW w:type="dxa" w:w="2721"/>
           </w:tcPr>
           <w:p>
             <w:r/>
@@ -24503,7 +24503,7 @@
         </w:tc>
         <w:tc>
           <w:tcPr>
-            <w:tcW w:type="dxa" w:w="1026"/>
+            <w:tcW w:type="dxa" w:w="964"/>
           </w:tcPr>
           <w:p>
             <w:pPr>
@@ -24521,7 +24521,7 @@
         </w:tc>
         <w:tc>
           <w:tcPr>
-            <w:tcW w:type="dxa" w:w="1026"/>
+            <w:tcW w:type="dxa" w:w="964"/>
           </w:tcPr>
           <w:p>
             <w:pPr>
@@ -24539,7 +24539,7 @@
         </w:tc>
         <w:tc>
           <w:tcPr>
-            <w:tcW w:type="dxa" w:w="1026"/>
+            <w:tcW w:type="dxa" w:w="964"/>
           </w:tcPr>
           <w:p>
             <w:pPr>
@@ -24557,7 +24557,7 @@
         </w:tc>
         <w:tc>
           <w:tcPr>
-            <w:tcW w:type="dxa" w:w="1026"/>
+            <w:tcW w:type="dxa" w:w="964"/>
           </w:tcPr>
           <w:p>
             <w:pPr>
@@ -24575,7 +24575,7 @@
         </w:tc>
         <w:tc>
           <w:tcPr>
-            <w:tcW w:type="dxa" w:w="1026"/>
+            <w:tcW w:type="dxa" w:w="964"/>
           </w:tcPr>
           <w:p>
             <w:pPr>
@@ -24593,7 +24593,7 @@
         </w:tc>
         <w:tc>
           <w:tcPr>
-            <w:tcW w:type="dxa" w:w="1026"/>
+            <w:tcW w:type="dxa" w:w="964"/>
           </w:tcPr>
           <w:p>
             <w:pPr>
@@ -24611,7 +24611,7 @@
         </w:tc>
         <w:tc>
           <w:tcPr>
-            <w:tcW w:type="dxa" w:w="1026"/>
+            <w:tcW w:type="dxa" w:w="964"/>
           </w:tcPr>
           <w:p>
             <w:pPr>
@@ -24634,7 +24634,7 @@
         </w:trPr>
         <w:tc>
           <w:tcPr>
-            <w:tcW w:type="dxa" w:w="1984"/>
+            <w:tcW w:type="dxa" w:w="2721"/>
           </w:tcPr>
           <w:p>
             <w:r/>
@@ -24649,7 +24649,7 @@
         </w:tc>
         <w:tc>
           <w:tcPr>
-            <w:tcW w:type="dxa" w:w="1026"/>
+            <w:tcW w:type="dxa" w:w="964"/>
           </w:tcPr>
           <w:p>
             <w:pPr>
@@ -24667,7 +24667,7 @@
         </w:tc>
         <w:tc>
           <w:tcPr>
-            <w:tcW w:type="dxa" w:w="1026"/>
+            <w:tcW w:type="dxa" w:w="964"/>
           </w:tcPr>
           <w:p>
             <w:pPr>
@@ -24685,7 +24685,7 @@
         </w:tc>
         <w:tc>
           <w:tcPr>
-            <w:tcW w:type="dxa" w:w="1026"/>
+            <w:tcW w:type="dxa" w:w="964"/>
           </w:tcPr>
           <w:p>
             <w:pPr>
@@ -24703,7 +24703,7 @@
         </w:tc>
         <w:tc>
           <w:tcPr>
-            <w:tcW w:type="dxa" w:w="1026"/>
+            <w:tcW w:type="dxa" w:w="964"/>
           </w:tcPr>
           <w:p>
             <w:pPr>
@@ -24721,7 +24721,7 @@
         </w:tc>
         <w:tc>
           <w:tcPr>
-            <w:tcW w:type="dxa" w:w="1026"/>
+            <w:tcW w:type="dxa" w:w="964"/>
           </w:tcPr>
           <w:p>
             <w:pPr>
@@ -24739,7 +24739,7 @@
         </w:tc>
         <w:tc>
           <w:tcPr>
-            <w:tcW w:type="dxa" w:w="1026"/>
+            <w:tcW w:type="dxa" w:w="964"/>
           </w:tcPr>
           <w:p>
             <w:pPr>
@@ -24757,7 +24757,7 @@
         </w:tc>
         <w:tc>
           <w:tcPr>
-            <w:tcW w:type="dxa" w:w="1026"/>
+            <w:tcW w:type="dxa" w:w="964"/>
           </w:tcPr>
           <w:p>
             <w:pPr>
@@ -24780,7 +24780,7 @@
         </w:trPr>
         <w:tc>
           <w:tcPr>
-            <w:tcW w:type="dxa" w:w="1984"/>
+            <w:tcW w:type="dxa" w:w="2721"/>
           </w:tcPr>
           <w:p>
             <w:r/>
@@ -24795,7 +24795,7 @@
         </w:tc>
         <w:tc>
           <w:tcPr>
-            <w:tcW w:type="dxa" w:w="1026"/>
+            <w:tcW w:type="dxa" w:w="964"/>
           </w:tcPr>
           <w:p>
             <w:pPr>
@@ -24813,7 +24813,7 @@
         </w:tc>
         <w:tc>
           <w:tcPr>
-            <w:tcW w:type="dxa" w:w="1026"/>
+            <w:tcW w:type="dxa" w:w="964"/>
           </w:tcPr>
           <w:p>
             <w:pPr>
@@ -24831,7 +24831,7 @@
         </w:tc>
         <w:tc>
           <w:tcPr>
-            <w:tcW w:type="dxa" w:w="1026"/>
+            <w:tcW w:type="dxa" w:w="964"/>
           </w:tcPr>
           <w:p>
             <w:pPr>
@@ -24849,7 +24849,7 @@
         </w:tc>
         <w:tc>
           <w:tcPr>
-            <w:tcW w:type="dxa" w:w="1026"/>
+            <w:tcW w:type="dxa" w:w="964"/>
           </w:tcPr>
           <w:p>
             <w:pPr>
@@ -24867,7 +24867,7 @@
         </w:tc>
         <w:tc>
           <w:tcPr>
-            <w:tcW w:type="dxa" w:w="1026"/>
+            <w:tcW w:type="dxa" w:w="964"/>
           </w:tcPr>
           <w:p>
             <w:pPr>
@@ -24885,7 +24885,7 @@
         </w:tc>
         <w:tc>
           <w:tcPr>
-            <w:tcW w:type="dxa" w:w="1026"/>
+            <w:tcW w:type="dxa" w:w="964"/>
           </w:tcPr>
           <w:p>
             <w:pPr>
@@ -24903,7 +24903,7 @@
         </w:tc>
         <w:tc>
           <w:tcPr>
-            <w:tcW w:type="dxa" w:w="1026"/>
+            <w:tcW w:type="dxa" w:w="964"/>
           </w:tcPr>
           <w:p>
             <w:pPr>
@@ -24926,7 +24926,7 @@
         </w:trPr>
         <w:tc>
           <w:tcPr>
-            <w:tcW w:type="dxa" w:w="1984"/>
+            <w:tcW w:type="dxa" w:w="2721"/>
           </w:tcPr>
           <w:p>
             <w:r/>
@@ -24941,7 +24941,7 @@
         </w:tc>
         <w:tc>
           <w:tcPr>
-            <w:tcW w:type="dxa" w:w="1026"/>
+            <w:tcW w:type="dxa" w:w="964"/>
           </w:tcPr>
           <w:p>
             <w:pPr>
@@ -24959,7 +24959,7 @@
         </w:tc>
         <w:tc>
           <w:tcPr>
-            <w:tcW w:type="dxa" w:w="1026"/>
+            <w:tcW w:type="dxa" w:w="964"/>
           </w:tcPr>
           <w:p>
             <w:pPr>
@@ -24977,7 +24977,7 @@
         </w:tc>
         <w:tc>
           <w:tcPr>
-            <w:tcW w:type="dxa" w:w="1026"/>
+            <w:tcW w:type="dxa" w:w="964"/>
           </w:tcPr>
           <w:p>
             <w:pPr>
@@ -24995,7 +24995,7 @@
         </w:tc>
         <w:tc>
           <w:tcPr>
-            <w:tcW w:type="dxa" w:w="1026"/>
+            <w:tcW w:type="dxa" w:w="964"/>
           </w:tcPr>
           <w:p>
             <w:pPr>
@@ -25013,7 +25013,7 @@
         </w:tc>
         <w:tc>
           <w:tcPr>
-            <w:tcW w:type="dxa" w:w="1026"/>
+            <w:tcW w:type="dxa" w:w="964"/>
           </w:tcPr>
           <w:p>
             <w:pPr>
@@ -25031,7 +25031,7 @@
         </w:tc>
         <w:tc>
           <w:tcPr>
-            <w:tcW w:type="dxa" w:w="1026"/>
+            <w:tcW w:type="dxa" w:w="964"/>
           </w:tcPr>
           <w:p>
             <w:pPr>
@@ -25049,7 +25049,7 @@
         </w:tc>
         <w:tc>
           <w:tcPr>
-            <w:tcW w:type="dxa" w:w="1026"/>
+            <w:tcW w:type="dxa" w:w="964"/>
           </w:tcPr>
           <w:p>
             <w:pPr>
@@ -25072,7 +25072,7 @@
         </w:trPr>
         <w:tc>
           <w:tcPr>
-            <w:tcW w:type="dxa" w:w="1984"/>
+            <w:tcW w:type="dxa" w:w="2721"/>
           </w:tcPr>
           <w:p>
             <w:r/>
@@ -25087,7 +25087,7 @@
         </w:tc>
         <w:tc>
           <w:tcPr>
-            <w:tcW w:type="dxa" w:w="1026"/>
+            <w:tcW w:type="dxa" w:w="964"/>
           </w:tcPr>
           <w:p>
             <w:pPr>
@@ -25105,7 +25105,7 @@
         </w:tc>
         <w:tc>
           <w:tcPr>
-            <w:tcW w:type="dxa" w:w="1026"/>
+            <w:tcW w:type="dxa" w:w="964"/>
           </w:tcPr>
           <w:p>
             <w:pPr>
@@ -25123,7 +25123,7 @@
         </w:tc>
         <w:tc>
           <w:tcPr>
-            <w:tcW w:type="dxa" w:w="1026"/>
+            <w:tcW w:type="dxa" w:w="964"/>
           </w:tcPr>
           <w:p>
             <w:pPr>
@@ -25141,7 +25141,7 @@
         </w:tc>
         <w:tc>
           <w:tcPr>
-            <w:tcW w:type="dxa" w:w="1026"/>
+            <w:tcW w:type="dxa" w:w="964"/>
           </w:tcPr>
           <w:p>
             <w:pPr>
@@ -25159,7 +25159,7 @@
         </w:tc>
         <w:tc>
           <w:tcPr>
-            <w:tcW w:type="dxa" w:w="1026"/>
+            <w:tcW w:type="dxa" w:w="964"/>
           </w:tcPr>
           <w:p>
             <w:pPr>
@@ -25177,7 +25177,7 @@
         </w:tc>
         <w:tc>
           <w:tcPr>
-            <w:tcW w:type="dxa" w:w="1026"/>
+            <w:tcW w:type="dxa" w:w="964"/>
           </w:tcPr>
           <w:p>
             <w:pPr>
@@ -25195,7 +25195,7 @@
         </w:tc>
         <w:tc>
           <w:tcPr>
-            <w:tcW w:type="dxa" w:w="1026"/>
+            <w:tcW w:type="dxa" w:w="964"/>
           </w:tcPr>
           <w:p>
             <w:pPr>
@@ -25218,7 +25218,7 @@
         </w:trPr>
         <w:tc>
           <w:tcPr>
-            <w:tcW w:type="dxa" w:w="1984"/>
+            <w:tcW w:type="dxa" w:w="2721"/>
           </w:tcPr>
           <w:p>
             <w:r/>
@@ -25233,7 +25233,7 @@
         </w:tc>
         <w:tc>
           <w:tcPr>
-            <w:tcW w:type="dxa" w:w="1026"/>
+            <w:tcW w:type="dxa" w:w="964"/>
           </w:tcPr>
           <w:p>
             <w:pPr>
@@ -25251,7 +25251,7 @@
         </w:tc>
         <w:tc>
           <w:tcPr>
-            <w:tcW w:type="dxa" w:w="1026"/>
+            <w:tcW w:type="dxa" w:w="964"/>
           </w:tcPr>
           <w:p>
             <w:pPr>
@@ -25269,7 +25269,7 @@
         </w:tc>
         <w:tc>
           <w:tcPr>
-            <w:tcW w:type="dxa" w:w="1026"/>
+            <w:tcW w:type="dxa" w:w="964"/>
           </w:tcPr>
           <w:p>
             <w:pPr>
@@ -25287,7 +25287,7 @@
         </w:tc>
         <w:tc>
           <w:tcPr>
-            <w:tcW w:type="dxa" w:w="1026"/>
+            <w:tcW w:type="dxa" w:w="964"/>
           </w:tcPr>
           <w:p>
             <w:pPr>
@@ -25305,7 +25305,7 @@
         </w:tc>
         <w:tc>
           <w:tcPr>
-            <w:tcW w:type="dxa" w:w="1026"/>
+            <w:tcW w:type="dxa" w:w="964"/>
           </w:tcPr>
           <w:p>
             <w:pPr>
@@ -25323,7 +25323,7 @@
         </w:tc>
         <w:tc>
           <w:tcPr>
-            <w:tcW w:type="dxa" w:w="1026"/>
+            <w:tcW w:type="dxa" w:w="964"/>
           </w:tcPr>
           <w:p>
             <w:pPr>
@@ -25341,7 +25341,7 @@
         </w:tc>
         <w:tc>
           <w:tcPr>
-            <w:tcW w:type="dxa" w:w="1026"/>
+            <w:tcW w:type="dxa" w:w="964"/>
           </w:tcPr>
           <w:p>
             <w:pPr>
@@ -25364,7 +25364,7 @@
         </w:trPr>
         <w:tc>
           <w:tcPr>
-            <w:tcW w:type="dxa" w:w="1984"/>
+            <w:tcW w:type="dxa" w:w="2721"/>
           </w:tcPr>
           <w:p>
             <w:r/>
@@ -25379,7 +25379,7 @@
         </w:tc>
         <w:tc>
           <w:tcPr>
-            <w:tcW w:type="dxa" w:w="1026"/>
+            <w:tcW w:type="dxa" w:w="964"/>
           </w:tcPr>
           <w:p>
             <w:pPr>
@@ -25397,7 +25397,7 @@
         </w:tc>
         <w:tc>
           <w:tcPr>
-            <w:tcW w:type="dxa" w:w="1026"/>
+            <w:tcW w:type="dxa" w:w="964"/>
           </w:tcPr>
           <w:p>
             <w:pPr>
@@ -25415,7 +25415,7 @@
         </w:tc>
         <w:tc>
           <w:tcPr>
-            <w:tcW w:type="dxa" w:w="1026"/>
+            <w:tcW w:type="dxa" w:w="964"/>
           </w:tcPr>
           <w:p>
             <w:pPr>
@@ -25433,7 +25433,7 @@
         </w:tc>
         <w:tc>
           <w:tcPr>
-            <w:tcW w:type="dxa" w:w="1026"/>
+            <w:tcW w:type="dxa" w:w="964"/>
           </w:tcPr>
           <w:p>
             <w:pPr>
@@ -25451,7 +25451,7 @@
         </w:tc>
         <w:tc>
           <w:tcPr>
-            <w:tcW w:type="dxa" w:w="1026"/>
+            <w:tcW w:type="dxa" w:w="964"/>
           </w:tcPr>
           <w:p>
             <w:pPr>
@@ -25469,7 +25469,7 @@
         </w:tc>
         <w:tc>
           <w:tcPr>
-            <w:tcW w:type="dxa" w:w="1026"/>
+            <w:tcW w:type="dxa" w:w="964"/>
           </w:tcPr>
           <w:p>
             <w:pPr>
@@ -25487,7 +25487,7 @@
         </w:tc>
         <w:tc>
           <w:tcPr>
-            <w:tcW w:type="dxa" w:w="1026"/>
+            <w:tcW w:type="dxa" w:w="964"/>
           </w:tcPr>
           <w:p>
             <w:pPr>
@@ -25510,7 +25510,7 @@
         </w:trPr>
         <w:tc>
           <w:tcPr>
-            <w:tcW w:type="dxa" w:w="1984"/>
+            <w:tcW w:type="dxa" w:w="2721"/>
           </w:tcPr>
           <w:p>
             <w:r/>
@@ -25525,7 +25525,7 @@
         </w:tc>
         <w:tc>
           <w:tcPr>
-            <w:tcW w:type="dxa" w:w="1026"/>
+            <w:tcW w:type="dxa" w:w="964"/>
           </w:tcPr>
           <w:p>
             <w:pPr>
@@ -25543,7 +25543,7 @@
         </w:tc>
         <w:tc>
           <w:tcPr>
-            <w:tcW w:type="dxa" w:w="1026"/>
+            <w:tcW w:type="dxa" w:w="964"/>
           </w:tcPr>
           <w:p>
             <w:pPr>
@@ -25561,7 +25561,7 @@
         </w:tc>
         <w:tc>
           <w:tcPr>
-            <w:tcW w:type="dxa" w:w="1026"/>
+            <w:tcW w:type="dxa" w:w="964"/>
           </w:tcPr>
           <w:p>
             <w:pPr>
@@ -25579,7 +25579,7 @@
         </w:tc>
         <w:tc>
           <w:tcPr>
-            <w:tcW w:type="dxa" w:w="1026"/>
+            <w:tcW w:type="dxa" w:w="964"/>
           </w:tcPr>
           <w:p>
             <w:pPr>
@@ -25597,7 +25597,7 @@
         </w:tc>
         <w:tc>
           <w:tcPr>
-            <w:tcW w:type="dxa" w:w="1026"/>
+            <w:tcW w:type="dxa" w:w="964"/>
           </w:tcPr>
           <w:p>
             <w:pPr>
@@ -25615,7 +25615,7 @@
         </w:tc>
         <w:tc>
           <w:tcPr>
-            <w:tcW w:type="dxa" w:w="1026"/>
+            <w:tcW w:type="dxa" w:w="964"/>
           </w:tcPr>
           <w:p>
             <w:pPr>
@@ -25633,7 +25633,7 @@
         </w:tc>
         <w:tc>
           <w:tcPr>
-            <w:tcW w:type="dxa" w:w="1026"/>
+            <w:tcW w:type="dxa" w:w="964"/>
           </w:tcPr>
           <w:p>
             <w:pPr>
@@ -25656,7 +25656,7 @@
         </w:trPr>
         <w:tc>
           <w:tcPr>
-            <w:tcW w:type="dxa" w:w="1984"/>
+            <w:tcW w:type="dxa" w:w="2721"/>
           </w:tcPr>
           <w:p>
             <w:r/>
@@ -25671,7 +25671,7 @@
         </w:tc>
         <w:tc>
           <w:tcPr>
-            <w:tcW w:type="dxa" w:w="1026"/>
+            <w:tcW w:type="dxa" w:w="964"/>
           </w:tcPr>
           <w:p>
             <w:pPr>
@@ -25689,7 +25689,7 @@
         </w:tc>
         <w:tc>
           <w:tcPr>
-            <w:tcW w:type="dxa" w:w="1026"/>
+            <w:tcW w:type="dxa" w:w="964"/>
           </w:tcPr>
           <w:p>
             <w:pPr>
@@ -25707,7 +25707,7 @@
         </w:tc>
         <w:tc>
           <w:tcPr>
-            <w:tcW w:type="dxa" w:w="1026"/>
+            <w:tcW w:type="dxa" w:w="964"/>
           </w:tcPr>
           <w:p>
             <w:pPr>
@@ -25725,7 +25725,7 @@
         </w:tc>
         <w:tc>
           <w:tcPr>
-            <w:tcW w:type="dxa" w:w="1026"/>
+            <w:tcW w:type="dxa" w:w="964"/>
           </w:tcPr>
           <w:p>
             <w:pPr>
@@ -25743,7 +25743,7 @@
         </w:tc>
         <w:tc>
           <w:tcPr>
-            <w:tcW w:type="dxa" w:w="1026"/>
+            <w:tcW w:type="dxa" w:w="964"/>
           </w:tcPr>
           <w:p>
             <w:pPr>
@@ -25761,7 +25761,7 @@
         </w:tc>
         <w:tc>
           <w:tcPr>
-            <w:tcW w:type="dxa" w:w="1026"/>
+            <w:tcW w:type="dxa" w:w="964"/>
           </w:tcPr>
           <w:p>
             <w:pPr>
@@ -25779,7 +25779,7 @@
         </w:tc>
         <w:tc>
           <w:tcPr>
-            <w:tcW w:type="dxa" w:w="1026"/>
+            <w:tcW w:type="dxa" w:w="964"/>
           </w:tcPr>
           <w:p>
             <w:pPr>
@@ -25802,7 +25802,7 @@
         </w:trPr>
         <w:tc>
           <w:tcPr>
-            <w:tcW w:type="dxa" w:w="1984"/>
+            <w:tcW w:type="dxa" w:w="2721"/>
           </w:tcPr>
           <w:p>
             <w:r/>
@@ -25817,7 +25817,7 @@
         </w:tc>
         <w:tc>
           <w:tcPr>
-            <w:tcW w:type="dxa" w:w="1026"/>
+            <w:tcW w:type="dxa" w:w="964"/>
           </w:tcPr>
           <w:p>
             <w:pPr>
@@ -25835,7 +25835,7 @@
         </w:tc>
         <w:tc>
           <w:tcPr>
-            <w:tcW w:type="dxa" w:w="1026"/>
+            <w:tcW w:type="dxa" w:w="964"/>
           </w:tcPr>
           <w:p>
             <w:pPr>
@@ -25853,7 +25853,7 @@
         </w:tc>
         <w:tc>
           <w:tcPr>
-            <w:tcW w:type="dxa" w:w="1026"/>
+            <w:tcW w:type="dxa" w:w="964"/>
           </w:tcPr>
           <w:p>
             <w:pPr>
@@ -25871,7 +25871,7 @@
         </w:tc>
         <w:tc>
           <w:tcPr>
-            <w:tcW w:type="dxa" w:w="1026"/>
+            <w:tcW w:type="dxa" w:w="964"/>
           </w:tcPr>
           <w:p>
             <w:pPr>
@@ -25889,7 +25889,7 @@
         </w:tc>
         <w:tc>
           <w:tcPr>
-            <w:tcW w:type="dxa" w:w="1026"/>
+            <w:tcW w:type="dxa" w:w="964"/>
           </w:tcPr>
           <w:p>
             <w:pPr>
@@ -25907,7 +25907,7 @@
         </w:tc>
         <w:tc>
           <w:tcPr>
-            <w:tcW w:type="dxa" w:w="1026"/>
+            <w:tcW w:type="dxa" w:w="964"/>
           </w:tcPr>
           <w:p>
             <w:pPr>
@@ -25925,7 +25925,7 @@
         </w:tc>
         <w:tc>
           <w:tcPr>
-            <w:tcW w:type="dxa" w:w="1026"/>
+            <w:tcW w:type="dxa" w:w="964"/>
           </w:tcPr>
           <w:p>
             <w:pPr>
@@ -25948,7 +25948,7 @@
         </w:trPr>
         <w:tc>
           <w:tcPr>
-            <w:tcW w:type="dxa" w:w="1984"/>
+            <w:tcW w:type="dxa" w:w="2721"/>
           </w:tcPr>
           <w:p>
             <w:r/>
@@ -25963,7 +25963,7 @@
         </w:tc>
         <w:tc>
           <w:tcPr>
-            <w:tcW w:type="dxa" w:w="1026"/>
+            <w:tcW w:type="dxa" w:w="964"/>
           </w:tcPr>
           <w:p>
             <w:pPr>
@@ -25981,7 +25981,7 @@
         </w:tc>
         <w:tc>
           <w:tcPr>
-            <w:tcW w:type="dxa" w:w="1026"/>
+            <w:tcW w:type="dxa" w:w="964"/>
           </w:tcPr>
           <w:p>
             <w:pPr>
@@ -25999,7 +25999,7 @@
         </w:tc>
         <w:tc>
           <w:tcPr>
-            <w:tcW w:type="dxa" w:w="1026"/>
+            <w:tcW w:type="dxa" w:w="964"/>
           </w:tcPr>
           <w:p>
             <w:pPr>
@@ -26017,7 +26017,7 @@
         </w:tc>
         <w:tc>
           <w:tcPr>
-            <w:tcW w:type="dxa" w:w="1026"/>
+            <w:tcW w:type="dxa" w:w="964"/>
           </w:tcPr>
           <w:p>
             <w:pPr>
@@ -26035,7 +26035,7 @@
         </w:tc>
         <w:tc>
           <w:tcPr>
-            <w:tcW w:type="dxa" w:w="1026"/>
+            <w:tcW w:type="dxa" w:w="964"/>
           </w:tcPr>
           <w:p>
             <w:pPr>
@@ -26053,7 +26053,7 @@
         </w:tc>
         <w:tc>
           <w:tcPr>
-            <w:tcW w:type="dxa" w:w="1026"/>
+            <w:tcW w:type="dxa" w:w="964"/>
           </w:tcPr>
           <w:p>
             <w:pPr>
@@ -26071,7 +26071,7 @@
         </w:tc>
         <w:tc>
           <w:tcPr>
-            <w:tcW w:type="dxa" w:w="1026"/>
+            <w:tcW w:type="dxa" w:w="964"/>
           </w:tcPr>
           <w:p>
             <w:pPr>
@@ -26094,7 +26094,7 @@
         </w:trPr>
         <w:tc>
           <w:tcPr>
-            <w:tcW w:type="dxa" w:w="1984"/>
+            <w:tcW w:type="dxa" w:w="2721"/>
           </w:tcPr>
           <w:p>
             <w:r/>
@@ -26109,7 +26109,7 @@
         </w:tc>
         <w:tc>
           <w:tcPr>
-            <w:tcW w:type="dxa" w:w="1026"/>
+            <w:tcW w:type="dxa" w:w="964"/>
           </w:tcPr>
           <w:p>
             <w:pPr>
@@ -26127,7 +26127,7 @@
         </w:tc>
         <w:tc>
           <w:tcPr>
-            <w:tcW w:type="dxa" w:w="1026"/>
+            <w:tcW w:type="dxa" w:w="964"/>
           </w:tcPr>
           <w:p>
             <w:pPr>
@@ -26145,7 +26145,7 @@
         </w:tc>
         <w:tc>
           <w:tcPr>
-            <w:tcW w:type="dxa" w:w="1026"/>
+            <w:tcW w:type="dxa" w:w="964"/>
           </w:tcPr>
           <w:p>
             <w:pPr>
@@ -26163,7 +26163,7 @@
         </w:tc>
         <w:tc>
           <w:tcPr>
-            <w:tcW w:type="dxa" w:w="1026"/>
+            <w:tcW w:type="dxa" w:w="964"/>
           </w:tcPr>
           <w:p>
             <w:pPr>
@@ -26181,7 +26181,7 @@
         </w:tc>
         <w:tc>
           <w:tcPr>
-            <w:tcW w:type="dxa" w:w="1026"/>
+            <w:tcW w:type="dxa" w:w="964"/>
           </w:tcPr>
           <w:p>
             <w:pPr>
@@ -26199,7 +26199,7 @@
         </w:tc>
         <w:tc>
           <w:tcPr>
-            <w:tcW w:type="dxa" w:w="1026"/>
+            <w:tcW w:type="dxa" w:w="964"/>
           </w:tcPr>
           <w:p>
             <w:pPr>
@@ -26217,7 +26217,7 @@
         </w:tc>
         <w:tc>
           <w:tcPr>
-            <w:tcW w:type="dxa" w:w="1026"/>
+            <w:tcW w:type="dxa" w:w="964"/>
           </w:tcPr>
           <w:p>
             <w:pPr>
@@ -26240,7 +26240,7 @@
         </w:trPr>
         <w:tc>
           <w:tcPr>
-            <w:tcW w:type="dxa" w:w="1984"/>
+            <w:tcW w:type="dxa" w:w="2721"/>
           </w:tcPr>
           <w:p>
             <w:r/>
@@ -26255,7 +26255,7 @@
         </w:tc>
         <w:tc>
           <w:tcPr>
-            <w:tcW w:type="dxa" w:w="1026"/>
+            <w:tcW w:type="dxa" w:w="964"/>
           </w:tcPr>
           <w:p>
             <w:pPr>
@@ -26273,7 +26273,7 @@
         </w:tc>
         <w:tc>
           <w:tcPr>
-            <w:tcW w:type="dxa" w:w="1026"/>
+            <w:tcW w:type="dxa" w:w="964"/>
           </w:tcPr>
           <w:p>
             <w:pPr>
@@ -26291,7 +26291,7 @@
         </w:tc>
         <w:tc>
           <w:tcPr>
-            <w:tcW w:type="dxa" w:w="1026"/>
+            <w:tcW w:type="dxa" w:w="964"/>
           </w:tcPr>
           <w:p>
             <w:pPr>
@@ -26309,7 +26309,7 @@
         </w:tc>
         <w:tc>
           <w:tcPr>
-            <w:tcW w:type="dxa" w:w="1026"/>
+            <w:tcW w:type="dxa" w:w="964"/>
           </w:tcPr>
           <w:p>
             <w:pPr>
@@ -26327,7 +26327,7 @@
         </w:tc>
         <w:tc>
           <w:tcPr>
-            <w:tcW w:type="dxa" w:w="1026"/>
+            <w:tcW w:type="dxa" w:w="964"/>
           </w:tcPr>
           <w:p>
             <w:pPr>
@@ -26345,7 +26345,7 @@
         </w:tc>
         <w:tc>
           <w:tcPr>
-            <w:tcW w:type="dxa" w:w="1026"/>
+            <w:tcW w:type="dxa" w:w="964"/>
           </w:tcPr>
           <w:p>
             <w:pPr>
@@ -26363,7 +26363,7 @@
         </w:tc>
         <w:tc>
           <w:tcPr>
-            <w:tcW w:type="dxa" w:w="1026"/>
+            <w:tcW w:type="dxa" w:w="964"/>
           </w:tcPr>
           <w:p>
             <w:pPr>
@@ -26405,14 +26405,14 @@
         <w:tblLayout w:type="fixed"/>
       </w:tblPr>
       <w:tblGrid>
-        <w:gridCol w:w="1984"/>
-        <w:gridCol w:w="1026"/>
-        <w:gridCol w:w="1026"/>
-        <w:gridCol w:w="1026"/>
-        <w:gridCol w:w="1026"/>
-        <w:gridCol w:w="1026"/>
-        <w:gridCol w:w="1026"/>
-        <w:gridCol w:w="1026"/>
+        <w:gridCol w:w="3118"/>
+        <w:gridCol w:w="907"/>
+        <w:gridCol w:w="907"/>
+        <w:gridCol w:w="907"/>
+        <w:gridCol w:w="907"/>
+        <w:gridCol w:w="907"/>
+        <w:gridCol w:w="907"/>
+        <w:gridCol w:w="907"/>
       </w:tblGrid>
       <w:tr>
         <w:trPr>
@@ -26420,7 +26420,7 @@
         </w:trPr>
         <w:tc>
           <w:tcPr>
-            <w:tcW w:type="dxa" w:w="1984"/>
+            <w:tcW w:type="dxa" w:w="3118"/>
           </w:tcPr>
           <w:p>
             <w:r/>
@@ -26436,7 +26436,7 @@
         </w:tc>
         <w:tc>
           <w:tcPr>
-            <w:tcW w:type="dxa" w:w="1026"/>
+            <w:tcW w:type="dxa" w:w="907"/>
           </w:tcPr>
           <w:p>
             <w:r/>
@@ -26452,7 +26452,7 @@
         </w:tc>
         <w:tc>
           <w:tcPr>
-            <w:tcW w:type="dxa" w:w="1026"/>
+            <w:tcW w:type="dxa" w:w="907"/>
           </w:tcPr>
           <w:p>
             <w:r/>
@@ -26468,7 +26468,7 @@
         </w:tc>
         <w:tc>
           <w:tcPr>
-            <w:tcW w:type="dxa" w:w="1026"/>
+            <w:tcW w:type="dxa" w:w="907"/>
           </w:tcPr>
           <w:p>
             <w:r/>
@@ -26484,7 +26484,7 @@
         </w:tc>
         <w:tc>
           <w:tcPr>
-            <w:tcW w:type="dxa" w:w="1026"/>
+            <w:tcW w:type="dxa" w:w="907"/>
           </w:tcPr>
           <w:p>
             <w:r/>
@@ -26500,7 +26500,7 @@
         </w:tc>
         <w:tc>
           <w:tcPr>
-            <w:tcW w:type="dxa" w:w="1026"/>
+            <w:tcW w:type="dxa" w:w="907"/>
           </w:tcPr>
           <w:p>
             <w:r/>
@@ -26516,7 +26516,7 @@
         </w:tc>
         <w:tc>
           <w:tcPr>
-            <w:tcW w:type="dxa" w:w="1026"/>
+            <w:tcW w:type="dxa" w:w="907"/>
           </w:tcPr>
           <w:p>
             <w:r/>
@@ -26532,7 +26532,7 @@
         </w:tc>
         <w:tc>
           <w:tcPr>
-            <w:tcW w:type="dxa" w:w="1026"/>
+            <w:tcW w:type="dxa" w:w="907"/>
           </w:tcPr>
           <w:p>
             <w:r/>
@@ -26553,7 +26553,7 @@
         </w:trPr>
         <w:tc>
           <w:tcPr>
-            <w:tcW w:type="dxa" w:w="1984"/>
+            <w:tcW w:type="dxa" w:w="3118"/>
           </w:tcPr>
           <w:p>
             <w:r/>
@@ -26568,7 +26568,7 @@
         </w:tc>
         <w:tc>
           <w:tcPr>
-            <w:tcW w:type="dxa" w:w="1026"/>
+            <w:tcW w:type="dxa" w:w="907"/>
           </w:tcPr>
           <w:p>
             <w:pPr>
@@ -26586,7 +26586,7 @@
         </w:tc>
         <w:tc>
           <w:tcPr>
-            <w:tcW w:type="dxa" w:w="1026"/>
+            <w:tcW w:type="dxa" w:w="907"/>
           </w:tcPr>
           <w:p>
             <w:pPr>
@@ -26604,7 +26604,7 @@
         </w:tc>
         <w:tc>
           <w:tcPr>
-            <w:tcW w:type="dxa" w:w="1026"/>
+            <w:tcW w:type="dxa" w:w="907"/>
           </w:tcPr>
           <w:p>
             <w:pPr>
@@ -26622,7 +26622,7 @@
         </w:tc>
         <w:tc>
           <w:tcPr>
-            <w:tcW w:type="dxa" w:w="1026"/>
+            <w:tcW w:type="dxa" w:w="907"/>
           </w:tcPr>
           <w:p>
             <w:pPr>
@@ -26640,7 +26640,7 @@
         </w:tc>
         <w:tc>
           <w:tcPr>
-            <w:tcW w:type="dxa" w:w="1026"/>
+            <w:tcW w:type="dxa" w:w="907"/>
           </w:tcPr>
           <w:p>
             <w:pPr>
@@ -26658,7 +26658,7 @@
         </w:tc>
         <w:tc>
           <w:tcPr>
-            <w:tcW w:type="dxa" w:w="1026"/>
+            <w:tcW w:type="dxa" w:w="907"/>
           </w:tcPr>
           <w:p>
             <w:pPr>
@@ -26676,7 +26676,7 @@
         </w:tc>
         <w:tc>
           <w:tcPr>
-            <w:tcW w:type="dxa" w:w="1026"/>
+            <w:tcW w:type="dxa" w:w="907"/>
           </w:tcPr>
           <w:p>
             <w:pPr>
@@ -26699,7 +26699,7 @@
         </w:trPr>
         <w:tc>
           <w:tcPr>
-            <w:tcW w:type="dxa" w:w="1984"/>
+            <w:tcW w:type="dxa" w:w="3118"/>
           </w:tcPr>
           <w:p>
             <w:r/>
@@ -26714,7 +26714,7 @@
         </w:tc>
         <w:tc>
           <w:tcPr>
-            <w:tcW w:type="dxa" w:w="1026"/>
+            <w:tcW w:type="dxa" w:w="907"/>
           </w:tcPr>
           <w:p>
             <w:pPr>
@@ -26732,7 +26732,7 @@
         </w:tc>
         <w:tc>
           <w:tcPr>
-            <w:tcW w:type="dxa" w:w="1026"/>
+            <w:tcW w:type="dxa" w:w="907"/>
           </w:tcPr>
           <w:p>
             <w:pPr>
@@ -26750,7 +26750,7 @@
         </w:tc>
         <w:tc>
           <w:tcPr>
-            <w:tcW w:type="dxa" w:w="1026"/>
+            <w:tcW w:type="dxa" w:w="907"/>
           </w:tcPr>
           <w:p>
             <w:pPr>
@@ -26768,7 +26768,7 @@
         </w:tc>
         <w:tc>
           <w:tcPr>
-            <w:tcW w:type="dxa" w:w="1026"/>
+            <w:tcW w:type="dxa" w:w="907"/>
           </w:tcPr>
           <w:p>
             <w:pPr>
@@ -26786,7 +26786,7 @@
         </w:tc>
         <w:tc>
           <w:tcPr>
-            <w:tcW w:type="dxa" w:w="1026"/>
+            <w:tcW w:type="dxa" w:w="907"/>
           </w:tcPr>
           <w:p>
             <w:pPr>
@@ -26804,7 +26804,7 @@
         </w:tc>
         <w:tc>
           <w:tcPr>
-            <w:tcW w:type="dxa" w:w="1026"/>
+            <w:tcW w:type="dxa" w:w="907"/>
           </w:tcPr>
           <w:p>
             <w:pPr>
@@ -26822,7 +26822,7 @@
         </w:tc>
         <w:tc>
           <w:tcPr>
-            <w:tcW w:type="dxa" w:w="1026"/>
+            <w:tcW w:type="dxa" w:w="907"/>
           </w:tcPr>
           <w:p>
             <w:pPr>
@@ -26845,7 +26845,7 @@
         </w:trPr>
         <w:tc>
           <w:tcPr>
-            <w:tcW w:type="dxa" w:w="1984"/>
+            <w:tcW w:type="dxa" w:w="3118"/>
           </w:tcPr>
           <w:p>
             <w:r/>
@@ -26860,7 +26860,7 @@
         </w:tc>
         <w:tc>
           <w:tcPr>
-            <w:tcW w:type="dxa" w:w="1026"/>
+            <w:tcW w:type="dxa" w:w="907"/>
           </w:tcPr>
           <w:p>
             <w:pPr>
@@ -26878,7 +26878,7 @@
         </w:tc>
         <w:tc>
           <w:tcPr>
-            <w:tcW w:type="dxa" w:w="1026"/>
+            <w:tcW w:type="dxa" w:w="907"/>
           </w:tcPr>
           <w:p>
             <w:pPr>
@@ -26896,7 +26896,7 @@
         </w:tc>
         <w:tc>
           <w:tcPr>
-            <w:tcW w:type="dxa" w:w="1026"/>
+            <w:tcW w:type="dxa" w:w="907"/>
           </w:tcPr>
           <w:p>
             <w:pPr>
@@ -26914,7 +26914,7 @@
         </w:tc>
         <w:tc>
           <w:tcPr>
-            <w:tcW w:type="dxa" w:w="1026"/>
+            <w:tcW w:type="dxa" w:w="907"/>
           </w:tcPr>
           <w:p>
             <w:pPr>
@@ -26932,7 +26932,7 @@
         </w:tc>
         <w:tc>
           <w:tcPr>
-            <w:tcW w:type="dxa" w:w="1026"/>
+            <w:tcW w:type="dxa" w:w="907"/>
           </w:tcPr>
           <w:p>
             <w:pPr>
@@ -26950,7 +26950,7 @@
         </w:tc>
         <w:tc>
           <w:tcPr>
-            <w:tcW w:type="dxa" w:w="1026"/>
+            <w:tcW w:type="dxa" w:w="907"/>
           </w:tcPr>
           <w:p>
             <w:pPr>
@@ -26968,7 +26968,7 @@
         </w:tc>
         <w:tc>
           <w:tcPr>
-            <w:tcW w:type="dxa" w:w="1026"/>
+            <w:tcW w:type="dxa" w:w="907"/>
           </w:tcPr>
           <w:p>
             <w:pPr>
@@ -26991,7 +26991,7 @@
         </w:trPr>
         <w:tc>
           <w:tcPr>
-            <w:tcW w:type="dxa" w:w="1984"/>
+            <w:tcW w:type="dxa" w:w="3118"/>
           </w:tcPr>
           <w:p>
             <w:r/>
@@ -27006,7 +27006,7 @@
         </w:tc>
         <w:tc>
           <w:tcPr>
-            <w:tcW w:type="dxa" w:w="1026"/>
+            <w:tcW w:type="dxa" w:w="907"/>
           </w:tcPr>
           <w:p>
             <w:pPr>
@@ -27024,7 +27024,7 @@
         </w:tc>
         <w:tc>
           <w:tcPr>
-            <w:tcW w:type="dxa" w:w="1026"/>
+            <w:tcW w:type="dxa" w:w="907"/>
           </w:tcPr>
           <w:p>
             <w:pPr>
@@ -27042,7 +27042,7 @@
         </w:tc>
         <w:tc>
           <w:tcPr>
-            <w:tcW w:type="dxa" w:w="1026"/>
+            <w:tcW w:type="dxa" w:w="907"/>
           </w:tcPr>
           <w:p>
             <w:pPr>
@@ -27060,7 +27060,7 @@
         </w:tc>
         <w:tc>
           <w:tcPr>
-            <w:tcW w:type="dxa" w:w="1026"/>
+            <w:tcW w:type="dxa" w:w="907"/>
           </w:tcPr>
           <w:p>
             <w:pPr>
@@ -27078,7 +27078,7 @@
         </w:tc>
         <w:tc>
           <w:tcPr>
-            <w:tcW w:type="dxa" w:w="1026"/>
+            <w:tcW w:type="dxa" w:w="907"/>
           </w:tcPr>
           <w:p>
             <w:pPr>
@@ -27096,7 +27096,7 @@
         </w:tc>
         <w:tc>
           <w:tcPr>
-            <w:tcW w:type="dxa" w:w="1026"/>
+            <w:tcW w:type="dxa" w:w="907"/>
           </w:tcPr>
           <w:p>
             <w:pPr>
@@ -27114,7 +27114,7 @@
         </w:tc>
         <w:tc>
           <w:tcPr>
-            <w:tcW w:type="dxa" w:w="1026"/>
+            <w:tcW w:type="dxa" w:w="907"/>
           </w:tcPr>
           <w:p>
             <w:pPr>
@@ -27137,7 +27137,7 @@
         </w:trPr>
         <w:tc>
           <w:tcPr>
-            <w:tcW w:type="dxa" w:w="1984"/>
+            <w:tcW w:type="dxa" w:w="3118"/>
           </w:tcPr>
           <w:p>
             <w:r/>
@@ -27152,7 +27152,7 @@
         </w:tc>
         <w:tc>
           <w:tcPr>
-            <w:tcW w:type="dxa" w:w="1026"/>
+            <w:tcW w:type="dxa" w:w="907"/>
           </w:tcPr>
           <w:p>
             <w:pPr>
@@ -27170,7 +27170,7 @@
         </w:tc>
         <w:tc>
           <w:tcPr>
-            <w:tcW w:type="dxa" w:w="1026"/>
+            <w:tcW w:type="dxa" w:w="907"/>
           </w:tcPr>
           <w:p>
             <w:pPr>
@@ -27188,7 +27188,7 @@
         </w:tc>
         <w:tc>
           <w:tcPr>
-            <w:tcW w:type="dxa" w:w="1026"/>
+            <w:tcW w:type="dxa" w:w="907"/>
           </w:tcPr>
           <w:p>
             <w:pPr>
@@ -27206,7 +27206,7 @@
         </w:tc>
         <w:tc>
           <w:tcPr>
-            <w:tcW w:type="dxa" w:w="1026"/>
+            <w:tcW w:type="dxa" w:w="907"/>
           </w:tcPr>
           <w:p>
             <w:pPr>
@@ -27224,7 +27224,7 @@
         </w:tc>
         <w:tc>
           <w:tcPr>
-            <w:tcW w:type="dxa" w:w="1026"/>
+            <w:tcW w:type="dxa" w:w="907"/>
           </w:tcPr>
           <w:p>
             <w:pPr>
@@ -27242,7 +27242,7 @@
         </w:tc>
         <w:tc>
           <w:tcPr>
-            <w:tcW w:type="dxa" w:w="1026"/>
+            <w:tcW w:type="dxa" w:w="907"/>
           </w:tcPr>
           <w:p>
             <w:pPr>
@@ -27260,7 +27260,7 @@
         </w:tc>
         <w:tc>
           <w:tcPr>
-            <w:tcW w:type="dxa" w:w="1026"/>
+            <w:tcW w:type="dxa" w:w="907"/>
           </w:tcPr>
           <w:p>
             <w:pPr>
@@ -27283,7 +27283,7 @@
         </w:trPr>
         <w:tc>
           <w:tcPr>
-            <w:tcW w:type="dxa" w:w="1984"/>
+            <w:tcW w:type="dxa" w:w="3118"/>
           </w:tcPr>
           <w:p>
             <w:r/>
@@ -27298,7 +27298,7 @@
         </w:tc>
         <w:tc>
           <w:tcPr>
-            <w:tcW w:type="dxa" w:w="1026"/>
+            <w:tcW w:type="dxa" w:w="907"/>
           </w:tcPr>
           <w:p>
             <w:pPr>
@@ -27316,7 +27316,7 @@
         </w:tc>
         <w:tc>
           <w:tcPr>
-            <w:tcW w:type="dxa" w:w="1026"/>
+            <w:tcW w:type="dxa" w:w="907"/>
           </w:tcPr>
           <w:p>
             <w:pPr>
@@ -27334,7 +27334,7 @@
         </w:tc>
         <w:tc>
           <w:tcPr>
-            <w:tcW w:type="dxa" w:w="1026"/>
+            <w:tcW w:type="dxa" w:w="907"/>
           </w:tcPr>
           <w:p>
             <w:pPr>
@@ -27352,7 +27352,7 @@
         </w:tc>
         <w:tc>
           <w:tcPr>
-            <w:tcW w:type="dxa" w:w="1026"/>
+            <w:tcW w:type="dxa" w:w="907"/>
           </w:tcPr>
           <w:p>
             <w:pPr>
@@ -27370,7 +27370,7 @@
         </w:tc>
         <w:tc>
           <w:tcPr>
-            <w:tcW w:type="dxa" w:w="1026"/>
+            <w:tcW w:type="dxa" w:w="907"/>
           </w:tcPr>
           <w:p>
             <w:pPr>
@@ -27388,7 +27388,7 @@
         </w:tc>
         <w:tc>
           <w:tcPr>
-            <w:tcW w:type="dxa" w:w="1026"/>
+            <w:tcW w:type="dxa" w:w="907"/>
           </w:tcPr>
           <w:p>
             <w:pPr>
@@ -27406,7 +27406,7 @@
         </w:tc>
         <w:tc>
           <w:tcPr>
-            <w:tcW w:type="dxa" w:w="1026"/>
+            <w:tcW w:type="dxa" w:w="907"/>
           </w:tcPr>
           <w:p>
             <w:pPr>
@@ -27429,7 +27429,7 @@
         </w:trPr>
         <w:tc>
           <w:tcPr>
-            <w:tcW w:type="dxa" w:w="1984"/>
+            <w:tcW w:type="dxa" w:w="3118"/>
           </w:tcPr>
           <w:p>
             <w:r/>
@@ -27444,7 +27444,7 @@
         </w:tc>
         <w:tc>
           <w:tcPr>
-            <w:tcW w:type="dxa" w:w="1026"/>
+            <w:tcW w:type="dxa" w:w="907"/>
           </w:tcPr>
           <w:p>
             <w:pPr>
@@ -27462,7 +27462,7 @@
         </w:tc>
         <w:tc>
           <w:tcPr>
-            <w:tcW w:type="dxa" w:w="1026"/>
+            <w:tcW w:type="dxa" w:w="907"/>
           </w:tcPr>
           <w:p>
             <w:pPr>
@@ -27480,7 +27480,7 @@
         </w:tc>
         <w:tc>
           <w:tcPr>
-            <w:tcW w:type="dxa" w:w="1026"/>
+            <w:tcW w:type="dxa" w:w="907"/>
           </w:tcPr>
           <w:p>
             <w:pPr>
@@ -27498,7 +27498,7 @@
         </w:tc>
         <w:tc>
           <w:tcPr>
-            <w:tcW w:type="dxa" w:w="1026"/>
+            <w:tcW w:type="dxa" w:w="907"/>
           </w:tcPr>
           <w:p>
             <w:pPr>
@@ -27516,7 +27516,7 @@
         </w:tc>
         <w:tc>
           <w:tcPr>
-            <w:tcW w:type="dxa" w:w="1026"/>
+            <w:tcW w:type="dxa" w:w="907"/>
           </w:tcPr>
           <w:p>
             <w:pPr>
@@ -27534,7 +27534,7 @@
         </w:tc>
         <w:tc>
           <w:tcPr>
-            <w:tcW w:type="dxa" w:w="1026"/>
+            <w:tcW w:type="dxa" w:w="907"/>
           </w:tcPr>
           <w:p>
             <w:pPr>
@@ -27552,7 +27552,7 @@
         </w:tc>
         <w:tc>
           <w:tcPr>
-            <w:tcW w:type="dxa" w:w="1026"/>
+            <w:tcW w:type="dxa" w:w="907"/>
           </w:tcPr>
           <w:p>
             <w:pPr>
@@ -27575,7 +27575,7 @@
         </w:trPr>
         <w:tc>
           <w:tcPr>
-            <w:tcW w:type="dxa" w:w="1984"/>
+            <w:tcW w:type="dxa" w:w="3118"/>
           </w:tcPr>
           <w:p>
             <w:r/>
@@ -27590,7 +27590,7 @@
         </w:tc>
         <w:tc>
           <w:tcPr>
-            <w:tcW w:type="dxa" w:w="1026"/>
+            <w:tcW w:type="dxa" w:w="907"/>
           </w:tcPr>
           <w:p>
             <w:pPr>
@@ -27608,7 +27608,7 @@
         </w:tc>
         <w:tc>
           <w:tcPr>
-            <w:tcW w:type="dxa" w:w="1026"/>
+            <w:tcW w:type="dxa" w:w="907"/>
           </w:tcPr>
           <w:p>
             <w:pPr>
@@ -27626,7 +27626,7 @@
         </w:tc>
         <w:tc>
           <w:tcPr>
-            <w:tcW w:type="dxa" w:w="1026"/>
+            <w:tcW w:type="dxa" w:w="907"/>
           </w:tcPr>
           <w:p>
             <w:pPr>
@@ -27644,7 +27644,7 @@
         </w:tc>
         <w:tc>
           <w:tcPr>
-            <w:tcW w:type="dxa" w:w="1026"/>
+            <w:tcW w:type="dxa" w:w="907"/>
           </w:tcPr>
           <w:p>
             <w:pPr>
@@ -27662,7 +27662,7 @@
         </w:tc>
         <w:tc>
           <w:tcPr>
-            <w:tcW w:type="dxa" w:w="1026"/>
+            <w:tcW w:type="dxa" w:w="907"/>
           </w:tcPr>
           <w:p>
             <w:pPr>
@@ -27680,7 +27680,7 @@
         </w:tc>
         <w:tc>
           <w:tcPr>
-            <w:tcW w:type="dxa" w:w="1026"/>
+            <w:tcW w:type="dxa" w:w="907"/>
           </w:tcPr>
           <w:p>
             <w:pPr>
@@ -27698,7 +27698,7 @@
         </w:tc>
         <w:tc>
           <w:tcPr>
-            <w:tcW w:type="dxa" w:w="1026"/>
+            <w:tcW w:type="dxa" w:w="907"/>
           </w:tcPr>
           <w:p>
             <w:pPr>
@@ -27739,14 +27739,14 @@
         <w:tblLayout w:type="fixed"/>
       </w:tblPr>
       <w:tblGrid>
-        <w:gridCol w:w="1984"/>
-        <w:gridCol w:w="1026"/>
-        <w:gridCol w:w="1026"/>
-        <w:gridCol w:w="1026"/>
-        <w:gridCol w:w="1026"/>
-        <w:gridCol w:w="1026"/>
-        <w:gridCol w:w="1026"/>
-        <w:gridCol w:w="1026"/>
+        <w:gridCol w:w="2722"/>
+        <w:gridCol w:w="964"/>
+        <w:gridCol w:w="964"/>
+        <w:gridCol w:w="964"/>
+        <w:gridCol w:w="964"/>
+        <w:gridCol w:w="964"/>
+        <w:gridCol w:w="964"/>
+        <w:gridCol w:w="964"/>
       </w:tblGrid>
       <w:tr>
         <w:trPr>
@@ -27754,7 +27754,7 @@
         </w:trPr>
         <w:tc>
           <w:tcPr>
-            <w:tcW w:type="dxa" w:w="1984"/>
+            <w:tcW w:type="dxa" w:w="2721"/>
           </w:tcPr>
           <w:p>
             <w:r/>
@@ -27770,7 +27770,7 @@
         </w:tc>
         <w:tc>
           <w:tcPr>
-            <w:tcW w:type="dxa" w:w="1026"/>
+            <w:tcW w:type="dxa" w:w="964"/>
           </w:tcPr>
           <w:p>
             <w:r/>
@@ -27786,7 +27786,7 @@
         </w:tc>
         <w:tc>
           <w:tcPr>
-            <w:tcW w:type="dxa" w:w="1026"/>
+            <w:tcW w:type="dxa" w:w="964"/>
           </w:tcPr>
           <w:p>
             <w:r/>
@@ -27802,7 +27802,7 @@
         </w:tc>
         <w:tc>
           <w:tcPr>
-            <w:tcW w:type="dxa" w:w="1026"/>
+            <w:tcW w:type="dxa" w:w="964"/>
           </w:tcPr>
           <w:p>
             <w:r/>
@@ -27818,7 +27818,7 @@
         </w:tc>
         <w:tc>
           <w:tcPr>
-            <w:tcW w:type="dxa" w:w="1026"/>
+            <w:tcW w:type="dxa" w:w="964"/>
           </w:tcPr>
           <w:p>
             <w:r/>
@@ -27834,7 +27834,7 @@
         </w:tc>
         <w:tc>
           <w:tcPr>
-            <w:tcW w:type="dxa" w:w="1026"/>
+            <w:tcW w:type="dxa" w:w="964"/>
           </w:tcPr>
           <w:p>
             <w:r/>
@@ -27850,7 +27850,7 @@
         </w:tc>
         <w:tc>
           <w:tcPr>
-            <w:tcW w:type="dxa" w:w="1026"/>
+            <w:tcW w:type="dxa" w:w="964"/>
           </w:tcPr>
           <w:p>
             <w:r/>
@@ -27866,7 +27866,7 @@
         </w:tc>
         <w:tc>
           <w:tcPr>
-            <w:tcW w:type="dxa" w:w="1026"/>
+            <w:tcW w:type="dxa" w:w="964"/>
           </w:tcPr>
           <w:p>
             <w:r/>
@@ -27887,7 +27887,7 @@
         </w:trPr>
         <w:tc>
           <w:tcPr>
-            <w:tcW w:type="dxa" w:w="1984"/>
+            <w:tcW w:type="dxa" w:w="2721"/>
           </w:tcPr>
           <w:p>
             <w:r/>
@@ -27902,7 +27902,7 @@
         </w:tc>
         <w:tc>
           <w:tcPr>
-            <w:tcW w:type="dxa" w:w="1026"/>
+            <w:tcW w:type="dxa" w:w="964"/>
           </w:tcPr>
           <w:p>
             <w:pPr>
@@ -27920,7 +27920,7 @@
         </w:tc>
         <w:tc>
           <w:tcPr>
-            <w:tcW w:type="dxa" w:w="1026"/>
+            <w:tcW w:type="dxa" w:w="964"/>
           </w:tcPr>
           <w:p>
             <w:pPr>
@@ -27938,7 +27938,7 @@
         </w:tc>
         <w:tc>
           <w:tcPr>
-            <w:tcW w:type="dxa" w:w="1026"/>
+            <w:tcW w:type="dxa" w:w="964"/>
           </w:tcPr>
           <w:p>
             <w:pPr>
@@ -27956,7 +27956,7 @@
         </w:tc>
         <w:tc>
           <w:tcPr>
-            <w:tcW w:type="dxa" w:w="1026"/>
+            <w:tcW w:type="dxa" w:w="964"/>
           </w:tcPr>
           <w:p>
             <w:pPr>
@@ -27974,7 +27974,7 @@
         </w:tc>
         <w:tc>
           <w:tcPr>
-            <w:tcW w:type="dxa" w:w="1026"/>
+            <w:tcW w:type="dxa" w:w="964"/>
           </w:tcPr>
           <w:p>
             <w:pPr>
@@ -27992,7 +27992,7 @@
         </w:tc>
         <w:tc>
           <w:tcPr>
-            <w:tcW w:type="dxa" w:w="1026"/>
+            <w:tcW w:type="dxa" w:w="964"/>
           </w:tcPr>
           <w:p>
             <w:pPr>
@@ -28010,7 +28010,7 @@
         </w:tc>
         <w:tc>
           <w:tcPr>
-            <w:tcW w:type="dxa" w:w="1026"/>
+            <w:tcW w:type="dxa" w:w="964"/>
           </w:tcPr>
           <w:p>
             <w:pPr>
@@ -28033,7 +28033,7 @@
         </w:trPr>
         <w:tc>
           <w:tcPr>
-            <w:tcW w:type="dxa" w:w="1984"/>
+            <w:tcW w:type="dxa" w:w="2721"/>
           </w:tcPr>
           <w:p>
             <w:r/>
@@ -28048,7 +28048,7 @@
         </w:tc>
         <w:tc>
           <w:tcPr>
-            <w:tcW w:type="dxa" w:w="1026"/>
+            <w:tcW w:type="dxa" w:w="964"/>
           </w:tcPr>
           <w:p>
             <w:pPr>
@@ -28066,7 +28066,7 @@
         </w:tc>
         <w:tc>
           <w:tcPr>
-            <w:tcW w:type="dxa" w:w="1026"/>
+            <w:tcW w:type="dxa" w:w="964"/>
           </w:tcPr>
           <w:p>
             <w:pPr>
@@ -28084,7 +28084,7 @@
         </w:tc>
         <w:tc>
           <w:tcPr>
-            <w:tcW w:type="dxa" w:w="1026"/>
+            <w:tcW w:type="dxa" w:w="964"/>
           </w:tcPr>
           <w:p>
             <w:pPr>
@@ -28102,7 +28102,7 @@
         </w:tc>
         <w:tc>
           <w:tcPr>
-            <w:tcW w:type="dxa" w:w="1026"/>
+            <w:tcW w:type="dxa" w:w="964"/>
           </w:tcPr>
           <w:p>
             <w:pPr>
@@ -28120,7 +28120,7 @@
         </w:tc>
         <w:tc>
           <w:tcPr>
-            <w:tcW w:type="dxa" w:w="1026"/>
+            <w:tcW w:type="dxa" w:w="964"/>
           </w:tcPr>
           <w:p>
             <w:pPr>
@@ -28138,7 +28138,7 @@
         </w:tc>
         <w:tc>
           <w:tcPr>
-            <w:tcW w:type="dxa" w:w="1026"/>
+            <w:tcW w:type="dxa" w:w="964"/>
           </w:tcPr>
           <w:p>
             <w:pPr>
@@ -28156,7 +28156,7 @@
         </w:tc>
         <w:tc>
           <w:tcPr>
-            <w:tcW w:type="dxa" w:w="1026"/>
+            <w:tcW w:type="dxa" w:w="964"/>
           </w:tcPr>
           <w:p>
             <w:pPr>
@@ -28179,7 +28179,7 @@
         </w:trPr>
         <w:tc>
           <w:tcPr>
-            <w:tcW w:type="dxa" w:w="1984"/>
+            <w:tcW w:type="dxa" w:w="2721"/>
           </w:tcPr>
           <w:p>
             <w:r/>
@@ -28194,7 +28194,7 @@
         </w:tc>
         <w:tc>
           <w:tcPr>
-            <w:tcW w:type="dxa" w:w="1026"/>
+            <w:tcW w:type="dxa" w:w="964"/>
           </w:tcPr>
           <w:p>
             <w:pPr>
@@ -28212,7 +28212,7 @@
         </w:tc>
         <w:tc>
           <w:tcPr>
-            <w:tcW w:type="dxa" w:w="1026"/>
+            <w:tcW w:type="dxa" w:w="964"/>
           </w:tcPr>
           <w:p>
             <w:pPr>
@@ -28230,7 +28230,7 @@
         </w:tc>
         <w:tc>
           <w:tcPr>
-            <w:tcW w:type="dxa" w:w="1026"/>
+            <w:tcW w:type="dxa" w:w="964"/>
           </w:tcPr>
           <w:p>
             <w:pPr>
@@ -28248,7 +28248,7 @@
         </w:tc>
         <w:tc>
           <w:tcPr>
-            <w:tcW w:type="dxa" w:w="1026"/>
+            <w:tcW w:type="dxa" w:w="964"/>
           </w:tcPr>
           <w:p>
             <w:pPr>
@@ -28266,7 +28266,7 @@
         </w:tc>
         <w:tc>
           <w:tcPr>
-            <w:tcW w:type="dxa" w:w="1026"/>
+            <w:tcW w:type="dxa" w:w="964"/>
           </w:tcPr>
           <w:p>
             <w:pPr>
@@ -28284,7 +28284,7 @@
         </w:tc>
         <w:tc>
           <w:tcPr>
-            <w:tcW w:type="dxa" w:w="1026"/>
+            <w:tcW w:type="dxa" w:w="964"/>
           </w:tcPr>
           <w:p>
             <w:pPr>
@@ -28302,7 +28302,7 @@
         </w:tc>
         <w:tc>
           <w:tcPr>
-            <w:tcW w:type="dxa" w:w="1026"/>
+            <w:tcW w:type="dxa" w:w="964"/>
           </w:tcPr>
           <w:p>
             <w:pPr>
@@ -28325,7 +28325,7 @@
         </w:trPr>
         <w:tc>
           <w:tcPr>
-            <w:tcW w:type="dxa" w:w="1984"/>
+            <w:tcW w:type="dxa" w:w="2721"/>
           </w:tcPr>
           <w:p>
             <w:r/>
@@ -28340,7 +28340,7 @@
         </w:tc>
         <w:tc>
           <w:tcPr>
-            <w:tcW w:type="dxa" w:w="1026"/>
+            <w:tcW w:type="dxa" w:w="964"/>
           </w:tcPr>
           <w:p>
             <w:pPr>
@@ -28358,7 +28358,7 @@
         </w:tc>
         <w:tc>
           <w:tcPr>
-            <w:tcW w:type="dxa" w:w="1026"/>
+            <w:tcW w:type="dxa" w:w="964"/>
           </w:tcPr>
           <w:p>
             <w:pPr>
@@ -28376,7 +28376,7 @@
         </w:tc>
         <w:tc>
           <w:tcPr>
-            <w:tcW w:type="dxa" w:w="1026"/>
+            <w:tcW w:type="dxa" w:w="964"/>
           </w:tcPr>
           <w:p>
             <w:pPr>
@@ -28394,7 +28394,7 @@
         </w:tc>
         <w:tc>
           <w:tcPr>
-            <w:tcW w:type="dxa" w:w="1026"/>
+            <w:tcW w:type="dxa" w:w="964"/>
           </w:tcPr>
           <w:p>
             <w:pPr>
@@ -28412,7 +28412,7 @@
         </w:tc>
         <w:tc>
           <w:tcPr>
-            <w:tcW w:type="dxa" w:w="1026"/>
+            <w:tcW w:type="dxa" w:w="964"/>
           </w:tcPr>
           <w:p>
             <w:pPr>
@@ -28430,7 +28430,7 @@
         </w:tc>
         <w:tc>
           <w:tcPr>
-            <w:tcW w:type="dxa" w:w="1026"/>
+            <w:tcW w:type="dxa" w:w="964"/>
           </w:tcPr>
           <w:p>
             <w:pPr>
@@ -28448,7 +28448,7 @@
         </w:tc>
         <w:tc>
           <w:tcPr>
-            <w:tcW w:type="dxa" w:w="1026"/>
+            <w:tcW w:type="dxa" w:w="964"/>
           </w:tcPr>
           <w:p>
             <w:pPr>
@@ -28471,7 +28471,7 @@
         </w:trPr>
         <w:tc>
           <w:tcPr>
-            <w:tcW w:type="dxa" w:w="1984"/>
+            <w:tcW w:type="dxa" w:w="2721"/>
           </w:tcPr>
           <w:p>
             <w:r/>
@@ -28486,7 +28486,7 @@
         </w:tc>
         <w:tc>
           <w:tcPr>
-            <w:tcW w:type="dxa" w:w="1026"/>
+            <w:tcW w:type="dxa" w:w="964"/>
           </w:tcPr>
           <w:p>
             <w:pPr>
@@ -28504,7 +28504,7 @@
         </w:tc>
         <w:tc>
           <w:tcPr>
-            <w:tcW w:type="dxa" w:w="1026"/>
+            <w:tcW w:type="dxa" w:w="964"/>
           </w:tcPr>
           <w:p>
             <w:pPr>
@@ -28522,7 +28522,7 @@
         </w:tc>
         <w:tc>
           <w:tcPr>
-            <w:tcW w:type="dxa" w:w="1026"/>
+            <w:tcW w:type="dxa" w:w="964"/>
           </w:tcPr>
           <w:p>
             <w:pPr>
@@ -28540,7 +28540,7 @@
         </w:tc>
         <w:tc>
           <w:tcPr>
-            <w:tcW w:type="dxa" w:w="1026"/>
+            <w:tcW w:type="dxa" w:w="964"/>
           </w:tcPr>
           <w:p>
             <w:pPr>
@@ -28558,7 +28558,7 @@
         </w:tc>
         <w:tc>
           <w:tcPr>
-            <w:tcW w:type="dxa" w:w="1026"/>
+            <w:tcW w:type="dxa" w:w="964"/>
           </w:tcPr>
           <w:p>
             <w:pPr>
@@ -28576,7 +28576,7 @@
         </w:tc>
         <w:tc>
           <w:tcPr>
-            <w:tcW w:type="dxa" w:w="1026"/>
+            <w:tcW w:type="dxa" w:w="964"/>
           </w:tcPr>
           <w:p>
             <w:pPr>
@@ -28594,7 +28594,7 @@
         </w:tc>
         <w:tc>
           <w:tcPr>
-            <w:tcW w:type="dxa" w:w="1026"/>
+            <w:tcW w:type="dxa" w:w="964"/>
           </w:tcPr>
           <w:p>
             <w:pPr>
@@ -28617,7 +28617,7 @@
         </w:trPr>
         <w:tc>
           <w:tcPr>
-            <w:tcW w:type="dxa" w:w="1984"/>
+            <w:tcW w:type="dxa" w:w="2721"/>
           </w:tcPr>
           <w:p>
             <w:r/>
@@ -28632,7 +28632,7 @@
         </w:tc>
         <w:tc>
           <w:tcPr>
-            <w:tcW w:type="dxa" w:w="1026"/>
+            <w:tcW w:type="dxa" w:w="964"/>
           </w:tcPr>
           <w:p>
             <w:pPr>
@@ -28650,7 +28650,7 @@
         </w:tc>
         <w:tc>
           <w:tcPr>
-            <w:tcW w:type="dxa" w:w="1026"/>
+            <w:tcW w:type="dxa" w:w="964"/>
           </w:tcPr>
           <w:p>
             <w:pPr>
@@ -28668,7 +28668,7 @@
         </w:tc>
         <w:tc>
           <w:tcPr>
-            <w:tcW w:type="dxa" w:w="1026"/>
+            <w:tcW w:type="dxa" w:w="964"/>
           </w:tcPr>
           <w:p>
             <w:pPr>
@@ -28686,7 +28686,7 @@
         </w:tc>
         <w:tc>
           <w:tcPr>
-            <w:tcW w:type="dxa" w:w="1026"/>
+            <w:tcW w:type="dxa" w:w="964"/>
           </w:tcPr>
           <w:p>
             <w:pPr>
@@ -28704,7 +28704,7 @@
         </w:tc>
         <w:tc>
           <w:tcPr>
-            <w:tcW w:type="dxa" w:w="1026"/>
+            <w:tcW w:type="dxa" w:w="964"/>
           </w:tcPr>
           <w:p>
             <w:pPr>
@@ -28722,7 +28722,7 @@
         </w:tc>
         <w:tc>
           <w:tcPr>
-            <w:tcW w:type="dxa" w:w="1026"/>
+            <w:tcW w:type="dxa" w:w="964"/>
           </w:tcPr>
           <w:p>
             <w:pPr>
@@ -28740,7 +28740,7 @@
         </w:tc>
         <w:tc>
           <w:tcPr>
-            <w:tcW w:type="dxa" w:w="1026"/>
+            <w:tcW w:type="dxa" w:w="964"/>
           </w:tcPr>
           <w:p>
             <w:pPr>
@@ -32046,7 +32046,7 @@
     </w:p>
     <w:sectPr>
       <w:pgSz w:w="12240" w:h="15840"/>
-      <w:pgMar w:top="1134" w:right="1304" w:bottom="1134" w:left="1304" w:header="720" w:footer="720" w:gutter="0"/>
+      <w:pgMar w:top="1134" w:right="1219" w:bottom="1134" w:left="1219" w:header="720" w:footer="720" w:gutter="0"/>
       <w:cols w:space="720"/>
       <w:docGrid w:linePitch="360"/>
     </w:sectPr>

--- a/engine/phdc_study/PHDC_Valuation_Study_17-09-2026.docx
+++ b/engine/phdc_study/PHDC_Valuation_Study_17-09-2026.docx
@@ -105,7 +105,7 @@
           <w:color w:val="5B6570"/>
           <w:sz w:val="18"/>
         </w:rPr>
-        <w:t>Information set: everything the company had published as at 2 September 2026, which ends at its first-quarter 2026 results — the reviewed statements of 31 March 2026 included. No half-year 2026 figures had been released at that date.</w:t>
+        <w:t>Information set: everything the company had published up to and including its reviewed consolidated statements for the period ended 30 June 2026, which is the latest disclosure of any kind. The half-year results release, which carries units sold and new sales, is not posted; that gap is listed in section 7.</w:t>
       </w:r>
     </w:p>
     <w:p>
@@ -127,7 +127,7 @@
           <w:color w:val="1A1D21"/>
           <w:sz w:val="23"/>
         </w:rPr>
-        <w:t>Palm Hills is worth EGP 13.91 a share on a base case built from the company's own units and prices, in a range of EGP 2.62 to EGP 45.11 across the full observed range of the one thing that decides it. The shares trade at EGP 14.40.</w:t>
+        <w:t>Palm Hills is worth EGP 13.91 a share on a base case built from the company's own units and prices, in a range of EGP 4.75 to EGP 38.90 across the full observed range of the one thing that decides it. The shares trade at EGP 14.40.</w:t>
       </w:r>
     </w:p>
     <w:p>
@@ -337,7 +337,7 @@
                 <w:color w:val="1A1D21"/>
                 <w:sz w:val="17"/>
               </w:rPr>
-              <w:t>2.62</w:t>
+              <w:t>4.75</w:t>
             </w:r>
           </w:p>
         </w:tc>
@@ -373,7 +373,7 @@
                 <w:color w:val="1A1D21"/>
                 <w:sz w:val="17"/>
               </w:rPr>
-              <w:t>45.11</w:t>
+              <w:t>38.90</w:t>
             </w:r>
           </w:p>
         </w:tc>
@@ -1386,7 +1386,7 @@
           <w:color w:val="1A1D21"/>
           <w:sz w:val="20"/>
         </w:rPr>
-        <w:t>The model runs five years from the audited 2025 base and then a terminal value. Revenue is limited by how much the company can build and hand over, not by how much it has sold: the order book is EGP 263bn against 2025 revenue of EGP 36.2bn, so sales are not the binding constraint and have not been for some years. Revenue is therefore units handed over times the revenue each one carries — 2,035 units in 2026, growing 15 per cent a year on the company's own disclosed run of handovers, at EGP 19.73 million a unit escalating with inflation. Nothing here is a ratio applied to last year's revenue.</w:t>
+        <w:t>The model runs 15 years from the audited 2025 base and then a terminal value. Revenue is limited by how much the company can build and hand over, not by how much it has sold: the order book is EGP 263bn against 2025 revenue of EGP 36.2bn, so sales are not the binding constraint and have not been for some years. Revenue is therefore units handed over times the revenue each one carries — 2,035 units in 2026, growing 15 per cent a year on the company's own disclosed run of handovers, at EGP 19.73 million a unit escalating with inflation. Nothing here is a ratio applied to last year's revenue.</w:t>
       </w:r>
     </w:p>
     <w:p>
@@ -1400,7 +1400,7 @@
           <w:color w:val="1A1D21"/>
           <w:sz w:val="20"/>
         </w:rPr>
-        <w:t>Cost is recognised on the same completion schedule as revenue. That sounds obvious and it is the single most important correction in this edition. Since January 2016 the company has recognised revenue on standalone units as construction progresses; a model that accrues revenue that way but accrues cost on handover has the two legs on different clocks, and it systematically overstates profit. Gross margin here is an output of price against cost, never an input.</w:t>
+        <w:t>Cost is recognised on the same completion schedule as revenue. That sounds obvious and it is the single most important correction in this edition. Since January 2016 the company has recognised revenue on standalone units as construction progresses; a model that accrues revenue that way but accrues cost on handover has the two legs on different clocks, and it systematically overstates profit. GROSS MARGIN HERE IS ANCHORED RATHER THAN SOLVED OUT OF TWO INDEPENDENT LEGS, and this study says so rather than claiming otherwise. The company publishes no delivered-unit count for any period after FY2024, so every later count in this model is implied from revenue divided by price per unit — which leaves no independent cost per unit to build, whichever way the arithmetic is written. The margin is therefore set at the latest reviewed period and cost per delivered unit is solved from it. The missing disclosure is registered in section 7.</w:t>
       </w:r>
     </w:p>
     <w:tbl>
@@ -4195,7 +4195,7 @@
           <w:color w:val="5B6570"/>
           <w:sz w:val="16"/>
         </w:rPr>
-        <w:t>Every line follows from the two engines above. Gross margin is what price per unit and cost per unit leave behind, not an assumption.</w:t>
+        <w:t>Every line follows from the two engines above. Gross margin is ANCHORED on the latest reviewed period and cost per delivered unit is solved from it — the company discloses no unit count after FY2024, so there is no independent cost per unit to build. See section 7.</w:t>
       </w:r>
     </w:p>
     <w:p>
@@ -7006,7 +7006,7 @@
           <w:color w:val="1A1D21"/>
           <w:sz w:val="20"/>
         </w:rPr>
-        <w:t>Shareholders' funds attributable to the parent were EGP 18,911 million at 31 March 2026, or EGP 6.61 a share, against a market price of EGP 14.40 — the shares change hands at about 2.2 times book. The earlier edition divided total equity, minority interests included, by the parent's shares; this one puts the numerator on the same footing as the share count, and on the latest disclosed sheet. Profit after tax and minority interest of EGP 4,217 million in 2025 on average shareholders' funds gives a return on equity of roughly 25.3%. Against a cost of equity of 31.3%, the company is not currently earning its cost of capital on book, which is why book value sits well below every cash-flow read in this study rather than acting as a floor.</w:t>
+        <w:t>Shareholders' funds attributable to the parent were EGP 18,911 million at 30 June 2026, or EGP 6.61 a share, against a market price of EGP 14.40 — the shares change hands at about 2.2 times book. The earlier edition divided total equity, minority interests included, by the parent's shares; this one puts the numerator on the same footing as the share count, and on the latest disclosed sheet. Profit after tax and minority interest of EGP 4,217 million in 2025 on average shareholders' funds gives a return on equity of roughly 25.3%. Against a cost of equity of 31.3%, the company is not currently earning its cost of capital on book, which is why book value sits well below every cash-flow read in this study rather than acting as a floor.</w:t>
       </w:r>
     </w:p>
     <w:p>
@@ -7240,7 +7240,7 @@
                 <w:color w:val="1A1D21"/>
                 <w:sz w:val="17"/>
               </w:rPr>
-              <w:t>2.62</w:t>
+              <w:t>4.75</w:t>
             </w:r>
           </w:p>
         </w:tc>
@@ -7276,7 +7276,7 @@
                 <w:color w:val="1A1D21"/>
                 <w:sz w:val="17"/>
               </w:rPr>
-              <w:t>45.11</w:t>
+              <w:t>38.90</w:t>
             </w:r>
           </w:p>
         </w:tc>
@@ -12608,7 +12608,7 @@
                 <w:color w:val="1A1D21"/>
                 <w:sz w:val="17"/>
               </w:rPr>
-              <w:t>Collection schedule</w:t>
+              <w:t>Line-by-line 2025 cash flow</w:t>
             </w:r>
           </w:p>
         </w:tc>
@@ -12623,7 +12623,7 @@
                 <w:color w:val="1A1D21"/>
                 <w:sz w:val="17"/>
               </w:rPr>
-              <w:t>Down payment, instalment tenor and post-handover tail are not published. This is the crux; it is measured from outcomes instead of built from terms.</w:t>
+              <w:t>Published in its three totals only, so the working-capital wedge cannot be decomposed. It is why the projection is published in two framings.</w:t>
             </w:r>
           </w:p>
         </w:tc>
@@ -12638,7 +12638,7 @@
                 <w:color w:val="1A1D21"/>
                 <w:sz w:val="17"/>
               </w:rPr>
-              <w:t>Disclosure of contract terms.</w:t>
+              <w:t>The full fy2025 cash-flow statement.</w:t>
             </w:r>
           </w:p>
         </w:tc>
@@ -12658,7 +12658,7 @@
                 <w:color w:val="1A1D21"/>
                 <w:sz w:val="17"/>
               </w:rPr>
-              <w:t>Project unit economics</w:t>
+              <w:t>Full-year 2025 operating figures</w:t>
             </w:r>
           </w:p>
         </w:tc>
@@ -12673,7 +12673,7 @@
                 <w:color w:val="1A1D21"/>
                 <w:sz w:val="17"/>
               </w:rPr>
-              <w:t>No per-project unit mix, unit area, price per square metre or construction cost per square metre is disclosed.</w:t>
+              <w:t>The audited statements were published; the results release, which carries units sold, new sales and deliveries, was not.</w:t>
             </w:r>
           </w:p>
         </w:tc>
@@ -12688,7 +12688,7 @@
                 <w:color w:val="1A1D21"/>
                 <w:sz w:val="17"/>
               </w:rPr>
-              <w:t>Project-level disclosure or an investor presentation carrying them.</w:t>
+              <w:t>The fy2025 release, or the company confirming the figures directly.</w:t>
             </w:r>
           </w:p>
         </w:tc>
@@ -12708,7 +12708,7 @@
                 <w:color w:val="1A1D21"/>
                 <w:sz w:val="17"/>
               </w:rPr>
-              <w:t>Cost of debt</w:t>
+              <w:t>Half-year 2026 operating figures</w:t>
             </w:r>
           </w:p>
         </w:tc>
@@ -12723,7 +12723,7 @@
                 <w:color w:val="1A1D21"/>
                 <w:sz w:val="17"/>
               </w:rPr>
-              <w:t>The February 2026 securitisation publishes sizes, tenors and ratings but no coupon.</w:t>
+              <w:t>The reviewed half-year STATEMENTS are held and the model stands on them. The half-year RELEASE, which carries units and new sales, is not posted.</w:t>
             </w:r>
           </w:p>
         </w:tc>
@@ -12738,7 +12738,7 @@
                 <w:color w:val="1A1D21"/>
                 <w:sz w:val="17"/>
               </w:rPr>
-              <w:t>A coupon on any tranche.</w:t>
+              <w:t>The h1-2026 release.</w:t>
             </w:r>
           </w:p>
         </w:tc>
@@ -12758,7 +12758,7 @@
                 <w:color w:val="1A1D21"/>
                 <w:sz w:val="17"/>
               </w:rPr>
-              <w:t>Full-year 2025 operating figures</w:t>
+              <w:t>Cost of debt</w:t>
             </w:r>
           </w:p>
         </w:tc>
@@ -12773,7 +12773,7 @@
                 <w:color w:val="1A1D21"/>
                 <w:sz w:val="17"/>
               </w:rPr>
-              <w:t>The audited statements were published; the results release, which carries units and new sales, was not.</w:t>
+              <w:t>The February 2026 securitisation publishes sizes, tenors and ratings but no coupon on any tranche.</w:t>
             </w:r>
           </w:p>
         </w:tc>
@@ -12788,7 +12788,7 @@
                 <w:color w:val="1A1D21"/>
                 <w:sz w:val="17"/>
               </w:rPr>
-              <w:t>The 2025 results release.</w:t>
+              <w:t>The offering circular or a disclosed coupon.</w:t>
             </w:r>
           </w:p>
         </w:tc>
@@ -12808,7 +12808,7 @@
                 <w:color w:val="1A1D21"/>
                 <w:sz w:val="17"/>
               </w:rPr>
-              <w:t>Half-year 2026</w:t>
+              <w:t>Project unit economics</w:t>
             </w:r>
           </w:p>
         </w:tc>
@@ -12823,7 +12823,7 @@
                 <w:color w:val="1A1D21"/>
                 <w:sz w:val="17"/>
               </w:rPr>
-              <w:t>Nothing newer than the first quarter of 2026 had been published as at this edition's date.</w:t>
+              <w:t>No per-project unit mix, unit area, price per square metre or construction cost per square metre is disclosed.</w:t>
             </w:r>
           </w:p>
         </w:tc>
@@ -12838,7 +12838,57 @@
                 <w:color w:val="1A1D21"/>
                 <w:sz w:val="17"/>
               </w:rPr>
-              <w:t>The half-year filing.</w:t>
+              <w:t>An investor presentation or project-level disclosure carrying unit economics.</w:t>
+            </w:r>
+          </w:p>
+        </w:tc>
+      </w:tr>
+      <w:tr>
+        <w:trPr>
+          <w:cantSplit/>
+        </w:trPr>
+        <w:tc>
+          <w:tcPr>
+            <w:tcW w:type="dxa" w:w="2041"/>
+          </w:tcPr>
+          <w:p>
+            <w:r/>
+            <w:r>
+              <w:rPr>
+                <w:color w:val="1A1D21"/>
+                <w:sz w:val="17"/>
+              </w:rPr>
+              <w:t>Cost to complete the order book</w:t>
+            </w:r>
+          </w:p>
+        </w:tc>
+        <w:tc>
+          <w:tcPr>
+            <w:tcW w:type="dxa" w:w="3969"/>
+          </w:tcPr>
+          <w:p>
+            <w:r/>
+            <w:r>
+              <w:rPr>
+                <w:color w:val="1A1D21"/>
+                <w:sz w:val="17"/>
+              </w:rPr>
+              <w:t>Not disclosed as a single figure. It is inferred from the realised gross margin and flagged where used.</w:t>
+            </w:r>
+          </w:p>
+        </w:tc>
+        <w:tc>
+          <w:tcPr>
+            <w:tcW w:type="dxa" w:w="2948"/>
+          </w:tcPr>
+          <w:p>
+            <w:r/>
+            <w:r>
+              <w:rPr>
+                <w:color w:val="1A1D21"/>
+                <w:sz w:val="17"/>
+              </w:rPr>
+              <w:t>Not stated in the register.</w:t>
             </w:r>
           </w:p>
         </w:tc>
@@ -16383,7 +16433,7 @@
           <w:color w:val="5B6570"/>
           <w:sz w:val="16"/>
         </w:rPr>
-        <w:t>Five forecast years. Gross margin is what price per unit and cost per unit leave behind, never an input. Years three to five should be read against the range in section 1.9, not as points.</w:t>
+        <w:t>15 forecast years, the first five and then every fifth. Gross margin is anchored on the latest reviewed period and cost per delivered unit solved from it, for the reason given in section 1.1. Years three to five should be read against the range in section 1.9, not as points.</w:t>
       </w:r>
     </w:p>
     <w:p>
@@ -28783,7 +28833,7 @@
           <w:color w:val="1A1D21"/>
           <w:sz w:val="20"/>
         </w:rPr>
-        <w:t>This reading does not produce a value per share, and the reason is worth stating plainly rather than burying. Free cash flow is negative in every one of the five years and reaches minus EGP 4,363 million in 2030. A terminal value taken on a negative flow returns a large negative number that looks like a valuation and is not one: it asserts the company burns cash for ever at a compounding rate, which is not a forecast anybody made. So none is taken. What this reading measures instead is the funding the growth would need.</w:t>
+        <w:t>This reading does not produce a value per share, and the reason is worth stating plainly rather than burying. Free cash flow is negative in every one of the 15 years and reaches minus EGP 4,363 million in 2040. A terminal value taken on a negative flow returns a large negative number that looks like a valuation and is not one: it asserts the company burns cash for ever at a compounding rate, which is not a forecast anybody made. So none is taken. What this reading measures instead is the funding the growth would need.</w:t>
       </w:r>
     </w:p>
     <w:tbl>
@@ -28851,7 +28901,7 @@
                 <w:color w:val="1A1D21"/>
                 <w:sz w:val="17"/>
               </w:rPr>
-              <w:t>Present value of the five forecast years</w:t>
+              <w:t>Present value of the 15 forecast years</w:t>
             </w:r>
           </w:p>
         </w:tc>
@@ -28889,7 +28939,7 @@
                 <w:color w:val="1A1D21"/>
                 <w:sz w:val="17"/>
               </w:rPr>
-              <w:t>New borrowing required by 2030</w:t>
+              <w:t>New borrowing required by 2040</w:t>
             </w:r>
           </w:p>
         </w:tc>
@@ -28927,7 +28977,7 @@
                 <w:color w:val="1A1D21"/>
                 <w:sz w:val="17"/>
               </w:rPr>
-              <w:t>Its annual interest by 2030, at 25.50 per cent</w:t>
+              <w:t>Its annual interest by 2040, at 25.50 per cent</w:t>
             </w:r>
           </w:p>
         </w:tc>
@@ -28965,7 +29015,7 @@
                 <w:color w:val="1A1D21"/>
                 <w:sz w:val="17"/>
               </w:rPr>
-              <w:t>That interest as a share of 2030 operating profit</w:t>
+              <w:t>That interest as a share of 2040 operating profit</w:t>
             </w:r>
           </w:p>
         </w:tc>
@@ -29000,7 +29050,7 @@
           <w:color w:val="5B6570"/>
           <w:sz w:val="16"/>
         </w:rPr>
-        <w:t>The interest on that borrowing is not in the profit forecast above, and by 2030 it would exceed operating profit outright. The collection cycle and this growth path cannot both hold — which is the finding, not a defect in the arithmetic.</w:t>
+        <w:t>The interest on that borrowing is not in the profit forecast above, and by 2040 it would absorb operating profit — 76 per cent of it. The collection cycle and this growth path cannot both hold, which is the finding rather than a defect in the arithmetic.</w:t>
       </w:r>
     </w:p>
     <w:p>
@@ -30592,7 +30642,7 @@
                 <w:color w:val="1A1D21"/>
                 <w:sz w:val="17"/>
               </w:rPr>
-              <w:t>Present value of five explicit years</w:t>
+              <w:t>Present value of the 15 explicit years</w:t>
             </w:r>
           </w:p>
         </w:tc>
@@ -30630,7 +30680,7 @@
                 <w:color w:val="1A1D21"/>
                 <w:sz w:val="17"/>
               </w:rPr>
-              <w:t>Present value beyond year five</w:t>
+              <w:t>Present value beyond year 15</w:t>
             </w:r>
           </w:p>
         </w:tc>
@@ -30706,7 +30756,7 @@
                 <w:color w:val="1A1D21"/>
                 <w:sz w:val="17"/>
               </w:rPr>
-              <w:t>less net debt, 31 March 2026</w:t>
+              <w:t>less net debt, 2026-06-30</w:t>
             </w:r>
           </w:p>
         </w:tc>
@@ -30744,7 +30794,7 @@
                 <w:color w:val="1A1D21"/>
                 <w:sz w:val="17"/>
               </w:rPr>
-              <w:t>plus associates and investment property, 31 March 2026</w:t>
+              <w:t>plus associates and investment property, 2026-06-30</w:t>
             </w:r>
           </w:p>
         </w:tc>
@@ -30944,7 +30994,7 @@
           <w:color w:val="1A1D21"/>
           <w:sz w:val="20"/>
         </w:rPr>
-        <w:t>Named sensitivity: a move in cash conversion from 3.9% to 17.9% takes the answer from EGP 4.75 to EGP 38.90. Falsifier stated in advance: if the 2026 and 2027 cash-flow statements show conversion inside two percentage points of 7.7%, this reading is right and the range should collapse toward its centre; if they straddle the full observed spread again, the method should be abandoned for this company.</w:t>
+        <w:t>Named sensitivity: a move in cash conversion from 3.9% to 17.9% takes the answer from EGP 4.75 to EGP 38.90, with the cost-of-capital schedule held so that one driver moves. Shifting the whole schedule as well — 200 basis points up on the low case, 100 down on the high — widens that to EGP 2.62 and EGP 45.11; that is a second driver, and it is published here rather than folded into the range. Falsifier stated in advance: if the 2026 and 2027 cash-flow statements show conversion inside two percentage points of 7.7%, this reading is right and the range should collapse toward its centre; if they straddle the full observed spread again, the method should be abandoned for this company.</w:t>
       </w:r>
     </w:p>
     <w:p>
@@ -30998,7 +31048,7 @@
                 <w:color w:val="5B6570"/>
                 <w:sz w:val="17"/>
               </w:rPr>
-              <w:t>Working, on the reviewed balance sheet of 31 March 2026</w:t>
+              <w:t>Working, on the reviewed balance sheet of 30 June 2026</w:t>
             </w:r>
           </w:p>
         </w:tc>
@@ -31186,7 +31236,7 @@
                 <w:color w:val="1A1D21"/>
                 <w:sz w:val="17"/>
               </w:rPr>
-              <w:t>less advances from customers</w:t>
+              <w:t>Land, property and all other assets</w:t>
             </w:r>
           </w:p>
         </w:tc>
@@ -31204,7 +31254,7 @@
                 <w:color w:val="1A1D21"/>
                 <w:sz w:val="17"/>
               </w:rPr>
-              <w:t>(83,483)</w:t>
+              <w:t>45,118</w:t>
             </w:r>
           </w:p>
         </w:tc>
@@ -31224,7 +31274,7 @@
                 <w:color w:val="1A1D21"/>
                 <w:sz w:val="17"/>
               </w:rPr>
-              <w:t>less gross borrowings</w:t>
+              <w:t>less advances from customers</w:t>
             </w:r>
           </w:p>
         </w:tc>
@@ -31242,7 +31292,7 @@
                 <w:color w:val="1A1D21"/>
                 <w:sz w:val="17"/>
               </w:rPr>
-              <w:t>(35,275.5)</w:t>
+              <w:t>(83,483)</w:t>
             </w:r>
           </w:p>
         </w:tc>
@@ -31262,7 +31312,45 @@
                 <w:color w:val="1A1D21"/>
                 <w:sz w:val="17"/>
               </w:rPr>
-              <w:t>less other liabilities, balancing</w:t>
+              <w:t>less gross borrowings</w:t>
+            </w:r>
+          </w:p>
+        </w:tc>
+        <w:tc>
+          <w:tcPr>
+            <w:tcW w:type="dxa" w:w="2835"/>
+          </w:tcPr>
+          <w:p>
+            <w:pPr>
+              <w:jc w:val="right"/>
+            </w:pPr>
+            <w:r/>
+            <w:r>
+              <w:rPr>
+                <w:color w:val="1A1D21"/>
+                <w:sz w:val="17"/>
+              </w:rPr>
+              <w:t>(35,275.5)</w:t>
+            </w:r>
+          </w:p>
+        </w:tc>
+      </w:tr>
+      <w:tr>
+        <w:trPr>
+          <w:cantSplit/>
+        </w:trPr>
+        <w:tc>
+          <w:tcPr>
+            <w:tcW w:type="dxa" w:w="5102"/>
+          </w:tcPr>
+          <w:p>
+            <w:r/>
+            <w:r>
+              <w:rPr>
+                <w:color w:val="1A1D21"/>
+                <w:sz w:val="17"/>
+              </w:rPr>
+              <w:t>less all other liabilities</w:t>
             </w:r>
           </w:p>
         </w:tc>

--- a/engine/phdc_study/PHDC_Valuation_Study_17-09-2026.docx
+++ b/engine/phdc_study/PHDC_Valuation_Study_17-09-2026.docx
@@ -20343,7 +20343,7 @@
                 <w:color w:val="1A1D21"/>
                 <w:sz w:val="17"/>
               </w:rPr>
-              <w:t>31,385</w:t>
+              <w:t>31,384</w:t>
             </w:r>
           </w:p>
         </w:tc>
@@ -26092,7 +26092,7 @@
                 <w:color w:val="1A1D21"/>
                 <w:sz w:val="17"/>
               </w:rPr>
-              <w:t>162,537</w:t>
+              <w:t>162,538</w:t>
             </w:r>
           </w:p>
         </w:tc>
@@ -26274,7 +26274,7 @@
                 <w:color w:val="1A1D21"/>
                 <w:sz w:val="17"/>
               </w:rPr>
-              <w:t>31,385</w:t>
+              <w:t>31,384</w:t>
             </w:r>
           </w:p>
         </w:tc>
